--- a/30-Ket-Qua/2026-09-29/Soan-Thao/BC_Qua-trinh-xay-dung-bo-cong-cu-KTC-Quan-tri_20260929_v7_TrackChanges.docx
+++ b/30-Ket-Qua/2026-09-29/Soan-Thao/BC_Qua-trinh-xay-dung-bo-cong-cu-KTC-Quan-tri_20260929_v7_TrackChanges.docx
@@ -513,7 +513,35 @@
           <w:sz w:val="28"/>
           <w:szCs w:val="28"/>
         </w:rPr>
-        <w:t>Thực hiện nội dung 1 và nội dung 2 Kế hoạch số 848/KH-CĐKT ngày 03/9/2026 của Trường Cao đẳng Kon Tum phát triển các công cụ trí tuệ nhân tạo hỗ trợ thực hiện nhiệm vụ của các đơn vị thuộc Trường năm 2026, 2027 và Thông báo số 917/TB-CĐKT ngày 10/8/2026 của Trường Cao đẳng Kon Tum; căn cứ Mục 8 Thông báo số 1056/TB-CĐKT ngày 16/9/2026 của Trường Cao đẳng Kon Tum hướng dẫn sử dụng Skill “tao-skill-va-prompt-chuan” để xây dựng các Skill chuyên dụng phục vụ công việc tại các đơn vị thuộc Trường, Phòng TH-HC&amp;QT báo cáo quá trình xây dựng bộ công cụ trí tuệ nhân tạo KTC-Quan-tri (sau đây gọi là Bộ công cụ), cụ thể như sau:</w:t>
+        <w:t xml:space="preserve">Thực hiện nội dung 1 và nội dung 2 Kế hoạch số 848/KH-CĐKT ngày 03/9/2026 của Trường Cao đẳng Kon Tum phát triển các công cụ trí tuệ nhân tạo hỗ trợ thực hiện nhiệm vụ của các đơn vị thuộc Trường năm 2026, 2027 và </w:t>
+      </w:r>
+      <w:del w:id="1017" w:author="Sửa theo rà soát 897 chính thức 29/9 (Claude)" w:date="2026-09-29T18:36:18Z">
+        <w:r>
+          <w:rPr>
+            <w:rFonts w:asciiTheme="majorHAnsi" w:hAnsiTheme="majorHAnsi" w:cstheme="majorHAnsi"/>
+            <w:sz w:val="28"/>
+            <w:szCs w:val="28"/>
+          </w:rPr>
+          <w:delText xml:space="preserve">Thông báo số 917/TB-CĐKT ngày 10/8/2026 của Trường Cao đẳng Kon Tum;</w:delText>
+        </w:r>
+      </w:del>
+      <w:ins w:id="1018" w:author="Sửa theo rà soát 897 chính thức 29/9 (Claude)" w:date="2026-09-29T18:36:18Z">
+        <w:r>
+          <w:rPr>
+            <w:rFonts w:asciiTheme="majorHAnsi" w:hAnsiTheme="majorHAnsi" w:cstheme="majorHAnsi"/>
+            <w:sz w:val="28"/>
+            <w:szCs w:val="28"/>
+          </w:rPr>
+          <w:t xml:space="preserve">Thông báo số 917/TB-CĐKT ngày 10/8/2026 của Trường Cao đẳng Kon Tum kết luận của Bí thư Đảng ủy - Hiệu trưởng nhà trường tại cuộc họp giao ban công tác tuần từ ngày 10/8/2026 đến 16/8/2026;</w:t>
+        </w:r>
+      </w:ins>
+      <w:r>
+        <w:rPr>
+          <w:rFonts w:asciiTheme="majorHAnsi" w:hAnsiTheme="majorHAnsi" w:cstheme="majorHAnsi"/>
+          <w:sz w:val="28"/>
+          <w:szCs w:val="28"/>
+        </w:rPr>
+        <w:t xml:space="preserve"> căn cứ Mục 8 Thông báo số 1056/TB-CĐKT ngày 16/9/2026 của Trường Cao đẳng Kon Tum hướng dẫn sử dụng Skill “tao-skill-va-prompt-chuan” để xây dựng các Skill chuyên dụng phục vụ công việc tại các đơn vị thuộc Trường, Phòng TH-HC&amp;QT báo cáo quá trình xây dựng bộ công cụ trí tuệ nhân tạo KTC-Quan-tri (sau đây gọi là Bộ công cụ), cụ thể như sau:</w:t>
       </w:r>
     </w:p>
     <w:p>
@@ -568,7 +596,63 @@
           <w:sz w:val="28"/>
           <w:szCs w:val="28"/>
         </w:rPr>
-        <w:t>hỗ trợ xây dựng kế hoạch công tác năm, quý, tháng; tổng hợp báo cáo công tác tháng, quý, 6 tháng, năm theo Thông báo số 736/TB-CĐKT và 6 trục kết quả trọng tâm theo Thông báo số 817/TB-CĐKT; theo dõi nhiệm vụ đến khi có kết quả, minh chứng; hỗ trợ viên chức, người lao động lập kế hoạch và tự đánh giá KPI cá nhân theo Quyết định số 1923/QĐ-CĐKT. Mỗi nhiệm vụ gắn một mã nhiệm vụ (Task_ID) dùng xuyên suốt, bảo đảm báo cáo truy ngược được về nhiệm vụ, đơn vị thực hiện và minh chứng.</w:t>
+        <w:t xml:space="preserve">hỗ trợ xây dựng kế hoạch công tác năm, quý, tháng; tổng hợp báo cáo công tác tháng, quý, 6 tháng, năm </w:t>
+      </w:r>
+      <w:del w:id="1001" w:author="Sửa theo rà soát 897 chính thức 29/9 (Claude)" w:date="2026-09-29T18:36:18Z">
+        <w:r>
+          <w:rPr>
+            <w:rFonts w:asciiTheme="majorHAnsi" w:hAnsiTheme="majorHAnsi" w:cstheme="majorHAnsi"/>
+            <w:sz w:val="28"/>
+            <w:szCs w:val="28"/>
+          </w:rPr>
+          <w:delText xml:space="preserve">theo Thông báo số 736/TB-CĐKT và 6 trục kết quả trọng tâm theo Thông báo số 817/TB-CĐKT; theo dõi</w:delText>
+        </w:r>
+      </w:del>
+      <w:ins w:id="1002" w:author="Sửa theo rà soát 897 chính thức 29/9 (Claude)" w:date="2026-09-29T18:36:18Z">
+        <w:r>
+          <w:rPr>
+            <w:rFonts w:asciiTheme="majorHAnsi" w:hAnsiTheme="majorHAnsi" w:cstheme="majorHAnsi"/>
+            <w:sz w:val="28"/>
+            <w:szCs w:val="28"/>
+          </w:rPr>
+          <w:t xml:space="preserve">theo Thông báo số 736/TB-CĐKT ngày 25/6/2026 và 6 trục kết quả trọng tâm theo Thông báo số 817/TB-CĐKT ngày 14/7/2026; theo dõi</w:t>
+        </w:r>
+      </w:ins>
+      <w:r>
+        <w:rPr>
+          <w:rFonts w:asciiTheme="majorHAnsi" w:hAnsiTheme="majorHAnsi" w:cstheme="majorHAnsi"/>
+          <w:sz w:val="28"/>
+          <w:szCs w:val="28"/>
+        </w:rPr>
+        <w:t xml:space="preserve"> nhiệm vụ đến khi có kết quả, minh chứng; hỗ trợ viên chức, người lao động lập kế hoạch và </w:t>
+      </w:r>
+      <w:del w:id="1003" w:author="Sửa theo rà soát 897 chính thức 29/9 (Claude)" w:date="2026-09-29T18:36:18Z">
+        <w:r>
+          <w:rPr>
+            <w:rFonts w:asciiTheme="majorHAnsi" w:hAnsiTheme="majorHAnsi" w:cstheme="majorHAnsi"/>
+            <w:sz w:val="28"/>
+            <w:szCs w:val="28"/>
+          </w:rPr>
+          <w:delText xml:space="preserve">tự đánh giá KPI cá nhân theo Quyết định số 1923/QĐ-CĐKT. Mỗi nhiệm vụ</w:delText>
+        </w:r>
+      </w:del>
+      <w:ins w:id="1004" w:author="Sửa theo rà soát 897 chính thức 29/9 (Claude)" w:date="2026-09-29T18:36:18Z">
+        <w:r>
+          <w:rPr>
+            <w:rFonts w:asciiTheme="majorHAnsi" w:hAnsiTheme="majorHAnsi" w:cstheme="majorHAnsi"/>
+            <w:sz w:val="28"/>
+            <w:szCs w:val="28"/>
+          </w:rPr>
+          <w:t xml:space="preserve">tự đánh giá KPI cá nhân theo Quyết định số 1923/QĐ-CĐKT ngày 30/8/2026. Mỗi nhiệm vụ</w:t>
+        </w:r>
+      </w:ins>
+      <w:r>
+        <w:rPr>
+          <w:rFonts w:asciiTheme="majorHAnsi" w:hAnsiTheme="majorHAnsi" w:cstheme="majorHAnsi"/>
+          <w:sz w:val="28"/>
+          <w:szCs w:val="28"/>
+        </w:rPr>
+        <w:t xml:space="preserve"> gắn một mã nhiệm vụ (Task_ID) dùng xuyên suốt, bảo đảm báo cáo truy ngược được về nhiệm vụ, đơn vị thực hiện và minh chứng.</w:t>
       </w:r>
     </w:p>
     <w:p>
@@ -1402,8 +1486,28 @@
                 <w:sz w:val="28"/>
                 <w:szCs w:val="28"/>
               </w:rPr>
-              <w:t>Bổ sung kỹ năng lập kế hoạch KPI cá nhân theo 6 mẫu nhóm vị trí (Quyết định số 1923/QĐ-CĐKT, Thông báo số 1052/TB-CĐKT)</w:t>
-            </w:r>
+              <w:t xml:space="preserve">Bổ sung kỹ năng lập kế hoạch KPI cá nhân theo 6 mẫu nhóm vị trí </w:t>
+            </w:r>
+            <w:del w:id="1015" w:author="Sửa theo rà soát 897 chính thức 29/9 (Claude)" w:date="2026-09-29T18:36:18Z">
+              <w:r>
+                <w:rPr>
+                  <w:rFonts w:asciiTheme="majorHAnsi" w:hAnsiTheme="majorHAnsi" w:cstheme="majorHAnsi"/>
+                  <w:sz w:val="28"/>
+                  <w:szCs w:val="28"/>
+                </w:rPr>
+                <w:delText xml:space="preserve">(Quyết định số 1923/QĐ-CĐKT, Thông báo số 1052/TB-CĐKT)</w:delText>
+              </w:r>
+            </w:del>
+            <w:ins w:id="1016" w:author="Sửa theo rà soát 897 chính thức 29/9 (Claude)" w:date="2026-09-29T18:36:18Z">
+              <w:r>
+                <w:rPr>
+                  <w:rFonts w:asciiTheme="majorHAnsi" w:hAnsiTheme="majorHAnsi" w:cstheme="majorHAnsi"/>
+                  <w:sz w:val="28"/>
+                  <w:szCs w:val="28"/>
+                </w:rPr>
+                <w:t xml:space="preserve">(Quyết định số 1923/QĐ-CĐKT, Thông báo số 1052/TB-CĐKT ngày 15/9/2026)</w:t>
+              </w:r>
+            </w:ins>
           </w:p>
         </w:tc>
         <w:tc>
@@ -1937,13 +2041,61 @@
                 <w:szCs w:val="28"/>
               </w:rPr>
             </w:pPr>
-            <w:r>
-              <w:rPr>
-                <w:rFonts w:asciiTheme="majorHAnsi" w:hAnsiTheme="majorHAnsi" w:cstheme="majorHAnsi"/>
-                <w:sz w:val="28"/>
-                <w:szCs w:val="28"/>
-              </w:rPr>
-              <w:t xml:space="preserve">Cập nhật theo Quyết định số 2119/QĐ-CĐKT ban hành Danh mục sản phẩm, công việc (thay thế danh mục dự thảo kèm Thông báo số 1052/TB-CĐKT): hệ số quy đổi tra theo từng sản phẩm của Danh mục chính thức; chuẩn phân loại 6 Trục ghi căn cứ Quyết định số 1923/QĐ-CĐKT (Phụ lục I, II) cho cột Điểm chấm, Hệ số quy đổi; sửa thao tác chặn ghi chặn nhầm lệnh chỉ đọc kho; kết nối thư mục đầu vào, đầu ra cho tài khoản thành viên trên Cowork; báo cáo tháng cấp Trường dựng từ bản đã ban hành, đóng vào plugin mọi công cụ dựng báo cáo (khắc phục chạy thử ngày 28/9/2026); plugin tự đủ, không đề nghị thêm thư mục dự án khi dùng trên Cowork; văn bản dựng bằng cách ráp nội dung vào mẫu 03-Templates(1) hoặc sửa văn bản tương tự, đo thể thức ánh xạ bộ quy tắc KTC-Ra-Soat-897</w:t>
+            <w:del w:id="1005" w:author="Sửa theo rà soát 897 chính thức 29/9 (Claude)" w:date="2026-09-29T18:36:18Z">
+              <w:r>
+                <w:rPr>
+                  <w:rFonts w:asciiTheme="majorHAnsi" w:hAnsiTheme="majorHAnsi" w:cstheme="majorHAnsi"/>
+                  <w:sz w:val="28"/>
+                  <w:szCs w:val="28"/>
+                </w:rPr>
+                <w:delText xml:space="preserve">Cập nhật theo Quyết định số 2119/QĐ-CĐKT ban hành Danh mục</w:delText>
+              </w:r>
+            </w:del>
+            <w:ins w:id="1006" w:author="Sửa theo rà soát 897 chính thức 29/9 (Claude)" w:date="2026-09-29T18:36:18Z">
+              <w:r>
+                <w:rPr>
+                  <w:rFonts w:asciiTheme="majorHAnsi" w:hAnsiTheme="majorHAnsi" w:cstheme="majorHAnsi"/>
+                  <w:sz w:val="28"/>
+                  <w:szCs w:val="28"/>
+                </w:rPr>
+                <w:t xml:space="preserve">Cập nhật theo Quyết định số 2119/QĐ-CĐKT ngày 28/9/2026 ban hành Danh mục</w:t>
+              </w:r>
+            </w:ins>
+            <w:r>
+              <w:rPr>
+                <w:rFonts w:asciiTheme="majorHAnsi" w:hAnsiTheme="majorHAnsi" w:cstheme="majorHAnsi"/>
+                <w:sz w:val="28"/>
+                <w:szCs w:val="28"/>
+              </w:rPr>
+              <w:t xml:space="preserve"> sản phẩm, công việc </w:t>
+            </w:r>
+            <w:del w:id="1013" w:author="Sửa theo rà soát 897 chính thức 29/9 (Claude)" w:date="2026-09-29T18:36:18Z">
+              <w:r>
+                <w:rPr>
+                  <w:rFonts w:asciiTheme="majorHAnsi" w:hAnsiTheme="majorHAnsi" w:cstheme="majorHAnsi"/>
+                  <w:sz w:val="28"/>
+                  <w:szCs w:val="28"/>
+                </w:rPr>
+                <w:delText xml:space="preserve">(thay thế danh mục dự thảo kèm Thông báo số 1052/TB-CĐKT)</w:delText>
+              </w:r>
+            </w:del>
+            <w:ins w:id="1014" w:author="Sửa theo rà soát 897 chính thức 29/9 (Claude)" w:date="2026-09-29T18:36:18Z">
+              <w:r>
+                <w:rPr>
+                  <w:rFonts w:asciiTheme="majorHAnsi" w:hAnsiTheme="majorHAnsi" w:cstheme="majorHAnsi"/>
+                  <w:sz w:val="28"/>
+                  <w:szCs w:val="28"/>
+                </w:rPr>
+                <w:t xml:space="preserve">(Bộ công cụ chuyển từ danh mục dự thảo kèm Thông báo số 1052/TB-CĐKT sang Danh mục chính thức)</w:t>
+              </w:r>
+            </w:ins>
+            <w:r>
+              <w:rPr>
+                <w:rFonts w:asciiTheme="majorHAnsi" w:hAnsiTheme="majorHAnsi" w:cstheme="majorHAnsi"/>
+                <w:sz w:val="28"/>
+                <w:szCs w:val="28"/>
+              </w:rPr>
+              <w:t xml:space="preserve">: hệ số quy đổi tra theo từng sản phẩm của Danh mục chính thức; chuẩn phân loại 6 Trục ghi căn cứ Quyết định số 1923/QĐ-CĐKT (Phụ lục I, II) cho cột Điểm chấm, Hệ số quy đổi; sửa thao tác chặn ghi chặn nhầm lệnh chỉ đọc kho; kết nối thư mục đầu vào, đầu ra cho tài khoản thành viên trên Cowork; báo cáo tháng cấp Trường dựng từ bản đã ban hành, đóng vào plugin mọi công cụ dựng báo cáo (khắc phục chạy thử ngày 28/9/2026); plugin tự đủ, không đề nghị thêm thư mục dự án khi dùng trên Cowork; văn bản dựng bằng cách ráp nội dung vào mẫu 03-Templates(1) hoặc sửa văn bản tương tự, đo thể thức ánh xạ bộ quy tắc KTC-Ra-Soat-897</w:t>
             </w:r>
           </w:p>
         </w:tc>
@@ -1962,7 +2114,7 @@
                 <w:szCs w:val="28"/>
               </w:rPr>
             </w:pPr>
-            <w:del w:id="1001" w:author="Tiếp thu thẩm định lần 5, bản 1.3.13 (Claude)" w:date="2026-09-29T16:41:24Z">
+            <w:del w:id="1001" w:author="Tiếp thu thẩm định lần 5, bản 1.3.13 (Claude)" w:date="2026-09-29T18:33:54Z">
               <w:r>
                 <w:rPr>
                   <w:rFonts w:asciiTheme="majorHAnsi" w:hAnsiTheme="majorHAnsi" w:cstheme="majorHAnsi"/>
@@ -1972,7 +2124,7 @@
                 <w:delText xml:space="preserve">Bản 1.3.3 - 1.3.12 (hiện hành), mã SHA-256</w:delText>
               </w:r>
             </w:del>
-            <w:ins w:id="1002" w:author="Tiếp thu thẩm định lần 5, bản 1.3.13 (Claude)" w:date="2026-09-29T16:41:24Z">
+            <w:ins w:id="1002" w:author="Tiếp thu thẩm định lần 5, bản 1.3.13 (Claude)" w:date="2026-09-29T18:33:54Z">
               <w:r>
                 <w:rPr>
                   <w:rFonts w:asciiTheme="majorHAnsi" w:hAnsiTheme="majorHAnsi" w:cstheme="majorHAnsi"/>
@@ -2021,7 +2173,7 @@
       <w:tr>
         <w:trPr>
           <w:jc w:val="center"/>
-          <w:ins w:id="1003" w:author="Tiếp thu thẩm định lần 5, bản 1.3.13 (Claude)" w:date="2026-09-29T16:41:24Z"/>
+          <w:ins w:id="1003" w:author="Tiếp thu thẩm định lần 5, bản 1.3.13 (Claude)" w:date="2026-09-29T18:33:54Z"/>
         </w:trPr>
         <w:tc>
           <w:tcPr>
@@ -2033,20 +2185,20 @@
               <w:widowControl w:val="0"/>
               <w:jc w:val="center"/>
               <w:rPr>
-                <w:ins w:id="1005" w:author="Tiếp thu thẩm định lần 5, bản 1.3.13 (Claude)" w:date="2026-09-29T16:41:24Z"/>
-                <w:rFonts w:asciiTheme="majorHAnsi" w:hAnsiTheme="majorHAnsi" w:cstheme="majorHAnsi"/>
-                <w:sz w:val="28"/>
-                <w:szCs w:val="28"/>
-              </w:rPr>
-            </w:pPr>
-            <w:ins w:id="1004" w:author="Tiếp thu thẩm định lần 5, bản 1.3.13 (Claude)" w:date="2026-09-29T16:41:24Z">
+                <w:ins w:id="1005" w:author="Tiếp thu thẩm định lần 5, bản 1.3.13 (Claude)" w:date="2026-09-29T18:33:54Z"/>
+                <w:rFonts w:asciiTheme="majorHAnsi" w:hAnsiTheme="majorHAnsi" w:cstheme="majorHAnsi"/>
+                <w:sz w:val="28"/>
+                <w:szCs w:val="28"/>
+              </w:rPr>
+            </w:pPr>
+            <w:ins w:id="1004" w:author="Tiếp thu thẩm định lần 5, bản 1.3.13 (Claude)" w:date="2026-09-29T18:33:54Z">
               <w:r>
                 <w:rPr>
                   <w:rFonts w:asciiTheme="majorHAnsi" w:hAnsiTheme="majorHAnsi" w:cstheme="majorHAnsi"/>
                   <w:sz w:val="28"/>
                   <w:szCs w:val="28"/>
                 </w:rPr>
-                <w:t xml:space="preserve">Bản 1.3.13 (hiện hành), mã SHA-256 d7c34a51...dd7e, mã nguồn commit 16215a8 (nhãn v1.3.13): dựng lại được từ mã nguồn, nội dung chức năng giống 1.3.12; hồ sơ bằng chứng kiểm thử</w:t>
+                <w:t xml:space="preserve">12</w:t>
               </w:r>
             </w:ins>
           </w:p>
@@ -2061,13 +2213,69 @@
               <w:widowControl w:val="0"/>
               <w:jc w:val="both"/>
               <w:rPr>
-                <w:ins w:id="1007" w:author="Tiếp thu thẩm định lần 5, bản 1.3.13 (Claude)" w:date="2026-09-29T16:41:24Z"/>
-                <w:rFonts w:asciiTheme="majorHAnsi" w:hAnsiTheme="majorHAnsi" w:cstheme="majorHAnsi"/>
-                <w:sz w:val="28"/>
-                <w:szCs w:val="28"/>
-              </w:rPr>
-            </w:pPr>
-            <w:ins w:id="1006" w:author="Tiếp thu thẩm định lần 5, bản 1.3.13 (Claude)" w:date="2026-09-29T16:41:24Z">
+                <w:ins w:id="1007" w:author="Tiếp thu thẩm định lần 5, bản 1.3.13 (Claude)" w:date="2026-09-29T18:33:54Z"/>
+                <w:rFonts w:asciiTheme="majorHAnsi" w:hAnsiTheme="majorHAnsi" w:cstheme="majorHAnsi"/>
+                <w:sz w:val="28"/>
+                <w:szCs w:val="28"/>
+              </w:rPr>
+            </w:pPr>
+            <w:ins w:id="1006" w:author="Tiếp thu thẩm định lần 5, bản 1.3.13 (Claude)" w:date="2026-09-29T18:33:54Z">
+              <w:r>
+                <w:rPr>
+                  <w:rFonts w:asciiTheme="majorHAnsi" w:hAnsiTheme="majorHAnsi" w:cstheme="majorHAnsi"/>
+                  <w:sz w:val="28"/>
+                  <w:szCs w:val="28"/>
+                </w:rPr>
+                <w:t xml:space="preserve">Tiếp thu thẩm định độc lập lần 5: dựng lại tệp phát hành từ mã nguồn (chuẩn hóa ký tự xuống dòng); nghiệm thu 15 ca trên chính tệp phát hành, 03 ca trên mô hình khác; thử kịch bản ghi che giấu vào kho</w:t>
+              </w:r>
+            </w:ins>
+          </w:p>
+        </w:tc>
+        <w:tc>
+          <w:tcPr>
+            <w:tcW w:w="3600" w:type="dxa"/>
+            <w:vAlign w:val="center"/>
+          </w:tcPr>
+          <w:p>
+            <w:pPr>
+              <w:widowControl w:val="0"/>
+              <w:jc w:val="both"/>
+              <w:rPr>
+                <w:ins w:id="1009" w:author="Tiếp thu thẩm định lần 5, bản 1.3.13 (Claude)" w:date="2026-09-29T18:33:54Z"/>
+                <w:rFonts w:asciiTheme="majorHAnsi" w:hAnsiTheme="majorHAnsi" w:cstheme="majorHAnsi"/>
+                <w:sz w:val="28"/>
+                <w:szCs w:val="28"/>
+              </w:rPr>
+            </w:pPr>
+            <w:ins w:id="1008" w:author="Tiếp thu thẩm định lần 5, bản 1.3.13 (Claude)" w:date="2026-09-29T18:33:54Z">
+              <w:r>
+                <w:rPr>
+                  <w:rFonts w:asciiTheme="majorHAnsi" w:hAnsiTheme="majorHAnsi" w:cstheme="majorHAnsi"/>
+                  <w:sz w:val="28"/>
+                  <w:szCs w:val="28"/>
+                </w:rPr>
+                <w:t xml:space="preserve">Bản 1.3.13 (hiện hành), mã SHA-256 d7c34a51...dd7e, mã nguồn commit 16215a8 (nhãn v1.3.13), nội dung chức năng giống 1.3.12; hồ sơ bằng chứng kiểm thử</w:t>
+              </w:r>
+            </w:ins>
+          </w:p>
+        </w:tc>
+        <w:tc>
+          <w:tcPr>
+            <w:tcW w:w="1163" w:type="dxa"/>
+            <w:vAlign w:val="center"/>
+          </w:tcPr>
+          <w:p>
+            <w:pPr>
+              <w:widowControl w:val="0"/>
+              <w:jc w:val="center"/>
+              <w:rPr>
+                <w:ins w:id="1011" w:author="Tiếp thu thẩm định lần 5, bản 1.3.13 (Claude)" w:date="2026-09-29T18:33:54Z"/>
+                <w:rFonts w:asciiTheme="majorHAnsi" w:hAnsiTheme="majorHAnsi" w:cstheme="majorHAnsi"/>
+                <w:sz w:val="28"/>
+                <w:szCs w:val="28"/>
+              </w:rPr>
+            </w:pPr>
+            <w:ins w:id="1010" w:author="Tiếp thu thẩm định lần 5, bản 1.3.13 (Claude)" w:date="2026-09-29T18:33:54Z">
               <w:r>
                 <w:rPr>
                   <w:rFonts w:asciiTheme="majorHAnsi" w:hAnsiTheme="majorHAnsi" w:cstheme="majorHAnsi"/>
@@ -2077,76 +2285,6 @@
                 <w:t xml:space="preserve">29/9/2026</w:t>
               </w:r>
             </w:ins>
-          </w:p>
-        </w:tc>
-        <w:tc>
-          <w:tcPr>
-            <w:tcW w:w="3600" w:type="dxa"/>
-            <w:vAlign w:val="center"/>
-          </w:tcPr>
-          <w:p>
-            <w:pPr>
-              <w:widowControl w:val="0"/>
-              <w:jc w:val="both"/>
-              <w:rPr>
-                <w:rFonts w:asciiTheme="majorHAnsi" w:hAnsiTheme="majorHAnsi" w:cstheme="majorHAnsi"/>
-                <w:sz w:val="28"/>
-                <w:szCs w:val="28"/>
-              </w:rPr>
-            </w:pPr>
-            <w:del w:id="1001" w:author="Tiếp thu thẩm định lần 5, bản 1.3.13 (Claude)" w:date="2026-09-29T16:41:24Z">
-              <w:r>
-                <w:rPr>
-                  <w:rFonts w:asciiTheme="majorHAnsi" w:hAnsiTheme="majorHAnsi" w:cstheme="majorHAnsi"/>
-                  <w:sz w:val="28"/>
-                  <w:szCs w:val="28"/>
-                </w:rPr>
-                <w:delText xml:space="preserve">Bản 1.3.3 - 1.3.12 (hiện hành), mã SHA-256</w:delText>
-              </w:r>
-            </w:del>
-            <w:ins w:id="1002" w:author="Tiếp thu thẩm định lần 5, bản 1.3.13 (Claude)" w:date="2026-09-29T16:41:24Z">
-              <w:r>
-                <w:rPr>
-                  <w:rFonts w:asciiTheme="majorHAnsi" w:hAnsiTheme="majorHAnsi" w:cstheme="majorHAnsi"/>
-                  <w:sz w:val="28"/>
-                  <w:szCs w:val="28"/>
-                </w:rPr>
-                <w:t xml:space="preserve">Bản 1.3.3 - 1.3.12, mã SHA-256</w:t>
-              </w:r>
-            </w:ins>
-            <w:r>
-              <w:rPr>
-                <w:rFonts w:asciiTheme="majorHAnsi" w:hAnsiTheme="majorHAnsi" w:cstheme="majorHAnsi"/>
-                <w:sz w:val="28"/>
-                <w:szCs w:val="28"/>
-              </w:rPr>
-              <w:t xml:space="preserve"> ac180420...69df, mã nguồn commit 5d98f2b; hồ sơ bằng chứng kiểm thử</w:t>
-            </w:r>
-          </w:p>
-        </w:tc>
-        <w:tc>
-          <w:tcPr>
-            <w:tcW w:w="1163" w:type="dxa"/>
-            <w:vAlign w:val="center"/>
-          </w:tcPr>
-          <w:p>
-            <w:pPr>
-              <w:widowControl w:val="0"/>
-              <w:jc w:val="center"/>
-              <w:rPr>
-                <w:rFonts w:asciiTheme="majorHAnsi" w:hAnsiTheme="majorHAnsi" w:cstheme="majorHAnsi"/>
-                <w:sz w:val="28"/>
-                <w:szCs w:val="28"/>
-              </w:rPr>
-            </w:pPr>
-            <w:r>
-              <w:rPr>
-                <w:rFonts w:asciiTheme="majorHAnsi" w:hAnsiTheme="majorHAnsi" w:cstheme="majorHAnsi"/>
-                <w:sz w:val="28"/>
-                <w:szCs w:val="28"/>
-              </w:rPr>
-              <w:t xml:space="preserve">28 - 29/9/2026</w:t>
-            </w:r>
           </w:p>
         </w:tc>
       </w:tr>
@@ -2170,7 +2308,7 @@
         </w:rPr>
         <w:t xml:space="preserve">Toàn bộ quá trình được lưu vết: </w:t>
       </w:r>
-      <w:del w:id="1008" w:author="Tiếp thu thẩm định lần 5, bản 1.3.13 (Claude)" w:date="2026-09-29T16:41:24Z">
+      <w:del w:id="1012" w:author="Tiếp thu thẩm định lần 5, bản 1.3.13 (Claude)" w:date="2026-09-29T18:33:54Z">
         <w:r>
           <w:rPr>
             <w:rFonts w:asciiTheme="majorHAnsi" w:hAnsiTheme="majorHAnsi" w:cstheme="majorHAnsi"/>
@@ -2180,14 +2318,34 @@
           <w:delText xml:space="preserve">116 lần cập nhật trên kho mã nguồn (từ 18/9/2026), nhật ký thay đổi 38 phiên bản, 30</w:delText>
         </w:r>
       </w:del>
-      <w:ins w:id="1009" w:author="Tiếp thu thẩm định lần 5, bản 1.3.13 (Claude)" w:date="2026-09-29T16:41:24Z">
+      <w:del w:id="1013" w:author="Tiếp thu thẩm định lần 5, bản 1.3.13 (Claude)" w:date="2026-09-29T18:33:54Z">
         <w:r>
           <w:rPr>
             <w:rFonts w:asciiTheme="majorHAnsi" w:hAnsiTheme="majorHAnsi" w:cstheme="majorHAnsi"/>
             <w:sz w:val="28"/>
             <w:szCs w:val="28"/>
           </w:rPr>
-          <w:t xml:space="preserve">118 lần cập nhật trên kho mã nguồn (từ 18/9/2026), nhật ký thay đổi 39 phiên bản, 30</w:t>
+          <w:delText xml:space="preserve"> biên bản</w:delText>
+        </w:r>
+      </w:del>
+      <w:del w:id="1014" w:author="Tiếp thu thẩm định lần 5, bản 1.3.13 (Claude)" w:date="2026-09-29T18:33:54Z">
+        <w:r>
+          <w:rPr>
+            <w:rFonts w:asciiTheme="majorHAnsi" w:hAnsiTheme="majorHAnsi" w:cstheme="majorHAnsi"/>
+            <w:sz w:val="28"/>
+            <w:szCs w:val="28"/>
+          </w:rPr>
+          <w:delText xml:space="preserve"> quyết định kỹ thuật, 10</w:delText>
+        </w:r>
+      </w:del>
+      <w:ins w:id="1015" w:author="Tiếp thu thẩm định lần 5, bản 1.3.13 (Claude)" w:date="2026-09-29T18:33:54Z">
+        <w:r>
+          <w:rPr>
+            <w:rFonts w:asciiTheme="majorHAnsi" w:hAnsiTheme="majorHAnsi" w:cstheme="majorHAnsi"/>
+            <w:sz w:val="28"/>
+            <w:szCs w:val="28"/>
+          </w:rPr>
+          <w:t xml:space="preserve">119 lần cập nhật trên kho mã nguồn (từ 18/9/2026), nhật ký thay đổi 39 phiên bản, 30 biên bản quyết định kỹ thuật, 12</w:t>
         </w:r>
       </w:ins>
       <w:r>
@@ -2196,15 +2354,7 @@
           <w:sz w:val="28"/>
           <w:szCs w:val="28"/>
         </w:rPr>
-        <w:t xml:space="preserve"> biên bản</w:t>
-      </w:r>
-      <w:r>
-        <w:rPr>
-          <w:rFonts w:asciiTheme="majorHAnsi" w:hAnsiTheme="majorHAnsi" w:cstheme="majorHAnsi"/>
-          <w:sz w:val="28"/>
-          <w:szCs w:val="28"/>
-        </w:rPr>
-        <w:t xml:space="preserve"> quyết định kỹ thuật, 10 bản ghi kinh nghiệm quá trình (Process Memory).</w:t>
+        <w:t xml:space="preserve"> bản ghi kinh nghiệm quá trình (Process Memory).</w:t>
       </w:r>
     </w:p>
     <w:p>
@@ -3244,7 +3394,7 @@
           <w:szCs w:val="28"/>
         </w:rPr>
       </w:pPr>
-      <w:del w:id="1010" w:author="Tiếp thu thẩm định lần 5, bản 1.3.13 (Claude)" w:date="2026-09-29T16:41:24Z">
+      <w:del w:id="1016" w:author="Tiếp thu thẩm định lần 5, bản 1.3.13 (Claude)" w:date="2026-09-29T18:33:54Z">
         <w:r>
           <w:rPr>
             <w:rFonts w:asciiTheme="majorHAnsi" w:hAnsiTheme="majorHAnsi" w:cstheme="majorHAnsi"/>
@@ -3256,7 +3406,7 @@
           <w:delText xml:space="preserve">4. Kết quả kiểm thử (chạy lại ngày 29/9/2026, bản 1.3.12)</w:delText>
         </w:r>
       </w:del>
-      <w:ins w:id="1011" w:author="Tiếp thu thẩm định lần 5, bản 1.3.13 (Claude)" w:date="2026-09-29T16:41:24Z">
+      <w:ins w:id="1017" w:author="Tiếp thu thẩm định lần 5, bản 1.3.13 (Claude)" w:date="2026-09-29T18:33:54Z">
         <w:r>
           <w:rPr>
             <w:rFonts w:asciiTheme="majorHAnsi" w:hAnsiTheme="majorHAnsi" w:cstheme="majorHAnsi"/>
@@ -3559,7 +3709,7 @@
                 <w:szCs w:val="28"/>
               </w:rPr>
             </w:pPr>
-            <w:del w:id="1012" w:author="Tiếp thu thẩm định lần 5, bản 1.3.13 (Claude)" w:date="2026-09-29T16:41:24Z">
+            <w:del w:id="1018" w:author="Tiếp thu thẩm định lần 5, bản 1.3.13 (Claude)" w:date="2026-09-29T18:33:54Z">
               <w:r>
                 <w:rPr>
                   <w:rFonts w:asciiTheme="majorHAnsi" w:hAnsiTheme="majorHAnsi" w:cstheme="majorHAnsi"/>
@@ -3569,7 +3719,7 @@
                 <w:delText xml:space="preserve">24 bộ ca thử hồi quy (plugin tự đủ,</w:delText>
               </w:r>
             </w:del>
-            <w:ins w:id="1013" w:author="Tiếp thu thẩm định lần 5, bản 1.3.13 (Claude)" w:date="2026-09-29T16:41:24Z">
+            <w:ins w:id="1019" w:author="Tiếp thu thẩm định lần 5, bản 1.3.13 (Claude)" w:date="2026-09-29T18:33:54Z">
               <w:r>
                 <w:rPr>
                   <w:rFonts w:asciiTheme="majorHAnsi" w:hAnsiTheme="majorHAnsi" w:cstheme="majorHAnsi"/>
@@ -3661,7 +3811,7 @@
                 <w:szCs w:val="28"/>
               </w:rPr>
             </w:pPr>
-            <w:del w:id="1014" w:author="Tiếp thu thẩm định lần 5, bản 1.3.13 (Claude)" w:date="2026-09-29T16:41:24Z">
+            <w:del w:id="1020" w:author="Tiếp thu thẩm định lần 5, bản 1.3.13 (Claude)" w:date="2026-09-29T18:33:54Z">
               <w:r>
                 <w:rPr>
                   <w:rFonts w:asciiTheme="majorHAnsi" w:hAnsiTheme="majorHAnsi" w:cstheme="majorHAnsi"/>
@@ -3671,7 +3821,7 @@
                 <w:delText xml:space="preserve">24/24 đạt</w:delText>
               </w:r>
             </w:del>
-            <w:ins w:id="1015" w:author="Tiếp thu thẩm định lần 5, bản 1.3.13 (Claude)" w:date="2026-09-29T16:41:24Z">
+            <w:ins w:id="1021" w:author="Tiếp thu thẩm định lần 5, bản 1.3.13 (Claude)" w:date="2026-09-29T18:33:54Z">
               <w:r>
                 <w:rPr>
                   <w:rFonts w:asciiTheme="majorHAnsi" w:hAnsiTheme="majorHAnsi" w:cstheme="majorHAnsi"/>
@@ -4963,7 +5113,7 @@
       <w:tr>
         <w:trPr>
           <w:jc w:val="center"/>
-          <w:ins w:id="1016" w:author="Tiếp thu thẩm định lần 5, bản 1.3.13 (Claude)" w:date="2026-09-29T16:41:24Z"/>
+          <w:ins w:id="1022" w:author="Tiếp thu thẩm định lần 5, bản 1.3.13 (Claude)" w:date="2026-09-29T18:33:54Z"/>
         </w:trPr>
         <w:tc>
           <w:tcPr>
@@ -4975,13 +5125,13 @@
               <w:widowControl w:val="0"/>
               <w:jc w:val="center"/>
               <w:rPr>
-                <w:ins w:id="1018" w:author="Tiếp thu thẩm định lần 5, bản 1.3.13 (Claude)" w:date="2026-09-29T16:41:24Z"/>
-                <w:rFonts w:asciiTheme="majorHAnsi" w:hAnsiTheme="majorHAnsi" w:cstheme="majorHAnsi"/>
-                <w:sz w:val="28"/>
-                <w:szCs w:val="28"/>
-              </w:rPr>
-            </w:pPr>
-            <w:ins w:id="1017" w:author="Tiếp thu thẩm định lần 5, bản 1.3.13 (Claude)" w:date="2026-09-29T16:41:24Z">
+                <w:ins w:id="1024" w:author="Tiếp thu thẩm định lần 5, bản 1.3.13 (Claude)" w:date="2026-09-29T18:33:54Z"/>
+                <w:rFonts w:asciiTheme="majorHAnsi" w:hAnsiTheme="majorHAnsi" w:cstheme="majorHAnsi"/>
+                <w:sz w:val="28"/>
+                <w:szCs w:val="28"/>
+              </w:rPr>
+            </w:pPr>
+            <w:ins w:id="1023" w:author="Tiếp thu thẩm định lần 5, bản 1.3.13 (Claude)" w:date="2026-09-29T18:33:54Z">
               <w:r>
                 <w:rPr>
                   <w:rFonts w:asciiTheme="majorHAnsi" w:hAnsiTheme="majorHAnsi" w:cstheme="majorHAnsi"/>
@@ -5003,13 +5153,13 @@
               <w:widowControl w:val="0"/>
               <w:jc w:val="both"/>
               <w:rPr>
-                <w:ins w:id="1020" w:author="Tiếp thu thẩm định lần 5, bản 1.3.13 (Claude)" w:date="2026-09-29T16:41:24Z"/>
-                <w:rFonts w:asciiTheme="majorHAnsi" w:hAnsiTheme="majorHAnsi" w:cstheme="majorHAnsi"/>
-                <w:sz w:val="28"/>
-                <w:szCs w:val="28"/>
-              </w:rPr>
-            </w:pPr>
-            <w:ins w:id="1019" w:author="Tiếp thu thẩm định lần 5, bản 1.3.13 (Claude)" w:date="2026-09-29T16:41:24Z">
+                <w:ins w:id="1026" w:author="Tiếp thu thẩm định lần 5, bản 1.3.13 (Claude)" w:date="2026-09-29T18:33:54Z"/>
+                <w:rFonts w:asciiTheme="majorHAnsi" w:hAnsiTheme="majorHAnsi" w:cstheme="majorHAnsi"/>
+                <w:sz w:val="28"/>
+                <w:szCs w:val="28"/>
+              </w:rPr>
+            </w:pPr>
+            <w:ins w:id="1025" w:author="Tiếp thu thẩm định lần 5, bản 1.3.13 (Claude)" w:date="2026-09-29T18:33:54Z">
               <w:r>
                 <w:rPr>
                   <w:rFonts w:asciiTheme="majorHAnsi" w:hAnsiTheme="majorHAnsi" w:cstheme="majorHAnsi"/>
@@ -5031,13 +5181,13 @@
               <w:widowControl w:val="0"/>
               <w:jc w:val="both"/>
               <w:rPr>
-                <w:ins w:id="1022" w:author="Tiếp thu thẩm định lần 5, bản 1.3.13 (Claude)" w:date="2026-09-29T16:41:24Z"/>
-                <w:rFonts w:asciiTheme="majorHAnsi" w:hAnsiTheme="majorHAnsi" w:cstheme="majorHAnsi"/>
-                <w:sz w:val="28"/>
-                <w:szCs w:val="28"/>
-              </w:rPr>
-            </w:pPr>
-            <w:ins w:id="1021" w:author="Tiếp thu thẩm định lần 5, bản 1.3.13 (Claude)" w:date="2026-09-29T16:41:24Z">
+                <w:ins w:id="1028" w:author="Tiếp thu thẩm định lần 5, bản 1.3.13 (Claude)" w:date="2026-09-29T18:33:54Z"/>
+                <w:rFonts w:asciiTheme="majorHAnsi" w:hAnsiTheme="majorHAnsi" w:cstheme="majorHAnsi"/>
+                <w:sz w:val="28"/>
+                <w:szCs w:val="28"/>
+              </w:rPr>
+            </w:pPr>
+            <w:ins w:id="1027" w:author="Tiếp thu thẩm định lần 5, bản 1.3.13 (Claude)" w:date="2026-09-29T18:33:54Z">
               <w:r>
                 <w:rPr>
                   <w:rFonts w:asciiTheme="majorHAnsi" w:hAnsiTheme="majorHAnsi" w:cstheme="majorHAnsi"/>
@@ -5059,13 +5209,13 @@
               <w:widowControl w:val="0"/>
               <w:jc w:val="center"/>
               <w:rPr>
-                <w:ins w:id="1024" w:author="Tiếp thu thẩm định lần 5, bản 1.3.13 (Claude)" w:date="2026-09-29T16:41:24Z"/>
-                <w:rFonts w:asciiTheme="majorHAnsi" w:hAnsiTheme="majorHAnsi" w:cstheme="majorHAnsi"/>
-                <w:sz w:val="28"/>
-                <w:szCs w:val="28"/>
-              </w:rPr>
-            </w:pPr>
-            <w:ins w:id="1023" w:author="Tiếp thu thẩm định lần 5, bản 1.3.13 (Claude)" w:date="2026-09-29T16:41:24Z">
+                <w:ins w:id="1030" w:author="Tiếp thu thẩm định lần 5, bản 1.3.13 (Claude)" w:date="2026-09-29T18:33:54Z"/>
+                <w:rFonts w:asciiTheme="majorHAnsi" w:hAnsiTheme="majorHAnsi" w:cstheme="majorHAnsi"/>
+                <w:sz w:val="28"/>
+                <w:szCs w:val="28"/>
+              </w:rPr>
+            </w:pPr>
+            <w:ins w:id="1029" w:author="Tiếp thu thẩm định lần 5, bản 1.3.13 (Claude)" w:date="2026-09-29T18:33:54Z">
               <w:r>
                 <w:rPr>
                   <w:rFonts w:asciiTheme="majorHAnsi" w:hAnsiTheme="majorHAnsi" w:cstheme="majorHAnsi"/>
@@ -5081,7 +5231,7 @@
       <w:tr>
         <w:trPr>
           <w:jc w:val="center"/>
-          <w:ins w:id="1025" w:author="Tiếp thu thẩm định lần 5, bản 1.3.13 (Claude)" w:date="2026-09-29T16:41:24Z"/>
+          <w:ins w:id="1031" w:author="Tiếp thu thẩm định lần 5, bản 1.3.13 (Claude)" w:date="2026-09-29T18:33:54Z"/>
         </w:trPr>
         <w:tc>
           <w:tcPr>
@@ -5093,14 +5243,14 @@
               <w:widowControl w:val="0"/>
               <w:jc w:val="center"/>
               <w:rPr>
-                <w:ins w:id="1027" w:author="Tiếp thu thẩm định lần 5, bản 1.3.13 (Claude)" w:date="2026-09-29T16:41:24Z"/>
-                <w:ins w:id="1018" w:author="Tiếp thu thẩm định lần 5, bản 1.3.13 (Claude)" w:date="2026-09-29T16:41:24Z"/>
-                <w:rFonts w:asciiTheme="majorHAnsi" w:hAnsiTheme="majorHAnsi" w:cstheme="majorHAnsi"/>
-                <w:sz w:val="28"/>
-                <w:szCs w:val="28"/>
-              </w:rPr>
-            </w:pPr>
-            <w:ins w:id="1026" w:author="Tiếp thu thẩm định lần 5, bản 1.3.13 (Claude)" w:date="2026-09-29T16:41:24Z">
+                <w:ins w:id="1033" w:author="Tiếp thu thẩm định lần 5, bản 1.3.13 (Claude)" w:date="2026-09-29T18:33:54Z"/>
+                <w:ins w:id="1024" w:author="Tiếp thu thẩm định lần 5, bản 1.3.13 (Claude)" w:date="2026-09-29T18:33:54Z"/>
+                <w:rFonts w:asciiTheme="majorHAnsi" w:hAnsiTheme="majorHAnsi" w:cstheme="majorHAnsi"/>
+                <w:sz w:val="28"/>
+                <w:szCs w:val="28"/>
+              </w:rPr>
+            </w:pPr>
+            <w:ins w:id="1032" w:author="Tiếp thu thẩm định lần 5, bản 1.3.13 (Claude)" w:date="2026-09-29T18:33:54Z">
               <w:r>
                 <w:rPr>
                   <w:rFonts w:asciiTheme="majorHAnsi" w:hAnsiTheme="majorHAnsi" w:cstheme="majorHAnsi"/>
@@ -5122,14 +5272,14 @@
               <w:widowControl w:val="0"/>
               <w:jc w:val="both"/>
               <w:rPr>
-                <w:ins w:id="1029" w:author="Tiếp thu thẩm định lần 5, bản 1.3.13 (Claude)" w:date="2026-09-29T16:41:24Z"/>
-                <w:ins w:id="1020" w:author="Tiếp thu thẩm định lần 5, bản 1.3.13 (Claude)" w:date="2026-09-29T16:41:24Z"/>
-                <w:rFonts w:asciiTheme="majorHAnsi" w:hAnsiTheme="majorHAnsi" w:cstheme="majorHAnsi"/>
-                <w:sz w:val="28"/>
-                <w:szCs w:val="28"/>
-              </w:rPr>
-            </w:pPr>
-            <w:ins w:id="1028" w:author="Tiếp thu thẩm định lần 5, bản 1.3.13 (Claude)" w:date="2026-09-29T16:41:24Z">
+                <w:ins w:id="1035" w:author="Tiếp thu thẩm định lần 5, bản 1.3.13 (Claude)" w:date="2026-09-29T18:33:54Z"/>
+                <w:ins w:id="1026" w:author="Tiếp thu thẩm định lần 5, bản 1.3.13 (Claude)" w:date="2026-09-29T18:33:54Z"/>
+                <w:rFonts w:asciiTheme="majorHAnsi" w:hAnsiTheme="majorHAnsi" w:cstheme="majorHAnsi"/>
+                <w:sz w:val="28"/>
+                <w:szCs w:val="28"/>
+              </w:rPr>
+            </w:pPr>
+            <w:ins w:id="1034" w:author="Tiếp thu thẩm định lần 5, bản 1.3.13 (Claude)" w:date="2026-09-29T18:33:54Z">
               <w:r>
                 <w:rPr>
                   <w:rFonts w:asciiTheme="majorHAnsi" w:hAnsiTheme="majorHAnsi" w:cstheme="majorHAnsi"/>
@@ -5151,14 +5301,14 @@
               <w:widowControl w:val="0"/>
               <w:jc w:val="both"/>
               <w:rPr>
-                <w:ins w:id="1031" w:author="Tiếp thu thẩm định lần 5, bản 1.3.13 (Claude)" w:date="2026-09-29T16:41:24Z"/>
-                <w:ins w:id="1022" w:author="Tiếp thu thẩm định lần 5, bản 1.3.13 (Claude)" w:date="2026-09-29T16:41:24Z"/>
-                <w:rFonts w:asciiTheme="majorHAnsi" w:hAnsiTheme="majorHAnsi" w:cstheme="majorHAnsi"/>
-                <w:sz w:val="28"/>
-                <w:szCs w:val="28"/>
-              </w:rPr>
-            </w:pPr>
-            <w:ins w:id="1030" w:author="Tiếp thu thẩm định lần 5, bản 1.3.13 (Claude)" w:date="2026-09-29T16:41:24Z">
+                <w:ins w:id="1037" w:author="Tiếp thu thẩm định lần 5, bản 1.3.13 (Claude)" w:date="2026-09-29T18:33:54Z"/>
+                <w:ins w:id="1028" w:author="Tiếp thu thẩm định lần 5, bản 1.3.13 (Claude)" w:date="2026-09-29T18:33:54Z"/>
+                <w:rFonts w:asciiTheme="majorHAnsi" w:hAnsiTheme="majorHAnsi" w:cstheme="majorHAnsi"/>
+                <w:sz w:val="28"/>
+                <w:szCs w:val="28"/>
+              </w:rPr>
+            </w:pPr>
+            <w:ins w:id="1036" w:author="Tiếp thu thẩm định lần 5, bản 1.3.13 (Claude)" w:date="2026-09-29T18:33:54Z">
               <w:r>
                 <w:rPr>
                   <w:rFonts w:asciiTheme="majorHAnsi" w:hAnsiTheme="majorHAnsi" w:cstheme="majorHAnsi"/>
@@ -5180,14 +5330,14 @@
               <w:widowControl w:val="0"/>
               <w:jc w:val="center"/>
               <w:rPr>
-                <w:ins w:id="1033" w:author="Tiếp thu thẩm định lần 5, bản 1.3.13 (Claude)" w:date="2026-09-29T16:41:24Z"/>
-                <w:ins w:id="1024" w:author="Tiếp thu thẩm định lần 5, bản 1.3.13 (Claude)" w:date="2026-09-29T16:41:24Z"/>
-                <w:rFonts w:asciiTheme="majorHAnsi" w:hAnsiTheme="majorHAnsi" w:cstheme="majorHAnsi"/>
-                <w:sz w:val="28"/>
-                <w:szCs w:val="28"/>
-              </w:rPr>
-            </w:pPr>
-            <w:ins w:id="1032" w:author="Tiếp thu thẩm định lần 5, bản 1.3.13 (Claude)" w:date="2026-09-29T16:41:24Z">
+                <w:ins w:id="1039" w:author="Tiếp thu thẩm định lần 5, bản 1.3.13 (Claude)" w:date="2026-09-29T18:33:54Z"/>
+                <w:ins w:id="1030" w:author="Tiếp thu thẩm định lần 5, bản 1.3.13 (Claude)" w:date="2026-09-29T18:33:54Z"/>
+                <w:rFonts w:asciiTheme="majorHAnsi" w:hAnsiTheme="majorHAnsi" w:cstheme="majorHAnsi"/>
+                <w:sz w:val="28"/>
+                <w:szCs w:val="28"/>
+              </w:rPr>
+            </w:pPr>
+            <w:ins w:id="1038" w:author="Tiếp thu thẩm định lần 5, bản 1.3.13 (Claude)" w:date="2026-09-29T18:33:54Z">
               <w:r>
                 <w:rPr>
                   <w:rFonts w:asciiTheme="majorHAnsi" w:hAnsiTheme="majorHAnsi" w:cstheme="majorHAnsi"/>
@@ -5203,7 +5353,7 @@
       <w:tr>
         <w:trPr>
           <w:jc w:val="center"/>
-          <w:ins w:id="1034" w:author="Tiếp thu thẩm định lần 5, bản 1.3.13 (Claude)" w:date="2026-09-29T16:41:24Z"/>
+          <w:ins w:id="1040" w:author="Tiếp thu thẩm định lần 5, bản 1.3.13 (Claude)" w:date="2026-09-29T18:33:54Z"/>
         </w:trPr>
         <w:tc>
           <w:tcPr>
@@ -5215,15 +5365,15 @@
               <w:widowControl w:val="0"/>
               <w:jc w:val="center"/>
               <w:rPr>
-                <w:ins w:id="1036" w:author="Tiếp thu thẩm định lần 5, bản 1.3.13 (Claude)" w:date="2026-09-29T16:41:24Z"/>
-                <w:ins w:id="1027" w:author="Tiếp thu thẩm định lần 5, bản 1.3.13 (Claude)" w:date="2026-09-29T16:41:24Z"/>
-                <w:ins w:id="1018" w:author="Tiếp thu thẩm định lần 5, bản 1.3.13 (Claude)" w:date="2026-09-29T16:41:24Z"/>
-                <w:rFonts w:asciiTheme="majorHAnsi" w:hAnsiTheme="majorHAnsi" w:cstheme="majorHAnsi"/>
-                <w:sz w:val="28"/>
-                <w:szCs w:val="28"/>
-              </w:rPr>
-            </w:pPr>
-            <w:ins w:id="1035" w:author="Tiếp thu thẩm định lần 5, bản 1.3.13 (Claude)" w:date="2026-09-29T16:41:24Z">
+                <w:ins w:id="1042" w:author="Tiếp thu thẩm định lần 5, bản 1.3.13 (Claude)" w:date="2026-09-29T18:33:54Z"/>
+                <w:ins w:id="1033" w:author="Tiếp thu thẩm định lần 5, bản 1.3.13 (Claude)" w:date="2026-09-29T18:33:54Z"/>
+                <w:ins w:id="1024" w:author="Tiếp thu thẩm định lần 5, bản 1.3.13 (Claude)" w:date="2026-09-29T18:33:54Z"/>
+                <w:rFonts w:asciiTheme="majorHAnsi" w:hAnsiTheme="majorHAnsi" w:cstheme="majorHAnsi"/>
+                <w:sz w:val="28"/>
+                <w:szCs w:val="28"/>
+              </w:rPr>
+            </w:pPr>
+            <w:ins w:id="1041" w:author="Tiếp thu thẩm định lần 5, bản 1.3.13 (Claude)" w:date="2026-09-29T18:33:54Z">
               <w:r>
                 <w:rPr>
                   <w:rFonts w:asciiTheme="majorHAnsi" w:hAnsiTheme="majorHAnsi" w:cstheme="majorHAnsi"/>
@@ -5245,15 +5395,15 @@
               <w:widowControl w:val="0"/>
               <w:jc w:val="both"/>
               <w:rPr>
-                <w:ins w:id="1038" w:author="Tiếp thu thẩm định lần 5, bản 1.3.13 (Claude)" w:date="2026-09-29T16:41:24Z"/>
-                <w:ins w:id="1029" w:author="Tiếp thu thẩm định lần 5, bản 1.3.13 (Claude)" w:date="2026-09-29T16:41:24Z"/>
-                <w:ins w:id="1020" w:author="Tiếp thu thẩm định lần 5, bản 1.3.13 (Claude)" w:date="2026-09-29T16:41:24Z"/>
-                <w:rFonts w:asciiTheme="majorHAnsi" w:hAnsiTheme="majorHAnsi" w:cstheme="majorHAnsi"/>
-                <w:sz w:val="28"/>
-                <w:szCs w:val="28"/>
-              </w:rPr>
-            </w:pPr>
-            <w:ins w:id="1037" w:author="Tiếp thu thẩm định lần 5, bản 1.3.13 (Claude)" w:date="2026-09-29T16:41:24Z">
+                <w:ins w:id="1044" w:author="Tiếp thu thẩm định lần 5, bản 1.3.13 (Claude)" w:date="2026-09-29T18:33:54Z"/>
+                <w:ins w:id="1035" w:author="Tiếp thu thẩm định lần 5, bản 1.3.13 (Claude)" w:date="2026-09-29T18:33:54Z"/>
+                <w:ins w:id="1026" w:author="Tiếp thu thẩm định lần 5, bản 1.3.13 (Claude)" w:date="2026-09-29T18:33:54Z"/>
+                <w:rFonts w:asciiTheme="majorHAnsi" w:hAnsiTheme="majorHAnsi" w:cstheme="majorHAnsi"/>
+                <w:sz w:val="28"/>
+                <w:szCs w:val="28"/>
+              </w:rPr>
+            </w:pPr>
+            <w:ins w:id="1043" w:author="Tiếp thu thẩm định lần 5, bản 1.3.13 (Claude)" w:date="2026-09-29T18:33:54Z">
               <w:r>
                 <w:rPr>
                   <w:rFonts w:asciiTheme="majorHAnsi" w:hAnsiTheme="majorHAnsi" w:cstheme="majorHAnsi"/>
@@ -5275,15 +5425,15 @@
               <w:widowControl w:val="0"/>
               <w:jc w:val="both"/>
               <w:rPr>
-                <w:ins w:id="1040" w:author="Tiếp thu thẩm định lần 5, bản 1.3.13 (Claude)" w:date="2026-09-29T16:41:24Z"/>
-                <w:ins w:id="1031" w:author="Tiếp thu thẩm định lần 5, bản 1.3.13 (Claude)" w:date="2026-09-29T16:41:24Z"/>
-                <w:ins w:id="1022" w:author="Tiếp thu thẩm định lần 5, bản 1.3.13 (Claude)" w:date="2026-09-29T16:41:24Z"/>
-                <w:rFonts w:asciiTheme="majorHAnsi" w:hAnsiTheme="majorHAnsi" w:cstheme="majorHAnsi"/>
-                <w:sz w:val="28"/>
-                <w:szCs w:val="28"/>
-              </w:rPr>
-            </w:pPr>
-            <w:ins w:id="1039" w:author="Tiếp thu thẩm định lần 5, bản 1.3.13 (Claude)" w:date="2026-09-29T16:41:24Z">
+                <w:ins w:id="1046" w:author="Tiếp thu thẩm định lần 5, bản 1.3.13 (Claude)" w:date="2026-09-29T18:33:54Z"/>
+                <w:ins w:id="1037" w:author="Tiếp thu thẩm định lần 5, bản 1.3.13 (Claude)" w:date="2026-09-29T18:33:54Z"/>
+                <w:ins w:id="1028" w:author="Tiếp thu thẩm định lần 5, bản 1.3.13 (Claude)" w:date="2026-09-29T18:33:54Z"/>
+                <w:rFonts w:asciiTheme="majorHAnsi" w:hAnsiTheme="majorHAnsi" w:cstheme="majorHAnsi"/>
+                <w:sz w:val="28"/>
+                <w:szCs w:val="28"/>
+              </w:rPr>
+            </w:pPr>
+            <w:ins w:id="1045" w:author="Tiếp thu thẩm định lần 5, bản 1.3.13 (Claude)" w:date="2026-09-29T18:33:54Z">
               <w:r>
                 <w:rPr>
                   <w:rFonts w:asciiTheme="majorHAnsi" w:hAnsiTheme="majorHAnsi" w:cstheme="majorHAnsi"/>
@@ -5305,15 +5455,15 @@
               <w:widowControl w:val="0"/>
               <w:jc w:val="center"/>
               <w:rPr>
-                <w:ins w:id="1042" w:author="Tiếp thu thẩm định lần 5, bản 1.3.13 (Claude)" w:date="2026-09-29T16:41:24Z"/>
-                <w:ins w:id="1033" w:author="Tiếp thu thẩm định lần 5, bản 1.3.13 (Claude)" w:date="2026-09-29T16:41:24Z"/>
-                <w:ins w:id="1024" w:author="Tiếp thu thẩm định lần 5, bản 1.3.13 (Claude)" w:date="2026-09-29T16:41:24Z"/>
-                <w:rFonts w:asciiTheme="majorHAnsi" w:hAnsiTheme="majorHAnsi" w:cstheme="majorHAnsi"/>
-                <w:sz w:val="28"/>
-                <w:szCs w:val="28"/>
-              </w:rPr>
-            </w:pPr>
-            <w:ins w:id="1041" w:author="Tiếp thu thẩm định lần 5, bản 1.3.13 (Claude)" w:date="2026-09-29T16:41:24Z">
+                <w:ins w:id="1048" w:author="Tiếp thu thẩm định lần 5, bản 1.3.13 (Claude)" w:date="2026-09-29T18:33:54Z"/>
+                <w:ins w:id="1039" w:author="Tiếp thu thẩm định lần 5, bản 1.3.13 (Claude)" w:date="2026-09-29T18:33:54Z"/>
+                <w:ins w:id="1030" w:author="Tiếp thu thẩm định lần 5, bản 1.3.13 (Claude)" w:date="2026-09-29T18:33:54Z"/>
+                <w:rFonts w:asciiTheme="majorHAnsi" w:hAnsiTheme="majorHAnsi" w:cstheme="majorHAnsi"/>
+                <w:sz w:val="28"/>
+                <w:szCs w:val="28"/>
+              </w:rPr>
+            </w:pPr>
+            <w:ins w:id="1047" w:author="Tiếp thu thẩm định lần 5, bản 1.3.13 (Claude)" w:date="2026-09-29T18:33:54Z">
               <w:r>
                 <w:rPr>
                   <w:rFonts w:asciiTheme="majorHAnsi" w:hAnsiTheme="majorHAnsi" w:cstheme="majorHAnsi"/>
@@ -5329,7 +5479,7 @@
       <w:tr>
         <w:trPr>
           <w:jc w:val="center"/>
-          <w:ins w:id="1043" w:author="Tiếp thu thẩm định lần 5, bản 1.3.13 (Claude)" w:date="2026-09-29T16:41:24Z"/>
+          <w:ins w:id="1049" w:author="Tiếp thu thẩm định lần 5, bản 1.3.13 (Claude)" w:date="2026-09-29T18:33:54Z"/>
         </w:trPr>
         <w:tc>
           <w:tcPr>
@@ -5341,16 +5491,16 @@
               <w:widowControl w:val="0"/>
               <w:jc w:val="center"/>
               <w:rPr>
-                <w:ins w:id="1045" w:author="Tiếp thu thẩm định lần 5, bản 1.3.13 (Claude)" w:date="2026-09-29T16:41:24Z"/>
-                <w:ins w:id="1036" w:author="Tiếp thu thẩm định lần 5, bản 1.3.13 (Claude)" w:date="2026-09-29T16:41:24Z"/>
-                <w:ins w:id="1027" w:author="Tiếp thu thẩm định lần 5, bản 1.3.13 (Claude)" w:date="2026-09-29T16:41:24Z"/>
-                <w:ins w:id="1018" w:author="Tiếp thu thẩm định lần 5, bản 1.3.13 (Claude)" w:date="2026-09-29T16:41:24Z"/>
-                <w:rFonts w:asciiTheme="majorHAnsi" w:hAnsiTheme="majorHAnsi" w:cstheme="majorHAnsi"/>
-                <w:sz w:val="28"/>
-                <w:szCs w:val="28"/>
-              </w:rPr>
-            </w:pPr>
-            <w:ins w:id="1044" w:author="Tiếp thu thẩm định lần 5, bản 1.3.13 (Claude)" w:date="2026-09-29T16:41:24Z">
+                <w:ins w:id="1051" w:author="Tiếp thu thẩm định lần 5, bản 1.3.13 (Claude)" w:date="2026-09-29T18:33:54Z"/>
+                <w:ins w:id="1042" w:author="Tiếp thu thẩm định lần 5, bản 1.3.13 (Claude)" w:date="2026-09-29T18:33:54Z"/>
+                <w:ins w:id="1033" w:author="Tiếp thu thẩm định lần 5, bản 1.3.13 (Claude)" w:date="2026-09-29T18:33:54Z"/>
+                <w:ins w:id="1024" w:author="Tiếp thu thẩm định lần 5, bản 1.3.13 (Claude)" w:date="2026-09-29T18:33:54Z"/>
+                <w:rFonts w:asciiTheme="majorHAnsi" w:hAnsiTheme="majorHAnsi" w:cstheme="majorHAnsi"/>
+                <w:sz w:val="28"/>
+                <w:szCs w:val="28"/>
+              </w:rPr>
+            </w:pPr>
+            <w:ins w:id="1050" w:author="Tiếp thu thẩm định lần 5, bản 1.3.13 (Claude)" w:date="2026-09-29T18:33:54Z">
               <w:r>
                 <w:rPr>
                   <w:rFonts w:asciiTheme="majorHAnsi" w:hAnsiTheme="majorHAnsi" w:cstheme="majorHAnsi"/>
@@ -5372,16 +5522,16 @@
               <w:widowControl w:val="0"/>
               <w:jc w:val="both"/>
               <w:rPr>
-                <w:ins w:id="1047" w:author="Tiếp thu thẩm định lần 5, bản 1.3.13 (Claude)" w:date="2026-09-29T16:41:24Z"/>
-                <w:ins w:id="1038" w:author="Tiếp thu thẩm định lần 5, bản 1.3.13 (Claude)" w:date="2026-09-29T16:41:24Z"/>
-                <w:ins w:id="1029" w:author="Tiếp thu thẩm định lần 5, bản 1.3.13 (Claude)" w:date="2026-09-29T16:41:24Z"/>
-                <w:ins w:id="1020" w:author="Tiếp thu thẩm định lần 5, bản 1.3.13 (Claude)" w:date="2026-09-29T16:41:24Z"/>
-                <w:rFonts w:asciiTheme="majorHAnsi" w:hAnsiTheme="majorHAnsi" w:cstheme="majorHAnsi"/>
-                <w:sz w:val="28"/>
-                <w:szCs w:val="28"/>
-              </w:rPr>
-            </w:pPr>
-            <w:ins w:id="1046" w:author="Tiếp thu thẩm định lần 5, bản 1.3.13 (Claude)" w:date="2026-09-29T16:41:24Z">
+                <w:ins w:id="1053" w:author="Tiếp thu thẩm định lần 5, bản 1.3.13 (Claude)" w:date="2026-09-29T18:33:54Z"/>
+                <w:ins w:id="1044" w:author="Tiếp thu thẩm định lần 5, bản 1.3.13 (Claude)" w:date="2026-09-29T18:33:54Z"/>
+                <w:ins w:id="1035" w:author="Tiếp thu thẩm định lần 5, bản 1.3.13 (Claude)" w:date="2026-09-29T18:33:54Z"/>
+                <w:ins w:id="1026" w:author="Tiếp thu thẩm định lần 5, bản 1.3.13 (Claude)" w:date="2026-09-29T18:33:54Z"/>
+                <w:rFonts w:asciiTheme="majorHAnsi" w:hAnsiTheme="majorHAnsi" w:cstheme="majorHAnsi"/>
+                <w:sz w:val="28"/>
+                <w:szCs w:val="28"/>
+              </w:rPr>
+            </w:pPr>
+            <w:ins w:id="1052" w:author="Tiếp thu thẩm định lần 5, bản 1.3.13 (Claude)" w:date="2026-09-29T18:33:54Z">
               <w:r>
                 <w:rPr>
                   <w:rFonts w:asciiTheme="majorHAnsi" w:hAnsiTheme="majorHAnsi" w:cstheme="majorHAnsi"/>
@@ -5403,16 +5553,16 @@
               <w:widowControl w:val="0"/>
               <w:jc w:val="both"/>
               <w:rPr>
-                <w:ins w:id="1049" w:author="Tiếp thu thẩm định lần 5, bản 1.3.13 (Claude)" w:date="2026-09-29T16:41:24Z"/>
-                <w:ins w:id="1040" w:author="Tiếp thu thẩm định lần 5, bản 1.3.13 (Claude)" w:date="2026-09-29T16:41:24Z"/>
-                <w:ins w:id="1031" w:author="Tiếp thu thẩm định lần 5, bản 1.3.13 (Claude)" w:date="2026-09-29T16:41:24Z"/>
-                <w:ins w:id="1022" w:author="Tiếp thu thẩm định lần 5, bản 1.3.13 (Claude)" w:date="2026-09-29T16:41:24Z"/>
-                <w:rFonts w:asciiTheme="majorHAnsi" w:hAnsiTheme="majorHAnsi" w:cstheme="majorHAnsi"/>
-                <w:sz w:val="28"/>
-                <w:szCs w:val="28"/>
-              </w:rPr>
-            </w:pPr>
-            <w:ins w:id="1048" w:author="Tiếp thu thẩm định lần 5, bản 1.3.13 (Claude)" w:date="2026-09-29T16:41:24Z">
+                <w:ins w:id="1055" w:author="Tiếp thu thẩm định lần 5, bản 1.3.13 (Claude)" w:date="2026-09-29T18:33:54Z"/>
+                <w:ins w:id="1046" w:author="Tiếp thu thẩm định lần 5, bản 1.3.13 (Claude)" w:date="2026-09-29T18:33:54Z"/>
+                <w:ins w:id="1037" w:author="Tiếp thu thẩm định lần 5, bản 1.3.13 (Claude)" w:date="2026-09-29T18:33:54Z"/>
+                <w:ins w:id="1028" w:author="Tiếp thu thẩm định lần 5, bản 1.3.13 (Claude)" w:date="2026-09-29T18:33:54Z"/>
+                <w:rFonts w:asciiTheme="majorHAnsi" w:hAnsiTheme="majorHAnsi" w:cstheme="majorHAnsi"/>
+                <w:sz w:val="28"/>
+                <w:szCs w:val="28"/>
+              </w:rPr>
+            </w:pPr>
+            <w:ins w:id="1054" w:author="Tiếp thu thẩm định lần 5, bản 1.3.13 (Claude)" w:date="2026-09-29T18:33:54Z">
               <w:r>
                 <w:rPr>
                   <w:rFonts w:asciiTheme="majorHAnsi" w:hAnsiTheme="majorHAnsi" w:cstheme="majorHAnsi"/>
@@ -5434,16 +5584,16 @@
               <w:widowControl w:val="0"/>
               <w:jc w:val="center"/>
               <w:rPr>
-                <w:ins w:id="1051" w:author="Tiếp thu thẩm định lần 5, bản 1.3.13 (Claude)" w:date="2026-09-29T16:41:24Z"/>
-                <w:ins w:id="1042" w:author="Tiếp thu thẩm định lần 5, bản 1.3.13 (Claude)" w:date="2026-09-29T16:41:24Z"/>
-                <w:ins w:id="1033" w:author="Tiếp thu thẩm định lần 5, bản 1.3.13 (Claude)" w:date="2026-09-29T16:41:24Z"/>
-                <w:ins w:id="1024" w:author="Tiếp thu thẩm định lần 5, bản 1.3.13 (Claude)" w:date="2026-09-29T16:41:24Z"/>
-                <w:rFonts w:asciiTheme="majorHAnsi" w:hAnsiTheme="majorHAnsi" w:cstheme="majorHAnsi"/>
-                <w:sz w:val="28"/>
-                <w:szCs w:val="28"/>
-              </w:rPr>
-            </w:pPr>
-            <w:ins w:id="1050" w:author="Tiếp thu thẩm định lần 5, bản 1.3.13 (Claude)" w:date="2026-09-29T16:41:24Z">
+                <w:ins w:id="1057" w:author="Tiếp thu thẩm định lần 5, bản 1.3.13 (Claude)" w:date="2026-09-29T18:33:54Z"/>
+                <w:ins w:id="1048" w:author="Tiếp thu thẩm định lần 5, bản 1.3.13 (Claude)" w:date="2026-09-29T18:33:54Z"/>
+                <w:ins w:id="1039" w:author="Tiếp thu thẩm định lần 5, bản 1.3.13 (Claude)" w:date="2026-09-29T18:33:54Z"/>
+                <w:ins w:id="1030" w:author="Tiếp thu thẩm định lần 5, bản 1.3.13 (Claude)" w:date="2026-09-29T18:33:54Z"/>
+                <w:rFonts w:asciiTheme="majorHAnsi" w:hAnsiTheme="majorHAnsi" w:cstheme="majorHAnsi"/>
+                <w:sz w:val="28"/>
+                <w:szCs w:val="28"/>
+              </w:rPr>
+            </w:pPr>
+            <w:ins w:id="1056" w:author="Tiếp thu thẩm định lần 5, bản 1.3.13 (Claude)" w:date="2026-09-29T18:33:54Z">
               <w:r>
                 <w:rPr>
                   <w:rFonts w:asciiTheme="majorHAnsi" w:hAnsiTheme="majorHAnsi" w:cstheme="majorHAnsi"/>
@@ -5459,7 +5609,7 @@
       <w:tr>
         <w:trPr>
           <w:jc w:val="center"/>
-          <w:ins w:id="1052" w:author="Tiếp thu thẩm định lần 5, bản 1.3.13 (Claude)" w:date="2026-09-29T16:41:24Z"/>
+          <w:ins w:id="1058" w:author="Tiếp thu thẩm định lần 5, bản 1.3.13 (Claude)" w:date="2026-09-29T18:33:54Z"/>
         </w:trPr>
         <w:tc>
           <w:tcPr>
@@ -5471,17 +5621,17 @@
               <w:widowControl w:val="0"/>
               <w:jc w:val="center"/>
               <w:rPr>
-                <w:ins w:id="1054" w:author="Tiếp thu thẩm định lần 5, bản 1.3.13 (Claude)" w:date="2026-09-29T16:41:24Z"/>
-                <w:ins w:id="1045" w:author="Tiếp thu thẩm định lần 5, bản 1.3.13 (Claude)" w:date="2026-09-29T16:41:24Z"/>
-                <w:ins w:id="1036" w:author="Tiếp thu thẩm định lần 5, bản 1.3.13 (Claude)" w:date="2026-09-29T16:41:24Z"/>
-                <w:ins w:id="1027" w:author="Tiếp thu thẩm định lần 5, bản 1.3.13 (Claude)" w:date="2026-09-29T16:41:24Z"/>
-                <w:ins w:id="1018" w:author="Tiếp thu thẩm định lần 5, bản 1.3.13 (Claude)" w:date="2026-09-29T16:41:24Z"/>
-                <w:rFonts w:asciiTheme="majorHAnsi" w:hAnsiTheme="majorHAnsi" w:cstheme="majorHAnsi"/>
-                <w:sz w:val="28"/>
-                <w:szCs w:val="28"/>
-              </w:rPr>
-            </w:pPr>
-            <w:ins w:id="1053" w:author="Tiếp thu thẩm định lần 5, bản 1.3.13 (Claude)" w:date="2026-09-29T16:41:24Z">
+                <w:ins w:id="1060" w:author="Tiếp thu thẩm định lần 5, bản 1.3.13 (Claude)" w:date="2026-09-29T18:33:54Z"/>
+                <w:ins w:id="1051" w:author="Tiếp thu thẩm định lần 5, bản 1.3.13 (Claude)" w:date="2026-09-29T18:33:54Z"/>
+                <w:ins w:id="1042" w:author="Tiếp thu thẩm định lần 5, bản 1.3.13 (Claude)" w:date="2026-09-29T18:33:54Z"/>
+                <w:ins w:id="1033" w:author="Tiếp thu thẩm định lần 5, bản 1.3.13 (Claude)" w:date="2026-09-29T18:33:54Z"/>
+                <w:ins w:id="1024" w:author="Tiếp thu thẩm định lần 5, bản 1.3.13 (Claude)" w:date="2026-09-29T18:33:54Z"/>
+                <w:rFonts w:asciiTheme="majorHAnsi" w:hAnsiTheme="majorHAnsi" w:cstheme="majorHAnsi"/>
+                <w:sz w:val="28"/>
+                <w:szCs w:val="28"/>
+              </w:rPr>
+            </w:pPr>
+            <w:ins w:id="1059" w:author="Tiếp thu thẩm định lần 5, bản 1.3.13 (Claude)" w:date="2026-09-29T18:33:54Z">
               <w:r>
                 <w:rPr>
                   <w:rFonts w:asciiTheme="majorHAnsi" w:hAnsiTheme="majorHAnsi" w:cstheme="majorHAnsi"/>
@@ -5503,17 +5653,17 @@
               <w:widowControl w:val="0"/>
               <w:jc w:val="both"/>
               <w:rPr>
-                <w:ins w:id="1056" w:author="Tiếp thu thẩm định lần 5, bản 1.3.13 (Claude)" w:date="2026-09-29T16:41:24Z"/>
-                <w:ins w:id="1047" w:author="Tiếp thu thẩm định lần 5, bản 1.3.13 (Claude)" w:date="2026-09-29T16:41:24Z"/>
-                <w:ins w:id="1038" w:author="Tiếp thu thẩm định lần 5, bản 1.3.13 (Claude)" w:date="2026-09-29T16:41:24Z"/>
-                <w:ins w:id="1029" w:author="Tiếp thu thẩm định lần 5, bản 1.3.13 (Claude)" w:date="2026-09-29T16:41:24Z"/>
-                <w:ins w:id="1020" w:author="Tiếp thu thẩm định lần 5, bản 1.3.13 (Claude)" w:date="2026-09-29T16:41:24Z"/>
-                <w:rFonts w:asciiTheme="majorHAnsi" w:hAnsiTheme="majorHAnsi" w:cstheme="majorHAnsi"/>
-                <w:sz w:val="28"/>
-                <w:szCs w:val="28"/>
-              </w:rPr>
-            </w:pPr>
-            <w:ins w:id="1055" w:author="Tiếp thu thẩm định lần 5, bản 1.3.13 (Claude)" w:date="2026-09-29T16:41:24Z">
+                <w:ins w:id="1062" w:author="Tiếp thu thẩm định lần 5, bản 1.3.13 (Claude)" w:date="2026-09-29T18:33:54Z"/>
+                <w:ins w:id="1053" w:author="Tiếp thu thẩm định lần 5, bản 1.3.13 (Claude)" w:date="2026-09-29T18:33:54Z"/>
+                <w:ins w:id="1044" w:author="Tiếp thu thẩm định lần 5, bản 1.3.13 (Claude)" w:date="2026-09-29T18:33:54Z"/>
+                <w:ins w:id="1035" w:author="Tiếp thu thẩm định lần 5, bản 1.3.13 (Claude)" w:date="2026-09-29T18:33:54Z"/>
+                <w:ins w:id="1026" w:author="Tiếp thu thẩm định lần 5, bản 1.3.13 (Claude)" w:date="2026-09-29T18:33:54Z"/>
+                <w:rFonts w:asciiTheme="majorHAnsi" w:hAnsiTheme="majorHAnsi" w:cstheme="majorHAnsi"/>
+                <w:sz w:val="28"/>
+                <w:szCs w:val="28"/>
+              </w:rPr>
+            </w:pPr>
+            <w:ins w:id="1061" w:author="Tiếp thu thẩm định lần 5, bản 1.3.13 (Claude)" w:date="2026-09-29T18:33:54Z">
               <w:r>
                 <w:rPr>
                   <w:rFonts w:asciiTheme="majorHAnsi" w:hAnsiTheme="majorHAnsi" w:cstheme="majorHAnsi"/>
@@ -5535,17 +5685,17 @@
               <w:widowControl w:val="0"/>
               <w:jc w:val="both"/>
               <w:rPr>
-                <w:ins w:id="1058" w:author="Tiếp thu thẩm định lần 5, bản 1.3.13 (Claude)" w:date="2026-09-29T16:41:24Z"/>
-                <w:ins w:id="1049" w:author="Tiếp thu thẩm định lần 5, bản 1.3.13 (Claude)" w:date="2026-09-29T16:41:24Z"/>
-                <w:ins w:id="1040" w:author="Tiếp thu thẩm định lần 5, bản 1.3.13 (Claude)" w:date="2026-09-29T16:41:24Z"/>
-                <w:ins w:id="1031" w:author="Tiếp thu thẩm định lần 5, bản 1.3.13 (Claude)" w:date="2026-09-29T16:41:24Z"/>
-                <w:ins w:id="1022" w:author="Tiếp thu thẩm định lần 5, bản 1.3.13 (Claude)" w:date="2026-09-29T16:41:24Z"/>
-                <w:rFonts w:asciiTheme="majorHAnsi" w:hAnsiTheme="majorHAnsi" w:cstheme="majorHAnsi"/>
-                <w:sz w:val="28"/>
-                <w:szCs w:val="28"/>
-              </w:rPr>
-            </w:pPr>
-            <w:ins w:id="1057" w:author="Tiếp thu thẩm định lần 5, bản 1.3.13 (Claude)" w:date="2026-09-29T16:41:24Z">
+                <w:ins w:id="1064" w:author="Tiếp thu thẩm định lần 5, bản 1.3.13 (Claude)" w:date="2026-09-29T18:33:54Z"/>
+                <w:ins w:id="1055" w:author="Tiếp thu thẩm định lần 5, bản 1.3.13 (Claude)" w:date="2026-09-29T18:33:54Z"/>
+                <w:ins w:id="1046" w:author="Tiếp thu thẩm định lần 5, bản 1.3.13 (Claude)" w:date="2026-09-29T18:33:54Z"/>
+                <w:ins w:id="1037" w:author="Tiếp thu thẩm định lần 5, bản 1.3.13 (Claude)" w:date="2026-09-29T18:33:54Z"/>
+                <w:ins w:id="1028" w:author="Tiếp thu thẩm định lần 5, bản 1.3.13 (Claude)" w:date="2026-09-29T18:33:54Z"/>
+                <w:rFonts w:asciiTheme="majorHAnsi" w:hAnsiTheme="majorHAnsi" w:cstheme="majorHAnsi"/>
+                <w:sz w:val="28"/>
+                <w:szCs w:val="28"/>
+              </w:rPr>
+            </w:pPr>
+            <w:ins w:id="1063" w:author="Tiếp thu thẩm định lần 5, bản 1.3.13 (Claude)" w:date="2026-09-29T18:33:54Z">
               <w:r>
                 <w:rPr>
                   <w:rFonts w:asciiTheme="majorHAnsi" w:hAnsiTheme="majorHAnsi" w:cstheme="majorHAnsi"/>
@@ -5567,17 +5717,17 @@
               <w:widowControl w:val="0"/>
               <w:jc w:val="center"/>
               <w:rPr>
-                <w:ins w:id="1060" w:author="Tiếp thu thẩm định lần 5, bản 1.3.13 (Claude)" w:date="2026-09-29T16:41:24Z"/>
-                <w:ins w:id="1051" w:author="Tiếp thu thẩm định lần 5, bản 1.3.13 (Claude)" w:date="2026-09-29T16:41:24Z"/>
-                <w:ins w:id="1042" w:author="Tiếp thu thẩm định lần 5, bản 1.3.13 (Claude)" w:date="2026-09-29T16:41:24Z"/>
-                <w:ins w:id="1033" w:author="Tiếp thu thẩm định lần 5, bản 1.3.13 (Claude)" w:date="2026-09-29T16:41:24Z"/>
-                <w:ins w:id="1024" w:author="Tiếp thu thẩm định lần 5, bản 1.3.13 (Claude)" w:date="2026-09-29T16:41:24Z"/>
-                <w:rFonts w:asciiTheme="majorHAnsi" w:hAnsiTheme="majorHAnsi" w:cstheme="majorHAnsi"/>
-                <w:sz w:val="28"/>
-                <w:szCs w:val="28"/>
-              </w:rPr>
-            </w:pPr>
-            <w:ins w:id="1059" w:author="Tiếp thu thẩm định lần 5, bản 1.3.13 (Claude)" w:date="2026-09-29T16:41:24Z">
+                <w:ins w:id="1066" w:author="Tiếp thu thẩm định lần 5, bản 1.3.13 (Claude)" w:date="2026-09-29T18:33:54Z"/>
+                <w:ins w:id="1057" w:author="Tiếp thu thẩm định lần 5, bản 1.3.13 (Claude)" w:date="2026-09-29T18:33:54Z"/>
+                <w:ins w:id="1048" w:author="Tiếp thu thẩm định lần 5, bản 1.3.13 (Claude)" w:date="2026-09-29T18:33:54Z"/>
+                <w:ins w:id="1039" w:author="Tiếp thu thẩm định lần 5, bản 1.3.13 (Claude)" w:date="2026-09-29T18:33:54Z"/>
+                <w:ins w:id="1030" w:author="Tiếp thu thẩm định lần 5, bản 1.3.13 (Claude)" w:date="2026-09-29T18:33:54Z"/>
+                <w:rFonts w:asciiTheme="majorHAnsi" w:hAnsiTheme="majorHAnsi" w:cstheme="majorHAnsi"/>
+                <w:sz w:val="28"/>
+                <w:szCs w:val="28"/>
+              </w:rPr>
+            </w:pPr>
+            <w:ins w:id="1065" w:author="Tiếp thu thẩm định lần 5, bản 1.3.13 (Claude)" w:date="2026-09-29T18:33:54Z">
               <w:r>
                 <w:rPr>
                   <w:rFonts w:asciiTheme="majorHAnsi" w:hAnsiTheme="majorHAnsi" w:cstheme="majorHAnsi"/>
@@ -5684,6 +5834,28 @@
           <w:shd w:val="clear" w:color="auto" w:fill="FFFFFF"/>
         </w:rPr>
       </w:pPr>
+      <w:del w:id="1007" w:author="Sửa theo rà soát 897 chính thức 29/9 (Claude)" w:date="2026-09-29T18:36:18Z">
+        <w:r>
+          <w:rPr>
+            <w:rFonts w:asciiTheme="majorHAnsi" w:hAnsiTheme="majorHAnsi" w:cstheme="majorHAnsi"/>
+            <w:sz w:val="28"/>
+            <w:szCs w:val="28"/>
+            <w:shd w:val="clear" w:color="auto" w:fill="FFFFFF"/>
+          </w:rPr>
+          <w:delText xml:space="preserve">- Nội dung hai thang điểm quy đổi đã có văn bản phân định (Quyết định số 2119/QĐ-CĐKT ngày 28/9/2026 ban hành</w:delText>
+        </w:r>
+      </w:del>
+      <w:ins w:id="1008" w:author="Sửa theo rà soát 897 chính thức 29/9 (Claude)" w:date="2026-09-29T18:36:18Z">
+        <w:r>
+          <w:rPr>
+            <w:rFonts w:asciiTheme="majorHAnsi" w:hAnsiTheme="majorHAnsi" w:cstheme="majorHAnsi"/>
+            <w:sz w:val="28"/>
+            <w:szCs w:val="28"/>
+            <w:shd w:val="clear" w:color="auto" w:fill="FFFFFF"/>
+          </w:rPr>
+          <w:t xml:space="preserve">- Nội dung hai thang điểm quy đổi đã có văn bản phân định (Quyết định số 2119/QĐ-CĐKT ban hành</w:t>
+        </w:r>
+      </w:ins>
       <w:r>
         <w:rPr>
           <w:rFonts w:asciiTheme="majorHAnsi" w:hAnsiTheme="majorHAnsi" w:cstheme="majorHAnsi"/>
@@ -5691,7 +5863,7 @@
           <w:szCs w:val="28"/>
           <w:shd w:val="clear" w:color="auto" w:fill="FFFFFF"/>
         </w:rPr>
-        <w:t xml:space="preserve">- Nội dung hai thang điểm quy đổi đã có văn bản phân định (Quyết định số 2119/QĐ-CĐKT ngày 28/9/2026 ban hành Danh mục sản phẩm, công việc); kết quả KPI đã chấm trước ngày 28/9/2026 Bộ công cụ không tự tính lại; một số nội dung đánh giá KPI (trong đó có quy ước nhân hệ số sản phẩm với hệ số mức độ) chờ ý kiến Phòng TCCB&amp;CTHSSV;</w:t>
+        <w:t xml:space="preserve"> Danh mục sản phẩm, công việc); kết quả KPI đã chấm trước ngày 28/9/2026 Bộ công cụ không tự tính lại; một số nội dung đánh giá KPI (trong đó có quy ước nhân hệ số sản phẩm với hệ số mức độ) chờ ý kiến Phòng TCCB&amp;CTHSSV;</w:t>
       </w:r>
       <w:r>
         <w:rPr>
@@ -5725,7 +5897,7 @@
         </w:rPr>
         <w:t xml:space="preserve">- Thao tác chặn ghi là biện pháp hỗ trợ, </w:t>
       </w:r>
-      <w:del w:id="1061" w:author="Tiếp thu thẩm định lần 5, bản 1.3.13 (Claude)" w:date="2026-09-29T16:41:24Z">
+      <w:del w:id="1067" w:author="Tiếp thu thẩm định lần 5, bản 1.3.13 (Claude)" w:date="2026-09-29T18:33:54Z">
         <w:r>
           <w:rPr>
             <w:rFonts w:asciiTheme="majorHAnsi" w:hAnsiTheme="majorHAnsi" w:cstheme="majorHAnsi"/>
@@ -5736,7 +5908,7 @@
           <w:delText xml:space="preserve">không kiểm được chương trình viết sẵn trong tệp;</w:delText>
         </w:r>
       </w:del>
-      <w:ins w:id="1062" w:author="Tiếp thu thẩm định lần 5, bản 1.3.13 (Claude)" w:date="2026-09-29T16:41:24Z">
+      <w:ins w:id="1068" w:author="Tiếp thu thẩm định lần 5, bản 1.3.13 (Claude)" w:date="2026-09-29T18:33:54Z">
         <w:r>
           <w:rPr>
             <w:rFonts w:asciiTheme="majorHAnsi" w:hAnsiTheme="majorHAnsi" w:cstheme="majorHAnsi"/>
@@ -5793,7 +5965,7 @@
           <w:shd w:val="clear" w:color="auto" w:fill="FFFFFF"/>
         </w:rPr>
       </w:pPr>
-      <w:del w:id="1063" w:author="Tiếp thu thẩm định lần 5, bản 1.3.13 (Claude)" w:date="2026-09-29T16:41:24Z">
+      <w:del w:id="1069" w:author="Tiếp thu thẩm định lần 5, bản 1.3.13 (Claude)" w:date="2026-09-29T18:33:54Z">
         <w:r>
           <w:rPr>
             <w:rFonts w:asciiTheme="majorHAnsi" w:hAnsiTheme="majorHAnsi" w:cstheme="majorHAnsi"/>
@@ -5806,7 +5978,7 @@
           <w:delText xml:space="preserve">6. Kết quả thẩm định độc lập lần 1, lần 2, lần 3, lần 4, tiếp thu, giải trình</w:delText>
         </w:r>
       </w:del>
-      <w:ins w:id="1064" w:author="Tiếp thu thẩm định lần 5, bản 1.3.13 (Claude)" w:date="2026-09-29T16:41:24Z">
+      <w:ins w:id="1070" w:author="Tiếp thu thẩm định lần 5, bản 1.3.13 (Claude)" w:date="2026-09-29T18:33:54Z">
         <w:r>
           <w:rPr>
             <w:rFonts w:asciiTheme="majorHAnsi" w:hAnsiTheme="majorHAnsi" w:cstheme="majorHAnsi"/>
@@ -6844,7 +7016,7 @@
                 <w:szCs w:val="28"/>
               </w:rPr>
             </w:pPr>
-            <w:del w:id="1067" w:author="Tiếp thu thẩm định lần 5, bản 1.3.13 (Claude)" w:date="2026-09-29T16:41:24Z">
+            <w:del w:id="1073" w:author="Tiếp thu thẩm định lần 5, bản 1.3.13 (Claude)" w:date="2026-09-29T18:33:54Z">
               <w:r>
                 <w:rPr>
                   <w:rFonts w:asciiTheme="majorHAnsi" w:hAnsiTheme="majorHAnsi" w:cstheme="majorHAnsi"/>
@@ -6854,7 +7026,7 @@
                 <w:delText>Phiếu nghiệm thu bản 1.3.1: 15 ca, thêm 2 ca chỉ chạy trên Cowork (trước 05/10/2026)</w:delText>
               </w:r>
             </w:del>
-            <w:ins w:id="1068" w:author="Tiếp thu thẩm định lần 5, bản 1.3.13 (Claude)" w:date="2026-09-29T16:41:24Z">
+            <w:ins w:id="1074" w:author="Tiếp thu thẩm định lần 5, bản 1.3.13 (Claude)" w:date="2026-09-29T18:33:54Z">
               <w:r>
                 <w:rPr>
                   <w:rFonts w:asciiTheme="majorHAnsi" w:hAnsiTheme="majorHAnsi" w:cstheme="majorHAnsi"/>
@@ -7065,7 +7237,7 @@
               </w:rPr>
               <w:t xml:space="preserve">ngày 27/9/2026 lên 1.3.1, 1.3.2, </w:t>
             </w:r>
-            <w:del w:id="1065" w:author="Tiếp thu thẩm định lần 5, bản 1.3.13 (Claude)" w:date="2026-09-29T16:41:24Z">
+            <w:del w:id="1071" w:author="Tiếp thu thẩm định lần 5, bản 1.3.13 (Claude)" w:date="2026-09-29T18:33:54Z">
               <w:r>
                 <w:rPr>
                   <w:rFonts w:asciiTheme="majorHAnsi" w:hAnsiTheme="majorHAnsi" w:cstheme="majorHAnsi"/>
@@ -7075,7 +7247,7 @@
                 <w:delText xml:space="preserve">ngày 28 - 29/9/2026 lên 1.3.3 - 1.3.12,</w:delText>
               </w:r>
             </w:del>
-            <w:ins w:id="1066" w:author="Tiếp thu thẩm định lần 5, bản 1.3.13 (Claude)" w:date="2026-09-29T16:41:24Z">
+            <w:ins w:id="1072" w:author="Tiếp thu thẩm định lần 5, bản 1.3.13 (Claude)" w:date="2026-09-29T18:33:54Z">
               <w:r>
                 <w:rPr>
                   <w:rFonts w:asciiTheme="majorHAnsi" w:hAnsiTheme="majorHAnsi" w:cstheme="majorHAnsi"/>
@@ -7530,7 +7702,7 @@
                 <w:szCs w:val="28"/>
               </w:rPr>
             </w:pPr>
-            <w:del w:id="1069" w:author="Tiếp thu thẩm định lần 5, bản 1.3.13 (Claude)" w:date="2026-09-29T16:41:24Z">
+            <w:del w:id="1075" w:author="Tiếp thu thẩm định lần 5, bản 1.3.13 (Claude)" w:date="2026-09-29T18:33:54Z">
               <w:r>
                 <w:rPr>
                   <w:rFonts w:asciiTheme="majorHAnsi" w:hAnsiTheme="majorHAnsi" w:cstheme="majorHAnsi"/>
@@ -7540,7 +7712,7 @@
                 <w:delText>Biên bản kiểm tra bằng tài khoản thử (trước 30/9/2026)</w:delText>
               </w:r>
             </w:del>
-            <w:ins w:id="1070" w:author="Tiếp thu thẩm định lần 5, bản 1.3.13 (Claude)" w:date="2026-09-29T16:41:24Z">
+            <w:ins w:id="1076" w:author="Tiếp thu thẩm định lần 5, bản 1.3.13 (Claude)" w:date="2026-09-29T18:33:54Z">
               <w:r>
                 <w:rPr>
                   <w:rFonts w:asciiTheme="majorHAnsi" w:hAnsiTheme="majorHAnsi" w:cstheme="majorHAnsi"/>
@@ -8509,7 +8681,7 @@
       <w:tr>
         <w:trPr>
           <w:jc w:val="center"/>
-          <w:ins w:id="1071" w:author="Tiếp thu thẩm định lần 5, bản 1.3.13 (Claude)" w:date="2026-09-29T16:41:24Z"/>
+          <w:ins w:id="1077" w:author="Tiếp thu thẩm định lần 5, bản 1.3.13 (Claude)" w:date="2026-09-29T18:33:54Z"/>
         </w:trPr>
         <w:tc>
           <w:tcPr>
@@ -8521,13 +8693,13 @@
               <w:widowControl w:val="0"/>
               <w:jc w:val="center"/>
               <w:rPr>
-                <w:ins w:id="1073" w:author="Tiếp thu thẩm định lần 5, bản 1.3.13 (Claude)" w:date="2026-09-29T16:41:24Z"/>
-                <w:rFonts w:asciiTheme="majorHAnsi" w:hAnsiTheme="majorHAnsi" w:cstheme="majorHAnsi"/>
-                <w:sz w:val="28"/>
-                <w:szCs w:val="28"/>
-              </w:rPr>
-            </w:pPr>
-            <w:ins w:id="1072" w:author="Tiếp thu thẩm định lần 5, bản 1.3.13 (Claude)" w:date="2026-09-29T16:41:24Z">
+                <w:ins w:id="1079" w:author="Tiếp thu thẩm định lần 5, bản 1.3.13 (Claude)" w:date="2026-09-29T18:33:54Z"/>
+                <w:rFonts w:asciiTheme="majorHAnsi" w:hAnsiTheme="majorHAnsi" w:cstheme="majorHAnsi"/>
+                <w:sz w:val="28"/>
+                <w:szCs w:val="28"/>
+              </w:rPr>
+            </w:pPr>
+            <w:ins w:id="1078" w:author="Tiếp thu thẩm định lần 5, bản 1.3.13 (Claude)" w:date="2026-09-29T18:33:54Z">
               <w:r>
                 <w:rPr>
                   <w:rFonts w:asciiTheme="majorHAnsi" w:hAnsiTheme="majorHAnsi" w:cstheme="majorHAnsi"/>
@@ -8549,13 +8721,13 @@
               <w:widowControl w:val="0"/>
               <w:jc w:val="both"/>
               <w:rPr>
-                <w:ins w:id="1075" w:author="Tiếp thu thẩm định lần 5, bản 1.3.13 (Claude)" w:date="2026-09-29T16:41:24Z"/>
-                <w:rFonts w:asciiTheme="majorHAnsi" w:hAnsiTheme="majorHAnsi" w:cstheme="majorHAnsi"/>
-                <w:sz w:val="28"/>
-                <w:szCs w:val="28"/>
-              </w:rPr>
-            </w:pPr>
-            <w:ins w:id="1074" w:author="Tiếp thu thẩm định lần 5, bản 1.3.13 (Claude)" w:date="2026-09-29T16:41:24Z">
+                <w:ins w:id="1081" w:author="Tiếp thu thẩm định lần 5, bản 1.3.13 (Claude)" w:date="2026-09-29T18:33:54Z"/>
+                <w:rFonts w:asciiTheme="majorHAnsi" w:hAnsiTheme="majorHAnsi" w:cstheme="majorHAnsi"/>
+                <w:sz w:val="28"/>
+                <w:szCs w:val="28"/>
+              </w:rPr>
+            </w:pPr>
+            <w:ins w:id="1080" w:author="Tiếp thu thẩm định lần 5, bản 1.3.13 (Claude)" w:date="2026-09-29T18:33:54Z">
               <w:r>
                 <w:rPr>
                   <w:rFonts w:asciiTheme="majorHAnsi" w:hAnsiTheme="majorHAnsi" w:cstheme="majorHAnsi"/>
@@ -8577,13 +8749,13 @@
               <w:widowControl w:val="0"/>
               <w:jc w:val="both"/>
               <w:rPr>
-                <w:ins w:id="1077" w:author="Tiếp thu thẩm định lần 5, bản 1.3.13 (Claude)" w:date="2026-09-29T16:41:24Z"/>
-                <w:rFonts w:asciiTheme="majorHAnsi" w:hAnsiTheme="majorHAnsi" w:cstheme="majorHAnsi"/>
-                <w:sz w:val="28"/>
-                <w:szCs w:val="28"/>
-              </w:rPr>
-            </w:pPr>
-            <w:ins w:id="1076" w:author="Tiếp thu thẩm định lần 5, bản 1.3.13 (Claude)" w:date="2026-09-29T16:41:24Z">
+                <w:ins w:id="1083" w:author="Tiếp thu thẩm định lần 5, bản 1.3.13 (Claude)" w:date="2026-09-29T18:33:54Z"/>
+                <w:rFonts w:asciiTheme="majorHAnsi" w:hAnsiTheme="majorHAnsi" w:cstheme="majorHAnsi"/>
+                <w:sz w:val="28"/>
+                <w:szCs w:val="28"/>
+              </w:rPr>
+            </w:pPr>
+            <w:ins w:id="1082" w:author="Tiếp thu thẩm định lần 5, bản 1.3.13 (Claude)" w:date="2026-09-29T18:33:54Z">
               <w:r>
                 <w:rPr>
                   <w:rFonts w:asciiTheme="majorHAnsi" w:hAnsiTheme="majorHAnsi" w:cstheme="majorHAnsi"/>
@@ -8605,13 +8777,13 @@
               <w:widowControl w:val="0"/>
               <w:jc w:val="both"/>
               <w:rPr>
-                <w:ins w:id="1079" w:author="Tiếp thu thẩm định lần 5, bản 1.3.13 (Claude)" w:date="2026-09-29T16:41:24Z"/>
-                <w:rFonts w:asciiTheme="majorHAnsi" w:hAnsiTheme="majorHAnsi" w:cstheme="majorHAnsi"/>
-                <w:sz w:val="28"/>
-                <w:szCs w:val="28"/>
-              </w:rPr>
-            </w:pPr>
-            <w:ins w:id="1078" w:author="Tiếp thu thẩm định lần 5, bản 1.3.13 (Claude)" w:date="2026-09-29T16:41:24Z">
+                <w:ins w:id="1085" w:author="Tiếp thu thẩm định lần 5, bản 1.3.13 (Claude)" w:date="2026-09-29T18:33:54Z"/>
+                <w:rFonts w:asciiTheme="majorHAnsi" w:hAnsiTheme="majorHAnsi" w:cstheme="majorHAnsi"/>
+                <w:sz w:val="28"/>
+                <w:szCs w:val="28"/>
+              </w:rPr>
+            </w:pPr>
+            <w:ins w:id="1084" w:author="Tiếp thu thẩm định lần 5, bản 1.3.13 (Claude)" w:date="2026-09-29T18:33:54Z">
               <w:r>
                 <w:rPr>
                   <w:rFonts w:asciiTheme="majorHAnsi" w:hAnsiTheme="majorHAnsi" w:cstheme="majorHAnsi"/>
@@ -8627,7 +8799,7 @@
       <w:tr>
         <w:trPr>
           <w:jc w:val="center"/>
-          <w:ins w:id="1080" w:author="Tiếp thu thẩm định lần 5, bản 1.3.13 (Claude)" w:date="2026-09-29T16:41:24Z"/>
+          <w:ins w:id="1086" w:author="Tiếp thu thẩm định lần 5, bản 1.3.13 (Claude)" w:date="2026-09-29T18:33:54Z"/>
         </w:trPr>
         <w:tc>
           <w:tcPr>
@@ -8639,14 +8811,14 @@
               <w:widowControl w:val="0"/>
               <w:jc w:val="center"/>
               <w:rPr>
-                <w:ins w:id="1082" w:author="Tiếp thu thẩm định lần 5, bản 1.3.13 (Claude)" w:date="2026-09-29T16:41:24Z"/>
-                <w:ins w:id="1073" w:author="Tiếp thu thẩm định lần 5, bản 1.3.13 (Claude)" w:date="2026-09-29T16:41:24Z"/>
-                <w:rFonts w:asciiTheme="majorHAnsi" w:hAnsiTheme="majorHAnsi" w:cstheme="majorHAnsi"/>
-                <w:sz w:val="28"/>
-                <w:szCs w:val="28"/>
-              </w:rPr>
-            </w:pPr>
-            <w:ins w:id="1081" w:author="Tiếp thu thẩm định lần 5, bản 1.3.13 (Claude)" w:date="2026-09-29T16:41:24Z">
+                <w:ins w:id="1088" w:author="Tiếp thu thẩm định lần 5, bản 1.3.13 (Claude)" w:date="2026-09-29T18:33:54Z"/>
+                <w:ins w:id="1079" w:author="Tiếp thu thẩm định lần 5, bản 1.3.13 (Claude)" w:date="2026-09-29T18:33:54Z"/>
+                <w:rFonts w:asciiTheme="majorHAnsi" w:hAnsiTheme="majorHAnsi" w:cstheme="majorHAnsi"/>
+                <w:sz w:val="28"/>
+                <w:szCs w:val="28"/>
+              </w:rPr>
+            </w:pPr>
+            <w:ins w:id="1087" w:author="Tiếp thu thẩm định lần 5, bản 1.3.13 (Claude)" w:date="2026-09-29T18:33:54Z">
               <w:r>
                 <w:rPr>
                   <w:rFonts w:asciiTheme="majorHAnsi" w:hAnsiTheme="majorHAnsi" w:cstheme="majorHAnsi"/>
@@ -8668,14 +8840,14 @@
               <w:widowControl w:val="0"/>
               <w:jc w:val="both"/>
               <w:rPr>
-                <w:ins w:id="1084" w:author="Tiếp thu thẩm định lần 5, bản 1.3.13 (Claude)" w:date="2026-09-29T16:41:24Z"/>
-                <w:ins w:id="1075" w:author="Tiếp thu thẩm định lần 5, bản 1.3.13 (Claude)" w:date="2026-09-29T16:41:24Z"/>
-                <w:rFonts w:asciiTheme="majorHAnsi" w:hAnsiTheme="majorHAnsi" w:cstheme="majorHAnsi"/>
-                <w:sz w:val="28"/>
-                <w:szCs w:val="28"/>
-              </w:rPr>
-            </w:pPr>
-            <w:ins w:id="1083" w:author="Tiếp thu thẩm định lần 5, bản 1.3.13 (Claude)" w:date="2026-09-29T16:41:24Z">
+                <w:ins w:id="1090" w:author="Tiếp thu thẩm định lần 5, bản 1.3.13 (Claude)" w:date="2026-09-29T18:33:54Z"/>
+                <w:ins w:id="1081" w:author="Tiếp thu thẩm định lần 5, bản 1.3.13 (Claude)" w:date="2026-09-29T18:33:54Z"/>
+                <w:rFonts w:asciiTheme="majorHAnsi" w:hAnsiTheme="majorHAnsi" w:cstheme="majorHAnsi"/>
+                <w:sz w:val="28"/>
+                <w:szCs w:val="28"/>
+              </w:rPr>
+            </w:pPr>
+            <w:ins w:id="1089" w:author="Tiếp thu thẩm định lần 5, bản 1.3.13 (Claude)" w:date="2026-09-29T18:33:54Z">
               <w:r>
                 <w:rPr>
                   <w:rFonts w:asciiTheme="majorHAnsi" w:hAnsiTheme="majorHAnsi" w:cstheme="majorHAnsi"/>
@@ -8697,14 +8869,14 @@
               <w:widowControl w:val="0"/>
               <w:jc w:val="both"/>
               <w:rPr>
-                <w:ins w:id="1086" w:author="Tiếp thu thẩm định lần 5, bản 1.3.13 (Claude)" w:date="2026-09-29T16:41:24Z"/>
-                <w:ins w:id="1077" w:author="Tiếp thu thẩm định lần 5, bản 1.3.13 (Claude)" w:date="2026-09-29T16:41:24Z"/>
-                <w:rFonts w:asciiTheme="majorHAnsi" w:hAnsiTheme="majorHAnsi" w:cstheme="majorHAnsi"/>
-                <w:sz w:val="28"/>
-                <w:szCs w:val="28"/>
-              </w:rPr>
-            </w:pPr>
-            <w:ins w:id="1085" w:author="Tiếp thu thẩm định lần 5, bản 1.3.13 (Claude)" w:date="2026-09-29T16:41:24Z">
+                <w:ins w:id="1092" w:author="Tiếp thu thẩm định lần 5, bản 1.3.13 (Claude)" w:date="2026-09-29T18:33:54Z"/>
+                <w:ins w:id="1083" w:author="Tiếp thu thẩm định lần 5, bản 1.3.13 (Claude)" w:date="2026-09-29T18:33:54Z"/>
+                <w:rFonts w:asciiTheme="majorHAnsi" w:hAnsiTheme="majorHAnsi" w:cstheme="majorHAnsi"/>
+                <w:sz w:val="28"/>
+                <w:szCs w:val="28"/>
+              </w:rPr>
+            </w:pPr>
+            <w:ins w:id="1091" w:author="Tiếp thu thẩm định lần 5, bản 1.3.13 (Claude)" w:date="2026-09-29T18:33:54Z">
               <w:r>
                 <w:rPr>
                   <w:rFonts w:asciiTheme="majorHAnsi" w:hAnsiTheme="majorHAnsi" w:cstheme="majorHAnsi"/>
@@ -8726,14 +8898,14 @@
               <w:widowControl w:val="0"/>
               <w:jc w:val="both"/>
               <w:rPr>
-                <w:ins w:id="1088" w:author="Tiếp thu thẩm định lần 5, bản 1.3.13 (Claude)" w:date="2026-09-29T16:41:24Z"/>
-                <w:ins w:id="1079" w:author="Tiếp thu thẩm định lần 5, bản 1.3.13 (Claude)" w:date="2026-09-29T16:41:24Z"/>
-                <w:rFonts w:asciiTheme="majorHAnsi" w:hAnsiTheme="majorHAnsi" w:cstheme="majorHAnsi"/>
-                <w:sz w:val="28"/>
-                <w:szCs w:val="28"/>
-              </w:rPr>
-            </w:pPr>
-            <w:ins w:id="1087" w:author="Tiếp thu thẩm định lần 5, bản 1.3.13 (Claude)" w:date="2026-09-29T16:41:24Z">
+                <w:ins w:id="1094" w:author="Tiếp thu thẩm định lần 5, bản 1.3.13 (Claude)" w:date="2026-09-29T18:33:54Z"/>
+                <w:ins w:id="1085" w:author="Tiếp thu thẩm định lần 5, bản 1.3.13 (Claude)" w:date="2026-09-29T18:33:54Z"/>
+                <w:rFonts w:asciiTheme="majorHAnsi" w:hAnsiTheme="majorHAnsi" w:cstheme="majorHAnsi"/>
+                <w:sz w:val="28"/>
+                <w:szCs w:val="28"/>
+              </w:rPr>
+            </w:pPr>
+            <w:ins w:id="1093" w:author="Tiếp thu thẩm định lần 5, bản 1.3.13 (Claude)" w:date="2026-09-29T18:33:54Z">
               <w:r>
                 <w:rPr>
                   <w:rFonts w:asciiTheme="majorHAnsi" w:hAnsiTheme="majorHAnsi" w:cstheme="majorHAnsi"/>
@@ -8754,14 +8926,14 @@
         <w:ind w:firstLine="720"/>
         <w:jc w:val="both"/>
         <w:rPr>
-          <w:ins w:id="1090" w:author="Tiếp thu thẩm định lần 5, bản 1.3.13 (Claude)" w:date="2026-09-29T16:41:24Z"/>
+          <w:ins w:id="1096" w:author="Tiếp thu thẩm định lần 5, bản 1.3.13 (Claude)" w:date="2026-09-29T18:33:54Z"/>
           <w:rFonts w:asciiTheme="majorHAnsi" w:hAnsiTheme="majorHAnsi" w:cstheme="majorHAnsi"/>
           <w:sz w:val="28"/>
           <w:szCs w:val="28"/>
           <w:shd w:val="clear" w:color="auto" w:fill="FFFFFF"/>
         </w:rPr>
       </w:pPr>
-      <w:ins w:id="1089" w:author="Tiếp thu thẩm định lần 5, bản 1.3.13 (Claude)" w:date="2026-09-29T16:41:24Z">
+      <w:ins w:id="1095" w:author="Tiếp thu thẩm định lần 5, bản 1.3.13 (Claude)" w:date="2026-09-29T18:33:54Z">
         <w:r>
           <w:rPr>
             <w:rFonts w:asciiTheme="majorHAnsi" w:hAnsiTheme="majorHAnsi" w:cstheme="majorHAnsi"/>
@@ -8793,8 +8965,30 @@
           <w:szCs w:val="28"/>
           <w:shd w:val="clear" w:color="auto" w:fill="FFFFFF"/>
         </w:rPr>
-        <w:t xml:space="preserve">- Kết quả thẩm định độc lập lần 4 (27/9/2026): 04 báo cáo trên tệp plugin bản 1.3.1 (ChatGPT 72/100; Grok 79 - 85/100; Copilot 92/100; Gemini không chấm điểm) cùng xác nhận 02 lỗi phát hiện ở lần 3 đã được khắc phục, đồng ý kiểm thử có kiểm soát, chưa đồng ý triển khai diện rộng. ChatGPT chạy thử, nêu: thao tác chặn ghi còn hỏi xác nhận (thay vì chặn) khi không xác định được nơi ghi; ba văn bản mang tên Track Changes trong hồ sơ không còn đánh dấu (do người phụ trách chấp nhận thay đổi trên bản sao trong hồ sơ); metadata nghiệm thu ghi 3 lượt/ca trong khi chạy 2 lượt. Đã khắc phục trong bản 1.3.2 (mã SHA-256 83cd2815113ce30de0a7af64c6f1eee99c83907fca18a180312516848ffa7959); nghiệm thu lại 15 ca: 11/15 ca đạt cả 2 lượt, 26/30 lượt (1 lượt quá thời gian chờ) đạt. Bổ sung trạng thái:</w:t>
+        <w:t xml:space="preserve">- Kết quả thẩm định độc lập lần 4 (27/9/2026): 04 báo cáo trên tệp plugin bản 1.3.1 (ChatGPT 72/100; Grok 79 - 85/100; Copilot 92/100; Gemini không chấm điểm) cùng xác nhận 02 lỗi phát hiện ở lần 3 đã được khắc phục, đồng ý kiểm thử có kiểm soát, chưa đồng ý triển khai diện rộng. ChatGPT chạy thử, nêu: thao tác chặn ghi còn hỏi xác nhận (thay vì chặn) khi không xác định được nơi ghi; ba văn bản mang tên Track Changes trong hồ sơ không còn đánh dấu (do người phụ trách chấp nhận thay đổi trên bản sao trong hồ sơ); metadata nghiệm thu ghi 3 lượt/ca trong khi chạy 2 lượt. Đã khắc phục trong bản 1.3.2 (mã SHA-256 83cd2815113ce30de0a7af64c6f1eee99c83907fca18a180312516848ffa7959); nghiệm thu lại 15 ca: 11/15 ca đạt cả 2 lượt, 26/30 lượt (1 lượt quá thời gian chờ) </w:t>
       </w:r>
+      <w:del w:id="1009" w:author="Sửa theo rà soát 897 chính thức 29/9 (Claude)" w:date="2026-09-29T18:36:18Z">
+        <w:r>
+          <w:rPr>
+            <w:rFonts w:asciiTheme="majorHAnsi" w:hAnsiTheme="majorHAnsi" w:cstheme="majorHAnsi"/>
+            <w:sz w:val="28"/>
+            <w:szCs w:val="28"/>
+            <w:shd w:val="clear" w:color="auto" w:fill="FFFFFF"/>
+          </w:rPr>
+          <w:delText xml:space="preserve">đạt. Bổ sung trạng thái:</w:delText>
+        </w:r>
+      </w:del>
+      <w:ins w:id="1010" w:author="Sửa theo rà soát 897 chính thức 29/9 (Claude)" w:date="2026-09-29T18:36:18Z">
+        <w:r>
+          <w:rPr>
+            <w:rFonts w:asciiTheme="majorHAnsi" w:hAnsiTheme="majorHAnsi" w:cstheme="majorHAnsi"/>
+            <w:sz w:val="28"/>
+            <w:szCs w:val="28"/>
+            <w:shd w:val="clear" w:color="auto" w:fill="FFFFFF"/>
+          </w:rPr>
+          <w:t xml:space="preserve">đạt. Trạng thái xử lý tại bảng trên.</w:t>
+        </w:r>
+      </w:ins>
     </w:p>
     <w:p>
       <w:pPr>
@@ -8816,8 +9010,30 @@
           <w:szCs w:val="28"/>
           <w:shd w:val="clear" w:color="auto" w:fill="FFFFFF"/>
         </w:rPr>
-        <w:t>- Kết quả thẩm định độc lập lần 3 (27/9/2026): 04 báo cáo trên tệp plugin bản 1.3.0 (ChatGPT 70/100; Grok 78 - 83/100; Gemini 85/100; Copilot 92/100) cùng công nhận các lỗi Mức 1 của bản 1.2.1 đã được khắc phục và chưa đồng ý triển khai diện rộng. ChatGPT chạy thử mã, phát hiện 02 lỗi mới: nhật ký vẫn lưu nguyên câu lệnh; thao tác chặn ghi bị vượt qua bằng mã nhúng, lệnh lồng. Phòng TH-HC&amp;QT đã tái hiện, khắc phục trong bản 1.3.1 (tệp ktc-quan-tri-1.3.1.zip, mã SHA-256 e7af7718bbbf1a9181668ad346f4eefc1359ef48b1227172b2972618b7dc4821); xử lý 19 ý kiến: tiếp thu 13, tiếp thu một phần 05, không tiếp thu 01 có giải trình (Báo cáo tiếp thu, giải trình lần 3). Bổ sung trạng thái:</w:t>
+        <w:t xml:space="preserve">- Kết quả thẩm định độc lập lần 3 (27/9/2026): 04 báo cáo trên tệp plugin bản 1.3.0 (ChatGPT 70/100; Grok 78 - 83/100; Gemini 85/100; Copilot 92/100) cùng công nhận các lỗi Mức 1 của bản 1.2.1 đã được khắc phục và chưa đồng ý triển khai diện rộng. ChatGPT chạy thử mã, phát hiện 02 lỗi mới: nhật ký vẫn lưu nguyên câu lệnh; thao tác chặn ghi bị vượt qua bằng mã nhúng, lệnh lồng. Phòng TH-HC&amp;QT đã tái hiện, khắc phục trong bản 1.3.1 (tệp ktc-quan-tri-1.3.1.zip, mã SHA-256 e7af7718bbbf1a9181668ad346f4eefc1359ef48b1227172b2972618b7dc4821); xử lý 19 ý kiến: tiếp thu 13, tiếp thu một phần 05, không tiếp thu 01 có giải trình </w:t>
       </w:r>
+      <w:del w:id="1011" w:author="Sửa theo rà soát 897 chính thức 29/9 (Claude)" w:date="2026-09-29T18:36:18Z">
+        <w:r>
+          <w:rPr>
+            <w:rFonts w:asciiTheme="majorHAnsi" w:hAnsiTheme="majorHAnsi" w:cstheme="majorHAnsi"/>
+            <w:sz w:val="28"/>
+            <w:szCs w:val="28"/>
+            <w:shd w:val="clear" w:color="auto" w:fill="FFFFFF"/>
+          </w:rPr>
+          <w:delText xml:space="preserve">(Báo cáo tiếp thu, giải trình lần 3). Bổ sung trạng thái:</w:delText>
+        </w:r>
+      </w:del>
+      <w:ins w:id="1012" w:author="Sửa theo rà soát 897 chính thức 29/9 (Claude)" w:date="2026-09-29T18:36:18Z">
+        <w:r>
+          <w:rPr>
+            <w:rFonts w:asciiTheme="majorHAnsi" w:hAnsiTheme="majorHAnsi" w:cstheme="majorHAnsi"/>
+            <w:sz w:val="28"/>
+            <w:szCs w:val="28"/>
+            <w:shd w:val="clear" w:color="auto" w:fill="FFFFFF"/>
+          </w:rPr>
+          <w:t xml:space="preserve">(Báo cáo tiếp thu, giải trình lần 3). Trạng thái xử lý tại bảng trên.</w:t>
+        </w:r>
+      </w:ins>
     </w:p>
     <w:p>
       <w:pPr>
@@ -9053,14 +9269,14 @@
         <w:ind w:firstLine="720"/>
         <w:jc w:val="both"/>
         <w:rPr>
-          <w:ins w:id="1092" w:author="Tiếp thu thẩm định lần 5, bản 1.3.13 (Claude)" w:date="2026-09-29T16:41:24Z"/>
+          <w:ins w:id="1098" w:author="Tiếp thu thẩm định lần 5, bản 1.3.13 (Claude)" w:date="2026-09-29T18:33:54Z"/>
           <w:rFonts w:asciiTheme="majorHAnsi" w:hAnsiTheme="majorHAnsi" w:cstheme="majorHAnsi"/>
           <w:sz w:val="28"/>
           <w:szCs w:val="28"/>
           <w:shd w:val="clear" w:color="auto" w:fill="FFFFFF"/>
         </w:rPr>
       </w:pPr>
-      <w:ins w:id="1091" w:author="Tiếp thu thẩm định lần 5, bản 1.3.13 (Claude)" w:date="2026-09-29T16:41:24Z">
+      <w:ins w:id="1097" w:author="Tiếp thu thẩm định lần 5, bản 1.3.13 (Claude)" w:date="2026-09-29T18:33:54Z">
         <w:r>
           <w:rPr>
             <w:rFonts w:asciiTheme="majorHAnsi" w:hAnsiTheme="majorHAnsi" w:cstheme="majorHAnsi"/>
@@ -9097,7 +9313,7 @@
         </w:rPr>
         <w:t xml:space="preserve">Các nội dung chưa thực hiện: </w:t>
       </w:r>
-      <w:del w:id="1093" w:author="Tiếp thu thẩm định lần 5, bản 1.3.13 (Claude)" w:date="2026-09-29T16:41:24Z">
+      <w:del w:id="1099" w:author="Tiếp thu thẩm định lần 5, bản 1.3.13 (Claude)" w:date="2026-09-29T18:33:54Z">
         <w:r>
           <w:rPr>
             <w:rFonts w:asciiTheme="majorHAnsi" w:hAnsiTheme="majorHAnsi" w:cstheme="majorHAnsi"/>
@@ -9110,7 +9326,7 @@
           <w:delText xml:space="preserve">(i) thẩm định độc lập bổ sung </w:delText>
         </w:r>
       </w:del>
-      <w:del w:id="1094" w:author="Tiếp thu thẩm định lần 5, bản 1.3.13 (Claude)" w:date="2026-09-29T16:41:24Z">
+      <w:del w:id="1100" w:author="Tiếp thu thẩm định lần 5, bản 1.3.13 (Claude)" w:date="2026-09-29T18:33:54Z">
         <w:r>
           <w:rPr>
             <w:rFonts w:asciiTheme="majorHAnsi" w:hAnsiTheme="majorHAnsi" w:cstheme="majorHAnsi"/>
@@ -9123,7 +9339,7 @@
           <w:delText xml:space="preserve">(vòng 5) trên tệp plugin bản 1.3.12 để xác nhận</w:delText>
         </w:r>
       </w:del>
-      <w:del w:id="1095" w:author="Tiếp thu thẩm định lần 5, bản 1.3.13 (Claude)" w:date="2026-09-29T16:41:24Z">
+      <w:del w:id="1101" w:author="Tiếp thu thẩm định lần 5, bản 1.3.13 (Claude)" w:date="2026-09-29T18:33:54Z">
         <w:r>
           <w:rPr>
             <w:rFonts w:asciiTheme="majorHAnsi" w:hAnsiTheme="majorHAnsi" w:cstheme="majorHAnsi"/>
@@ -9136,7 +9352,7 @@
           <w:delText xml:space="preserve"> việc khắc phục (vòng 1 đến vòng 4 đã thực hiện, kết quả tại Mục 6)</w:delText>
         </w:r>
       </w:del>
-      <w:del w:id="1096" w:author="Tiếp thu thẩm định lần 5, bản 1.3.13 (Claude)" w:date="2026-09-29T16:41:24Z">
+      <w:del w:id="1102" w:author="Tiếp thu thẩm định lần 5, bản 1.3.13 (Claude)" w:date="2026-09-29T18:33:54Z">
         <w:r>
           <w:rPr>
             <w:rFonts w:asciiTheme="majorHAnsi" w:hAnsiTheme="majorHAnsi" w:cstheme="majorHAnsi"/>
@@ -9149,7 +9365,7 @@
           <w:delText xml:space="preserve">;</w:delText>
         </w:r>
       </w:del>
-      <w:ins w:id="1097" w:author="Tiếp thu thẩm định lần 5, bản 1.3.13 (Claude)" w:date="2026-09-29T16:41:24Z">
+      <w:ins w:id="1103" w:author="Tiếp thu thẩm định lần 5, bản 1.3.13 (Claude)" w:date="2026-09-29T18:33:54Z">
         <w:r>
           <w:rPr>
             <w:rFonts w:asciiTheme="majorHAnsi" w:hAnsiTheme="majorHAnsi" w:cstheme="majorHAnsi"/>
@@ -9173,7 +9389,7 @@
         </w:rPr>
         <w:t xml:space="preserve"> (ii) kiểm thử nghiệm thu trên Claude (trò chuyện) và Claude Cowork; (iii) kiểm kê, thu hồi phiên bản cũ ở cấp tổ chức; phân quyền chỉ đọc kho KTC-Database có biên bản; </w:t>
       </w:r>
-      <w:del w:id="1098" w:author="Tiếp thu thẩm định lần 5, bản 1.3.13 (Claude)" w:date="2026-09-29T16:41:24Z">
+      <w:del w:id="1104" w:author="Tiếp thu thẩm định lần 5, bản 1.3.13 (Claude)" w:date="2026-09-29T18:33:54Z">
         <w:r>
           <w:rPr>
             <w:rFonts w:asciiTheme="majorHAnsi" w:hAnsiTheme="majorHAnsi" w:cstheme="majorHAnsi"/>
@@ -9186,7 +9402,7 @@
           <w:delText xml:space="preserve">(iv) rà soát bằng Skill “ktc-ra-soat-897” phần sửa đổi lần 3 của dự thảo Thông báo, Tài liệu hướng dẫn (</w:delText>
         </w:r>
       </w:del>
-      <w:ins w:id="1099" w:author="Tiếp thu thẩm định lần 5, bản 1.3.13 (Claude)" w:date="2026-09-29T16:41:24Z">
+      <w:ins w:id="1105" w:author="Tiếp thu thẩm định lần 5, bản 1.3.13 (Claude)" w:date="2026-09-29T18:33:54Z">
         <w:r>
           <w:rPr>
             <w:rFonts w:asciiTheme="majorHAnsi" w:hAnsiTheme="majorHAnsi" w:cstheme="majorHAnsi"/>
@@ -9221,7 +9437,7 @@
         </w:rPr>
         <w:t xml:space="preserve">đã đối chiếu bản gốc ngày 27/9/2026; phần cập nhật ngày 28 - 29/9/2026 </w:t>
       </w:r>
-      <w:del w:id="1100" w:author="Tiếp thu thẩm định lần 5, bản 1.3.13 (Claude)" w:date="2026-09-29T16:41:24Z">
+      <w:del w:id="1106" w:author="Tiếp thu thẩm định lần 5, bản 1.3.13 (Claude)" w:date="2026-09-29T18:33:54Z">
         <w:r>
           <w:rPr>
             <w:rFonts w:asciiTheme="majorHAnsi" w:hAnsiTheme="majorHAnsi" w:cstheme="majorHAnsi"/>
@@ -9234,7 +9450,7 @@
           <w:delText xml:space="preserve">đã rà soát bổ sung (vòng 4) ngày 29/9/2026)</w:delText>
         </w:r>
       </w:del>
-      <w:del w:id="1101" w:author="Tiếp thu thẩm định lần 5, bản 1.3.13 (Claude)" w:date="2026-09-29T16:41:24Z">
+      <w:del w:id="1107" w:author="Tiếp thu thẩm định lần 5, bản 1.3.13 (Claude)" w:date="2026-09-29T18:33:54Z">
         <w:r>
           <w:rPr>
             <w:rFonts w:asciiTheme="majorHAnsi" w:hAnsiTheme="majorHAnsi" w:cstheme="majorHAnsi"/>
@@ -9247,7 +9463,7 @@
           <w:delText xml:space="preserve">.</w:delText>
         </w:r>
       </w:del>
-      <w:ins w:id="1102" w:author="Tiếp thu thẩm định lần 5, bản 1.3.13 (Claude)" w:date="2026-09-29T16:41:24Z">
+      <w:ins w:id="1108" w:author="Tiếp thu thẩm định lần 5, bản 1.3.13 (Claude)" w:date="2026-09-29T18:33:54Z">
         <w:r>
           <w:rPr>
             <w:rFonts w:asciiTheme="majorHAnsi" w:hAnsiTheme="majorHAnsi" w:cstheme="majorHAnsi"/>
@@ -9291,7 +9507,7 @@
         </w:rPr>
         <w:t xml:space="preserve">Phòng TH-HC&amp;QT đề xuất: sau khi hoàn thiện hồ sơ, Phòng QLKHCN&amp;HTPT thẩm định theo điểm c Mục 8 Thông báo số 1056/TB-CĐKT; Bộ công cụ được triển khai thí điểm ở chế độ người dùng tự cài trên Hệ thống Claude AI Team của Trường, </w:t>
       </w:r>
-      <w:del w:id="1103" w:author="Tiếp thu thẩm định lần 5, bản 1.3.13 (Claude)" w:date="2026-09-29T16:41:24Z">
+      <w:del w:id="1109" w:author="Tiếp thu thẩm định lần 5, bản 1.3.13 (Claude)" w:date="2026-09-29T18:33:54Z">
         <w:r>
           <w:rPr>
             <w:rFonts w:asciiTheme="majorHAnsi" w:hAnsiTheme="majorHAnsi" w:cstheme="majorHAnsi"/>
@@ -9301,7 +9517,7 @@
           <w:delText xml:space="preserve">sau nghiệm thu mới áp dụng rộng.</w:delText>
         </w:r>
       </w:del>
-      <w:ins w:id="1104" w:author="Tiếp thu thẩm định lần 5, bản 1.3.13 (Claude)" w:date="2026-09-29T16:41:24Z">
+      <w:ins w:id="1110" w:author="Tiếp thu thẩm định lần 5, bản 1.3.13 (Claude)" w:date="2026-09-29T18:33:54Z">
         <w:r>
           <w:rPr>
             <w:rFonts w:asciiTheme="majorHAnsi" w:hAnsiTheme="majorHAnsi" w:cstheme="majorHAnsi"/>

--- a/30-Ket-Qua/2026-09-29/Soan-Thao/BC_Qua-trinh-xay-dung-bo-cong-cu-KTC-Quan-tri_20260929_v7_TrackChanges.docx
+++ b/30-Ket-Qua/2026-09-29/Soan-Thao/BC_Qua-trinh-xay-dung-bo-cong-cu-KTC-Quan-tri_20260929_v7_TrackChanges.docx
@@ -515,7 +515,7 @@
         </w:rPr>
         <w:t xml:space="preserve">Thực hiện nội dung 1 và nội dung 2 Kế hoạch số 848/KH-CĐKT ngày 03/9/2026 của Trường Cao đẳng Kon Tum phát triển các công cụ trí tuệ nhân tạo hỗ trợ thực hiện nhiệm vụ của các đơn vị thuộc Trường năm 2026, 2027 và </w:t>
       </w:r>
-      <w:del w:id="1017" w:author="Sửa theo rà soát 897 chính thức 29/9 (Claude)" w:date="2026-09-29T18:36:18Z">
+      <w:del w:id="1017" w:author="Sửa theo rà soát 897 chính thức 29/9 (Claude)" w:date="2026-09-29T21:11:46Z">
         <w:r>
           <w:rPr>
             <w:rFonts w:asciiTheme="majorHAnsi" w:hAnsiTheme="majorHAnsi" w:cstheme="majorHAnsi"/>
@@ -525,7 +525,7 @@
           <w:delText xml:space="preserve">Thông báo số 917/TB-CĐKT ngày 10/8/2026 của Trường Cao đẳng Kon Tum;</w:delText>
         </w:r>
       </w:del>
-      <w:ins w:id="1018" w:author="Sửa theo rà soát 897 chính thức 29/9 (Claude)" w:date="2026-09-29T18:36:18Z">
+      <w:ins w:id="1018" w:author="Sửa theo rà soát 897 chính thức 29/9 (Claude)" w:date="2026-09-29T21:11:46Z">
         <w:r>
           <w:rPr>
             <w:rFonts w:asciiTheme="majorHAnsi" w:hAnsiTheme="majorHAnsi" w:cstheme="majorHAnsi"/>
@@ -598,7 +598,7 @@
         </w:rPr>
         <w:t xml:space="preserve">hỗ trợ xây dựng kế hoạch công tác năm, quý, tháng; tổng hợp báo cáo công tác tháng, quý, 6 tháng, năm </w:t>
       </w:r>
-      <w:del w:id="1001" w:author="Sửa theo rà soát 897 chính thức 29/9 (Claude)" w:date="2026-09-29T18:36:18Z">
+      <w:del w:id="1001" w:author="Sửa theo rà soát 897 chính thức 29/9 (Claude)" w:date="2026-09-29T21:11:46Z">
         <w:r>
           <w:rPr>
             <w:rFonts w:asciiTheme="majorHAnsi" w:hAnsiTheme="majorHAnsi" w:cstheme="majorHAnsi"/>
@@ -608,7 +608,7 @@
           <w:delText xml:space="preserve">theo Thông báo số 736/TB-CĐKT và 6 trục kết quả trọng tâm theo Thông báo số 817/TB-CĐKT; theo dõi</w:delText>
         </w:r>
       </w:del>
-      <w:ins w:id="1002" w:author="Sửa theo rà soát 897 chính thức 29/9 (Claude)" w:date="2026-09-29T18:36:18Z">
+      <w:ins w:id="1002" w:author="Sửa theo rà soát 897 chính thức 29/9 (Claude)" w:date="2026-09-29T21:11:46Z">
         <w:r>
           <w:rPr>
             <w:rFonts w:asciiTheme="majorHAnsi" w:hAnsiTheme="majorHAnsi" w:cstheme="majorHAnsi"/>
@@ -626,7 +626,7 @@
         </w:rPr>
         <w:t xml:space="preserve"> nhiệm vụ đến khi có kết quả, minh chứng; hỗ trợ viên chức, người lao động lập kế hoạch và </w:t>
       </w:r>
-      <w:del w:id="1003" w:author="Sửa theo rà soát 897 chính thức 29/9 (Claude)" w:date="2026-09-29T18:36:18Z">
+      <w:del w:id="1003" w:author="Sửa theo rà soát 897 chính thức 29/9 (Claude)" w:date="2026-09-29T21:11:46Z">
         <w:r>
           <w:rPr>
             <w:rFonts w:asciiTheme="majorHAnsi" w:hAnsiTheme="majorHAnsi" w:cstheme="majorHAnsi"/>
@@ -636,7 +636,7 @@
           <w:delText xml:space="preserve">tự đánh giá KPI cá nhân theo Quyết định số 1923/QĐ-CĐKT. Mỗi nhiệm vụ</w:delText>
         </w:r>
       </w:del>
-      <w:ins w:id="1004" w:author="Sửa theo rà soát 897 chính thức 29/9 (Claude)" w:date="2026-09-29T18:36:18Z">
+      <w:ins w:id="1004" w:author="Sửa theo rà soát 897 chính thức 29/9 (Claude)" w:date="2026-09-29T21:11:46Z">
         <w:r>
           <w:rPr>
             <w:rFonts w:asciiTheme="majorHAnsi" w:hAnsiTheme="majorHAnsi" w:cstheme="majorHAnsi"/>
@@ -1488,7 +1488,7 @@
               </w:rPr>
               <w:t xml:space="preserve">Bổ sung kỹ năng lập kế hoạch KPI cá nhân theo 6 mẫu nhóm vị trí </w:t>
             </w:r>
-            <w:del w:id="1015" w:author="Sửa theo rà soát 897 chính thức 29/9 (Claude)" w:date="2026-09-29T18:36:18Z">
+            <w:del w:id="1015" w:author="Sửa theo rà soát 897 chính thức 29/9 (Claude)" w:date="2026-09-29T21:11:46Z">
               <w:r>
                 <w:rPr>
                   <w:rFonts w:asciiTheme="majorHAnsi" w:hAnsiTheme="majorHAnsi" w:cstheme="majorHAnsi"/>
@@ -1498,7 +1498,7 @@
                 <w:delText xml:space="preserve">(Quyết định số 1923/QĐ-CĐKT, Thông báo số 1052/TB-CĐKT)</w:delText>
               </w:r>
             </w:del>
-            <w:ins w:id="1016" w:author="Sửa theo rà soát 897 chính thức 29/9 (Claude)" w:date="2026-09-29T18:36:18Z">
+            <w:ins w:id="1016" w:author="Sửa theo rà soát 897 chính thức 29/9 (Claude)" w:date="2026-09-29T21:11:46Z">
               <w:r>
                 <w:rPr>
                   <w:rFonts w:asciiTheme="majorHAnsi" w:hAnsiTheme="majorHAnsi" w:cstheme="majorHAnsi"/>
@@ -2041,7 +2041,7 @@
                 <w:szCs w:val="28"/>
               </w:rPr>
             </w:pPr>
-            <w:del w:id="1005" w:author="Sửa theo rà soát 897 chính thức 29/9 (Claude)" w:date="2026-09-29T18:36:18Z">
+            <w:del w:id="1005" w:author="Sửa theo rà soát 897 chính thức 29/9 (Claude)" w:date="2026-09-29T21:11:46Z">
               <w:r>
                 <w:rPr>
                   <w:rFonts w:asciiTheme="majorHAnsi" w:hAnsiTheme="majorHAnsi" w:cstheme="majorHAnsi"/>
@@ -2051,7 +2051,7 @@
                 <w:delText xml:space="preserve">Cập nhật theo Quyết định số 2119/QĐ-CĐKT ban hành Danh mục</w:delText>
               </w:r>
             </w:del>
-            <w:ins w:id="1006" w:author="Sửa theo rà soát 897 chính thức 29/9 (Claude)" w:date="2026-09-29T18:36:18Z">
+            <w:ins w:id="1006" w:author="Sửa theo rà soát 897 chính thức 29/9 (Claude)" w:date="2026-09-29T21:11:46Z">
               <w:r>
                 <w:rPr>
                   <w:rFonts w:asciiTheme="majorHAnsi" w:hAnsiTheme="majorHAnsi" w:cstheme="majorHAnsi"/>
@@ -2069,7 +2069,7 @@
               </w:rPr>
               <w:t xml:space="preserve"> sản phẩm, công việc </w:t>
             </w:r>
-            <w:del w:id="1013" w:author="Sửa theo rà soát 897 chính thức 29/9 (Claude)" w:date="2026-09-29T18:36:18Z">
+            <w:del w:id="1013" w:author="Sửa theo rà soát 897 chính thức 29/9 (Claude)" w:date="2026-09-29T21:11:46Z">
               <w:r>
                 <w:rPr>
                   <w:rFonts w:asciiTheme="majorHAnsi" w:hAnsiTheme="majorHAnsi" w:cstheme="majorHAnsi"/>
@@ -2079,7 +2079,7 @@
                 <w:delText xml:space="preserve">(thay thế danh mục dự thảo kèm Thông báo số 1052/TB-CĐKT)</w:delText>
               </w:r>
             </w:del>
-            <w:ins w:id="1014" w:author="Sửa theo rà soát 897 chính thức 29/9 (Claude)" w:date="2026-09-29T18:36:18Z">
+            <w:ins w:id="1014" w:author="Sửa theo rà soát 897 chính thức 29/9 (Claude)" w:date="2026-09-29T21:11:46Z">
               <w:r>
                 <w:rPr>
                   <w:rFonts w:asciiTheme="majorHAnsi" w:hAnsiTheme="majorHAnsi" w:cstheme="majorHAnsi"/>
@@ -2114,7 +2114,7 @@
                 <w:szCs w:val="28"/>
               </w:rPr>
             </w:pPr>
-            <w:del w:id="1001" w:author="Tiếp thu thẩm định lần 5, bản 1.3.13 (Claude)" w:date="2026-09-29T18:33:54Z">
+            <w:del w:id="1001" w:author="Tiếp thu thẩm định lần 5, bản 1.3.13 (Claude)" w:date="2026-09-29T21:11:45Z">
               <w:r>
                 <w:rPr>
                   <w:rFonts w:asciiTheme="majorHAnsi" w:hAnsiTheme="majorHAnsi" w:cstheme="majorHAnsi"/>
@@ -2124,7 +2124,7 @@
                 <w:delText xml:space="preserve">Bản 1.3.3 - 1.3.12 (hiện hành), mã SHA-256</w:delText>
               </w:r>
             </w:del>
-            <w:ins w:id="1002" w:author="Tiếp thu thẩm định lần 5, bản 1.3.13 (Claude)" w:date="2026-09-29T18:33:54Z">
+            <w:ins w:id="1002" w:author="Tiếp thu thẩm định lần 5, bản 1.3.13 (Claude)" w:date="2026-09-29T21:11:45Z">
               <w:r>
                 <w:rPr>
                   <w:rFonts w:asciiTheme="majorHAnsi" w:hAnsiTheme="majorHAnsi" w:cstheme="majorHAnsi"/>
@@ -2173,7 +2173,7 @@
       <w:tr>
         <w:trPr>
           <w:jc w:val="center"/>
-          <w:ins w:id="1003" w:author="Tiếp thu thẩm định lần 5, bản 1.3.13 (Claude)" w:date="2026-09-29T18:33:54Z"/>
+          <w:ins w:id="1003" w:author="Tiếp thu thẩm định lần 5, bản 1.3.13 (Claude)" w:date="2026-09-29T21:11:45Z"/>
         </w:trPr>
         <w:tc>
           <w:tcPr>
@@ -2185,13 +2185,13 @@
               <w:widowControl w:val="0"/>
               <w:jc w:val="center"/>
               <w:rPr>
-                <w:ins w:id="1005" w:author="Tiếp thu thẩm định lần 5, bản 1.3.13 (Claude)" w:date="2026-09-29T18:33:54Z"/>
-                <w:rFonts w:asciiTheme="majorHAnsi" w:hAnsiTheme="majorHAnsi" w:cstheme="majorHAnsi"/>
-                <w:sz w:val="28"/>
-                <w:szCs w:val="28"/>
-              </w:rPr>
-            </w:pPr>
-            <w:ins w:id="1004" w:author="Tiếp thu thẩm định lần 5, bản 1.3.13 (Claude)" w:date="2026-09-29T18:33:54Z">
+                <w:ins w:id="1005" w:author="Tiếp thu thẩm định lần 5, bản 1.3.13 (Claude)" w:date="2026-09-29T21:11:45Z"/>
+                <w:rFonts w:asciiTheme="majorHAnsi" w:hAnsiTheme="majorHAnsi" w:cstheme="majorHAnsi"/>
+                <w:sz w:val="28"/>
+                <w:szCs w:val="28"/>
+              </w:rPr>
+            </w:pPr>
+            <w:ins w:id="1004" w:author="Tiếp thu thẩm định lần 5, bản 1.3.13 (Claude)" w:date="2026-09-29T21:11:45Z">
               <w:r>
                 <w:rPr>
                   <w:rFonts w:asciiTheme="majorHAnsi" w:hAnsiTheme="majorHAnsi" w:cstheme="majorHAnsi"/>
@@ -2213,13 +2213,13 @@
               <w:widowControl w:val="0"/>
               <w:jc w:val="both"/>
               <w:rPr>
-                <w:ins w:id="1007" w:author="Tiếp thu thẩm định lần 5, bản 1.3.13 (Claude)" w:date="2026-09-29T18:33:54Z"/>
-                <w:rFonts w:asciiTheme="majorHAnsi" w:hAnsiTheme="majorHAnsi" w:cstheme="majorHAnsi"/>
-                <w:sz w:val="28"/>
-                <w:szCs w:val="28"/>
-              </w:rPr>
-            </w:pPr>
-            <w:ins w:id="1006" w:author="Tiếp thu thẩm định lần 5, bản 1.3.13 (Claude)" w:date="2026-09-29T18:33:54Z">
+                <w:ins w:id="1007" w:author="Tiếp thu thẩm định lần 5, bản 1.3.13 (Claude)" w:date="2026-09-29T21:11:45Z"/>
+                <w:rFonts w:asciiTheme="majorHAnsi" w:hAnsiTheme="majorHAnsi" w:cstheme="majorHAnsi"/>
+                <w:sz w:val="28"/>
+                <w:szCs w:val="28"/>
+              </w:rPr>
+            </w:pPr>
+            <w:ins w:id="1006" w:author="Tiếp thu thẩm định lần 5, bản 1.3.13 (Claude)" w:date="2026-09-29T21:11:45Z">
               <w:r>
                 <w:rPr>
                   <w:rFonts w:asciiTheme="majorHAnsi" w:hAnsiTheme="majorHAnsi" w:cstheme="majorHAnsi"/>
@@ -2241,13 +2241,13 @@
               <w:widowControl w:val="0"/>
               <w:jc w:val="both"/>
               <w:rPr>
-                <w:ins w:id="1009" w:author="Tiếp thu thẩm định lần 5, bản 1.3.13 (Claude)" w:date="2026-09-29T18:33:54Z"/>
-                <w:rFonts w:asciiTheme="majorHAnsi" w:hAnsiTheme="majorHAnsi" w:cstheme="majorHAnsi"/>
-                <w:sz w:val="28"/>
-                <w:szCs w:val="28"/>
-              </w:rPr>
-            </w:pPr>
-            <w:ins w:id="1008" w:author="Tiếp thu thẩm định lần 5, bản 1.3.13 (Claude)" w:date="2026-09-29T18:33:54Z">
+                <w:ins w:id="1009" w:author="Tiếp thu thẩm định lần 5, bản 1.3.13 (Claude)" w:date="2026-09-29T21:11:45Z"/>
+                <w:rFonts w:asciiTheme="majorHAnsi" w:hAnsiTheme="majorHAnsi" w:cstheme="majorHAnsi"/>
+                <w:sz w:val="28"/>
+                <w:szCs w:val="28"/>
+              </w:rPr>
+            </w:pPr>
+            <w:ins w:id="1008" w:author="Tiếp thu thẩm định lần 5, bản 1.3.13 (Claude)" w:date="2026-09-29T21:11:45Z">
               <w:r>
                 <w:rPr>
                   <w:rFonts w:asciiTheme="majorHAnsi" w:hAnsiTheme="majorHAnsi" w:cstheme="majorHAnsi"/>
@@ -2269,13 +2269,13 @@
               <w:widowControl w:val="0"/>
               <w:jc w:val="center"/>
               <w:rPr>
-                <w:ins w:id="1011" w:author="Tiếp thu thẩm định lần 5, bản 1.3.13 (Claude)" w:date="2026-09-29T18:33:54Z"/>
-                <w:rFonts w:asciiTheme="majorHAnsi" w:hAnsiTheme="majorHAnsi" w:cstheme="majorHAnsi"/>
-                <w:sz w:val="28"/>
-                <w:szCs w:val="28"/>
-              </w:rPr>
-            </w:pPr>
-            <w:ins w:id="1010" w:author="Tiếp thu thẩm định lần 5, bản 1.3.13 (Claude)" w:date="2026-09-29T18:33:54Z">
+                <w:ins w:id="1011" w:author="Tiếp thu thẩm định lần 5, bản 1.3.13 (Claude)" w:date="2026-09-29T21:11:45Z"/>
+                <w:rFonts w:asciiTheme="majorHAnsi" w:hAnsiTheme="majorHAnsi" w:cstheme="majorHAnsi"/>
+                <w:sz w:val="28"/>
+                <w:szCs w:val="28"/>
+              </w:rPr>
+            </w:pPr>
+            <w:ins w:id="1010" w:author="Tiếp thu thẩm định lần 5, bản 1.3.13 (Claude)" w:date="2026-09-29T21:11:45Z">
               <w:r>
                 <w:rPr>
                   <w:rFonts w:asciiTheme="majorHAnsi" w:hAnsiTheme="majorHAnsi" w:cstheme="majorHAnsi"/>
@@ -2308,7 +2308,7 @@
         </w:rPr>
         <w:t xml:space="preserve">Toàn bộ quá trình được lưu vết: </w:t>
       </w:r>
-      <w:del w:id="1012" w:author="Tiếp thu thẩm định lần 5, bản 1.3.13 (Claude)" w:date="2026-09-29T18:33:54Z">
+      <w:del w:id="1012" w:author="Tiếp thu thẩm định lần 5, bản 1.3.13 (Claude)" w:date="2026-09-29T21:11:45Z">
         <w:r>
           <w:rPr>
             <w:rFonts w:asciiTheme="majorHAnsi" w:hAnsiTheme="majorHAnsi" w:cstheme="majorHAnsi"/>
@@ -2318,7 +2318,7 @@
           <w:delText xml:space="preserve">116 lần cập nhật trên kho mã nguồn (từ 18/9/2026), nhật ký thay đổi 38 phiên bản, 30</w:delText>
         </w:r>
       </w:del>
-      <w:del w:id="1013" w:author="Tiếp thu thẩm định lần 5, bản 1.3.13 (Claude)" w:date="2026-09-29T18:33:54Z">
+      <w:del w:id="1013" w:author="Tiếp thu thẩm định lần 5, bản 1.3.13 (Claude)" w:date="2026-09-29T21:11:45Z">
         <w:r>
           <w:rPr>
             <w:rFonts w:asciiTheme="majorHAnsi" w:hAnsiTheme="majorHAnsi" w:cstheme="majorHAnsi"/>
@@ -2328,7 +2328,7 @@
           <w:delText xml:space="preserve"> biên bản</w:delText>
         </w:r>
       </w:del>
-      <w:del w:id="1014" w:author="Tiếp thu thẩm định lần 5, bản 1.3.13 (Claude)" w:date="2026-09-29T18:33:54Z">
+      <w:del w:id="1014" w:author="Tiếp thu thẩm định lần 5, bản 1.3.13 (Claude)" w:date="2026-09-29T21:11:45Z">
         <w:r>
           <w:rPr>
             <w:rFonts w:asciiTheme="majorHAnsi" w:hAnsiTheme="majorHAnsi" w:cstheme="majorHAnsi"/>
@@ -2338,14 +2338,14 @@
           <w:delText xml:space="preserve"> quyết định kỹ thuật, 10</w:delText>
         </w:r>
       </w:del>
-      <w:ins w:id="1015" w:author="Tiếp thu thẩm định lần 5, bản 1.3.13 (Claude)" w:date="2026-09-29T18:33:54Z">
+      <w:ins w:id="1015" w:author="Tiếp thu thẩm định lần 5, bản 1.3.13 (Claude)" w:date="2026-09-29T21:11:45Z">
         <w:r>
           <w:rPr>
             <w:rFonts w:asciiTheme="majorHAnsi" w:hAnsiTheme="majorHAnsi" w:cstheme="majorHAnsi"/>
             <w:sz w:val="28"/>
             <w:szCs w:val="28"/>
           </w:rPr>
-          <w:t xml:space="preserve">119 lần cập nhật trên kho mã nguồn (từ 18/9/2026), nhật ký thay đổi 39 phiên bản, 30 biên bản quyết định kỹ thuật, 12</w:t>
+          <w:t xml:space="preserve">122 lần cập nhật trên kho mã nguồn (từ 18/9/2026), nhật ký thay đổi 39 phiên bản, 30 biên bản quyết định kỹ thuật, 12</w:t>
         </w:r>
       </w:ins>
       <w:r>
@@ -2598,15 +2598,45 @@
                 <w:sz w:val="28"/>
                 <w:szCs w:val="28"/>
               </w:rPr>
-              <w:t xml:space="preserve">Kiểm kê kho KTC-Database (8 kho), mẫu Phụ lục TB 736, TB 817, </w:t>
-            </w:r>
-            <w:r>
-              <w:rPr>
-                <w:rFonts w:asciiTheme="majorHAnsi" w:hAnsiTheme="majorHAnsi" w:cstheme="majorHAnsi"/>
-                <w:sz w:val="28"/>
-                <w:szCs w:val="28"/>
-              </w:rPr>
-              <w:t xml:space="preserve">Quyết định số 1923/QĐ-CĐKT, TB 1052, Quyết định số 2119/QĐ-CĐKT, 6 mẫu Kế hoạch + KPI</w:t>
+              <w:t xml:space="preserve">Kiểm kê kho KTC-Database (8 kho), </w:t>
+            </w:r>
+            <w:del w:id="1001" w:author="Sửa theo Checklist 08 quy ước Trường (Claude)" w:date="2026-09-29T21:11:46Z">
+              <w:r>
+                <w:rPr>
+                  <w:rFonts w:asciiTheme="majorHAnsi" w:hAnsiTheme="majorHAnsi" w:cstheme="majorHAnsi"/>
+                  <w:sz w:val="28"/>
+                  <w:szCs w:val="28"/>
+                </w:rPr>
+                <w:delText xml:space="preserve">mẫu Phụ lục TB 736, TB 817, </w:delText>
+              </w:r>
+            </w:del>
+            <w:del w:id="1002" w:author="Sửa theo Checklist 08 quy ước Trường (Claude)" w:date="2026-09-29T21:11:46Z">
+              <w:r>
+                <w:rPr>
+                  <w:rFonts w:asciiTheme="majorHAnsi" w:hAnsiTheme="majorHAnsi" w:cstheme="majorHAnsi"/>
+                  <w:sz w:val="28"/>
+                  <w:szCs w:val="28"/>
+                </w:rPr>
+                <w:delText xml:space="preserve">Quyết định số 1923/QĐ-CĐKT, TB 1052,</w:delText>
+              </w:r>
+            </w:del>
+            <w:ins w:id="1003" w:author="Sửa theo Checklist 08 quy ước Trường (Claude)" w:date="2026-09-29T21:11:46Z">
+              <w:r>
+                <w:rPr>
+                  <w:rFonts w:asciiTheme="majorHAnsi" w:hAnsiTheme="majorHAnsi" w:cstheme="majorHAnsi"/>
+                  <w:sz w:val="28"/>
+                  <w:szCs w:val="28"/>
+                </w:rPr>
+                <w:t xml:space="preserve">mẫu Phụ lục Thông báo số 736/TB-CĐKT, Thông báo số 817/TB-CĐKT, Quyết định số 1923/QĐ-CĐKT, Thông báo số 1052/TB-CĐKT,</w:t>
+              </w:r>
+            </w:ins>
+            <w:r>
+              <w:rPr>
+                <w:rFonts w:asciiTheme="majorHAnsi" w:hAnsiTheme="majorHAnsi" w:cstheme="majorHAnsi"/>
+                <w:sz w:val="28"/>
+                <w:szCs w:val="28"/>
+              </w:rPr>
+              <w:t xml:space="preserve"> Quyết định số 2119/QĐ-CĐKT, 6 mẫu Kế hoạch + KPI</w:t>
             </w:r>
           </w:p>
         </w:tc>
@@ -3394,7 +3424,7 @@
           <w:szCs w:val="28"/>
         </w:rPr>
       </w:pPr>
-      <w:del w:id="1016" w:author="Tiếp thu thẩm định lần 5, bản 1.3.13 (Claude)" w:date="2026-09-29T18:33:54Z">
+      <w:del w:id="1016" w:author="Tiếp thu thẩm định lần 5, bản 1.3.13 (Claude)" w:date="2026-09-29T21:11:45Z">
         <w:r>
           <w:rPr>
             <w:rFonts w:asciiTheme="majorHAnsi" w:hAnsiTheme="majorHAnsi" w:cstheme="majorHAnsi"/>
@@ -3406,7 +3436,7 @@
           <w:delText xml:space="preserve">4. Kết quả kiểm thử (chạy lại ngày 29/9/2026, bản 1.3.12)</w:delText>
         </w:r>
       </w:del>
-      <w:ins w:id="1017" w:author="Tiếp thu thẩm định lần 5, bản 1.3.13 (Claude)" w:date="2026-09-29T18:33:54Z">
+      <w:ins w:id="1017" w:author="Tiếp thu thẩm định lần 5, bản 1.3.13 (Claude)" w:date="2026-09-29T21:11:45Z">
         <w:r>
           <w:rPr>
             <w:rFonts w:asciiTheme="majorHAnsi" w:hAnsiTheme="majorHAnsi" w:cstheme="majorHAnsi"/>
@@ -3709,7 +3739,7 @@
                 <w:szCs w:val="28"/>
               </w:rPr>
             </w:pPr>
-            <w:del w:id="1018" w:author="Tiếp thu thẩm định lần 5, bản 1.3.13 (Claude)" w:date="2026-09-29T18:33:54Z">
+            <w:del w:id="1018" w:author="Tiếp thu thẩm định lần 5, bản 1.3.13 (Claude)" w:date="2026-09-29T21:11:45Z">
               <w:r>
                 <w:rPr>
                   <w:rFonts w:asciiTheme="majorHAnsi" w:hAnsiTheme="majorHAnsi" w:cstheme="majorHAnsi"/>
@@ -3719,7 +3749,7 @@
                 <w:delText xml:space="preserve">24 bộ ca thử hồi quy (plugin tự đủ,</w:delText>
               </w:r>
             </w:del>
-            <w:ins w:id="1019" w:author="Tiếp thu thẩm định lần 5, bản 1.3.13 (Claude)" w:date="2026-09-29T18:33:54Z">
+            <w:ins w:id="1019" w:author="Tiếp thu thẩm định lần 5, bản 1.3.13 (Claude)" w:date="2026-09-29T21:11:45Z">
               <w:r>
                 <w:rPr>
                   <w:rFonts w:asciiTheme="majorHAnsi" w:hAnsiTheme="majorHAnsi" w:cstheme="majorHAnsi"/>
@@ -3811,7 +3841,7 @@
                 <w:szCs w:val="28"/>
               </w:rPr>
             </w:pPr>
-            <w:del w:id="1020" w:author="Tiếp thu thẩm định lần 5, bản 1.3.13 (Claude)" w:date="2026-09-29T18:33:54Z">
+            <w:del w:id="1020" w:author="Tiếp thu thẩm định lần 5, bản 1.3.13 (Claude)" w:date="2026-09-29T21:11:45Z">
               <w:r>
                 <w:rPr>
                   <w:rFonts w:asciiTheme="majorHAnsi" w:hAnsiTheme="majorHAnsi" w:cstheme="majorHAnsi"/>
@@ -3821,7 +3851,7 @@
                 <w:delText xml:space="preserve">24/24 đạt</w:delText>
               </w:r>
             </w:del>
-            <w:ins w:id="1021" w:author="Tiếp thu thẩm định lần 5, bản 1.3.13 (Claude)" w:date="2026-09-29T18:33:54Z">
+            <w:ins w:id="1021" w:author="Tiếp thu thẩm định lần 5, bản 1.3.13 (Claude)" w:date="2026-09-29T21:11:45Z">
               <w:r>
                 <w:rPr>
                   <w:rFonts w:asciiTheme="majorHAnsi" w:hAnsiTheme="majorHAnsi" w:cstheme="majorHAnsi"/>
@@ -5113,7 +5143,7 @@
       <w:tr>
         <w:trPr>
           <w:jc w:val="center"/>
-          <w:ins w:id="1022" w:author="Tiếp thu thẩm định lần 5, bản 1.3.13 (Claude)" w:date="2026-09-29T18:33:54Z"/>
+          <w:ins w:id="1022" w:author="Tiếp thu thẩm định lần 5, bản 1.3.13 (Claude)" w:date="2026-09-29T21:11:45Z"/>
         </w:trPr>
         <w:tc>
           <w:tcPr>
@@ -5125,13 +5155,13 @@
               <w:widowControl w:val="0"/>
               <w:jc w:val="center"/>
               <w:rPr>
-                <w:ins w:id="1024" w:author="Tiếp thu thẩm định lần 5, bản 1.3.13 (Claude)" w:date="2026-09-29T18:33:54Z"/>
-                <w:rFonts w:asciiTheme="majorHAnsi" w:hAnsiTheme="majorHAnsi" w:cstheme="majorHAnsi"/>
-                <w:sz w:val="28"/>
-                <w:szCs w:val="28"/>
-              </w:rPr>
-            </w:pPr>
-            <w:ins w:id="1023" w:author="Tiếp thu thẩm định lần 5, bản 1.3.13 (Claude)" w:date="2026-09-29T18:33:54Z">
+                <w:ins w:id="1024" w:author="Tiếp thu thẩm định lần 5, bản 1.3.13 (Claude)" w:date="2026-09-29T21:11:45Z"/>
+                <w:rFonts w:asciiTheme="majorHAnsi" w:hAnsiTheme="majorHAnsi" w:cstheme="majorHAnsi"/>
+                <w:sz w:val="28"/>
+                <w:szCs w:val="28"/>
+              </w:rPr>
+            </w:pPr>
+            <w:ins w:id="1023" w:author="Tiếp thu thẩm định lần 5, bản 1.3.13 (Claude)" w:date="2026-09-29T21:11:45Z">
               <w:r>
                 <w:rPr>
                   <w:rFonts w:asciiTheme="majorHAnsi" w:hAnsiTheme="majorHAnsi" w:cstheme="majorHAnsi"/>
@@ -5153,13 +5183,13 @@
               <w:widowControl w:val="0"/>
               <w:jc w:val="both"/>
               <w:rPr>
-                <w:ins w:id="1026" w:author="Tiếp thu thẩm định lần 5, bản 1.3.13 (Claude)" w:date="2026-09-29T18:33:54Z"/>
-                <w:rFonts w:asciiTheme="majorHAnsi" w:hAnsiTheme="majorHAnsi" w:cstheme="majorHAnsi"/>
-                <w:sz w:val="28"/>
-                <w:szCs w:val="28"/>
-              </w:rPr>
-            </w:pPr>
-            <w:ins w:id="1025" w:author="Tiếp thu thẩm định lần 5, bản 1.3.13 (Claude)" w:date="2026-09-29T18:33:54Z">
+                <w:ins w:id="1026" w:author="Tiếp thu thẩm định lần 5, bản 1.3.13 (Claude)" w:date="2026-09-29T21:11:45Z"/>
+                <w:rFonts w:asciiTheme="majorHAnsi" w:hAnsiTheme="majorHAnsi" w:cstheme="majorHAnsi"/>
+                <w:sz w:val="28"/>
+                <w:szCs w:val="28"/>
+              </w:rPr>
+            </w:pPr>
+            <w:ins w:id="1025" w:author="Tiếp thu thẩm định lần 5, bản 1.3.13 (Claude)" w:date="2026-09-29T21:11:45Z">
               <w:r>
                 <w:rPr>
                   <w:rFonts w:asciiTheme="majorHAnsi" w:hAnsiTheme="majorHAnsi" w:cstheme="majorHAnsi"/>
@@ -5181,13 +5211,13 @@
               <w:widowControl w:val="0"/>
               <w:jc w:val="both"/>
               <w:rPr>
-                <w:ins w:id="1028" w:author="Tiếp thu thẩm định lần 5, bản 1.3.13 (Claude)" w:date="2026-09-29T18:33:54Z"/>
-                <w:rFonts w:asciiTheme="majorHAnsi" w:hAnsiTheme="majorHAnsi" w:cstheme="majorHAnsi"/>
-                <w:sz w:val="28"/>
-                <w:szCs w:val="28"/>
-              </w:rPr>
-            </w:pPr>
-            <w:ins w:id="1027" w:author="Tiếp thu thẩm định lần 5, bản 1.3.13 (Claude)" w:date="2026-09-29T18:33:54Z">
+                <w:ins w:id="1028" w:author="Tiếp thu thẩm định lần 5, bản 1.3.13 (Claude)" w:date="2026-09-29T21:11:45Z"/>
+                <w:rFonts w:asciiTheme="majorHAnsi" w:hAnsiTheme="majorHAnsi" w:cstheme="majorHAnsi"/>
+                <w:sz w:val="28"/>
+                <w:szCs w:val="28"/>
+              </w:rPr>
+            </w:pPr>
+            <w:ins w:id="1027" w:author="Tiếp thu thẩm định lần 5, bản 1.3.13 (Claude)" w:date="2026-09-29T21:11:45Z">
               <w:r>
                 <w:rPr>
                   <w:rFonts w:asciiTheme="majorHAnsi" w:hAnsiTheme="majorHAnsi" w:cstheme="majorHAnsi"/>
@@ -5209,13 +5239,13 @@
               <w:widowControl w:val="0"/>
               <w:jc w:val="center"/>
               <w:rPr>
-                <w:ins w:id="1030" w:author="Tiếp thu thẩm định lần 5, bản 1.3.13 (Claude)" w:date="2026-09-29T18:33:54Z"/>
-                <w:rFonts w:asciiTheme="majorHAnsi" w:hAnsiTheme="majorHAnsi" w:cstheme="majorHAnsi"/>
-                <w:sz w:val="28"/>
-                <w:szCs w:val="28"/>
-              </w:rPr>
-            </w:pPr>
-            <w:ins w:id="1029" w:author="Tiếp thu thẩm định lần 5, bản 1.3.13 (Claude)" w:date="2026-09-29T18:33:54Z">
+                <w:ins w:id="1030" w:author="Tiếp thu thẩm định lần 5, bản 1.3.13 (Claude)" w:date="2026-09-29T21:11:45Z"/>
+                <w:rFonts w:asciiTheme="majorHAnsi" w:hAnsiTheme="majorHAnsi" w:cstheme="majorHAnsi"/>
+                <w:sz w:val="28"/>
+                <w:szCs w:val="28"/>
+              </w:rPr>
+            </w:pPr>
+            <w:ins w:id="1029" w:author="Tiếp thu thẩm định lần 5, bản 1.3.13 (Claude)" w:date="2026-09-29T21:11:45Z">
               <w:r>
                 <w:rPr>
                   <w:rFonts w:asciiTheme="majorHAnsi" w:hAnsiTheme="majorHAnsi" w:cstheme="majorHAnsi"/>
@@ -5231,7 +5261,7 @@
       <w:tr>
         <w:trPr>
           <w:jc w:val="center"/>
-          <w:ins w:id="1031" w:author="Tiếp thu thẩm định lần 5, bản 1.3.13 (Claude)" w:date="2026-09-29T18:33:54Z"/>
+          <w:ins w:id="1031" w:author="Tiếp thu thẩm định lần 5, bản 1.3.13 (Claude)" w:date="2026-09-29T21:11:45Z"/>
         </w:trPr>
         <w:tc>
           <w:tcPr>
@@ -5243,14 +5273,14 @@
               <w:widowControl w:val="0"/>
               <w:jc w:val="center"/>
               <w:rPr>
-                <w:ins w:id="1033" w:author="Tiếp thu thẩm định lần 5, bản 1.3.13 (Claude)" w:date="2026-09-29T18:33:54Z"/>
-                <w:ins w:id="1024" w:author="Tiếp thu thẩm định lần 5, bản 1.3.13 (Claude)" w:date="2026-09-29T18:33:54Z"/>
-                <w:rFonts w:asciiTheme="majorHAnsi" w:hAnsiTheme="majorHAnsi" w:cstheme="majorHAnsi"/>
-                <w:sz w:val="28"/>
-                <w:szCs w:val="28"/>
-              </w:rPr>
-            </w:pPr>
-            <w:ins w:id="1032" w:author="Tiếp thu thẩm định lần 5, bản 1.3.13 (Claude)" w:date="2026-09-29T18:33:54Z">
+                <w:ins w:id="1033" w:author="Tiếp thu thẩm định lần 5, bản 1.3.13 (Claude)" w:date="2026-09-29T21:11:45Z"/>
+                <w:ins w:id="1024" w:author="Tiếp thu thẩm định lần 5, bản 1.3.13 (Claude)" w:date="2026-09-29T21:11:45Z"/>
+                <w:rFonts w:asciiTheme="majorHAnsi" w:hAnsiTheme="majorHAnsi" w:cstheme="majorHAnsi"/>
+                <w:sz w:val="28"/>
+                <w:szCs w:val="28"/>
+              </w:rPr>
+            </w:pPr>
+            <w:ins w:id="1032" w:author="Tiếp thu thẩm định lần 5, bản 1.3.13 (Claude)" w:date="2026-09-29T21:11:45Z">
               <w:r>
                 <w:rPr>
                   <w:rFonts w:asciiTheme="majorHAnsi" w:hAnsiTheme="majorHAnsi" w:cstheme="majorHAnsi"/>
@@ -5272,14 +5302,14 @@
               <w:widowControl w:val="0"/>
               <w:jc w:val="both"/>
               <w:rPr>
-                <w:ins w:id="1035" w:author="Tiếp thu thẩm định lần 5, bản 1.3.13 (Claude)" w:date="2026-09-29T18:33:54Z"/>
-                <w:ins w:id="1026" w:author="Tiếp thu thẩm định lần 5, bản 1.3.13 (Claude)" w:date="2026-09-29T18:33:54Z"/>
-                <w:rFonts w:asciiTheme="majorHAnsi" w:hAnsiTheme="majorHAnsi" w:cstheme="majorHAnsi"/>
-                <w:sz w:val="28"/>
-                <w:szCs w:val="28"/>
-              </w:rPr>
-            </w:pPr>
-            <w:ins w:id="1034" w:author="Tiếp thu thẩm định lần 5, bản 1.3.13 (Claude)" w:date="2026-09-29T18:33:54Z">
+                <w:ins w:id="1035" w:author="Tiếp thu thẩm định lần 5, bản 1.3.13 (Claude)" w:date="2026-09-29T21:11:45Z"/>
+                <w:ins w:id="1026" w:author="Tiếp thu thẩm định lần 5, bản 1.3.13 (Claude)" w:date="2026-09-29T21:11:45Z"/>
+                <w:rFonts w:asciiTheme="majorHAnsi" w:hAnsiTheme="majorHAnsi" w:cstheme="majorHAnsi"/>
+                <w:sz w:val="28"/>
+                <w:szCs w:val="28"/>
+              </w:rPr>
+            </w:pPr>
+            <w:ins w:id="1034" w:author="Tiếp thu thẩm định lần 5, bản 1.3.13 (Claude)" w:date="2026-09-29T21:11:45Z">
               <w:r>
                 <w:rPr>
                   <w:rFonts w:asciiTheme="majorHAnsi" w:hAnsiTheme="majorHAnsi" w:cstheme="majorHAnsi"/>
@@ -5301,14 +5331,14 @@
               <w:widowControl w:val="0"/>
               <w:jc w:val="both"/>
               <w:rPr>
-                <w:ins w:id="1037" w:author="Tiếp thu thẩm định lần 5, bản 1.3.13 (Claude)" w:date="2026-09-29T18:33:54Z"/>
-                <w:ins w:id="1028" w:author="Tiếp thu thẩm định lần 5, bản 1.3.13 (Claude)" w:date="2026-09-29T18:33:54Z"/>
-                <w:rFonts w:asciiTheme="majorHAnsi" w:hAnsiTheme="majorHAnsi" w:cstheme="majorHAnsi"/>
-                <w:sz w:val="28"/>
-                <w:szCs w:val="28"/>
-              </w:rPr>
-            </w:pPr>
-            <w:ins w:id="1036" w:author="Tiếp thu thẩm định lần 5, bản 1.3.13 (Claude)" w:date="2026-09-29T18:33:54Z">
+                <w:ins w:id="1037" w:author="Tiếp thu thẩm định lần 5, bản 1.3.13 (Claude)" w:date="2026-09-29T21:11:45Z"/>
+                <w:ins w:id="1028" w:author="Tiếp thu thẩm định lần 5, bản 1.3.13 (Claude)" w:date="2026-09-29T21:11:45Z"/>
+                <w:rFonts w:asciiTheme="majorHAnsi" w:hAnsiTheme="majorHAnsi" w:cstheme="majorHAnsi"/>
+                <w:sz w:val="28"/>
+                <w:szCs w:val="28"/>
+              </w:rPr>
+            </w:pPr>
+            <w:ins w:id="1036" w:author="Tiếp thu thẩm định lần 5, bản 1.3.13 (Claude)" w:date="2026-09-29T21:11:45Z">
               <w:r>
                 <w:rPr>
                   <w:rFonts w:asciiTheme="majorHAnsi" w:hAnsiTheme="majorHAnsi" w:cstheme="majorHAnsi"/>
@@ -5330,14 +5360,14 @@
               <w:widowControl w:val="0"/>
               <w:jc w:val="center"/>
               <w:rPr>
-                <w:ins w:id="1039" w:author="Tiếp thu thẩm định lần 5, bản 1.3.13 (Claude)" w:date="2026-09-29T18:33:54Z"/>
-                <w:ins w:id="1030" w:author="Tiếp thu thẩm định lần 5, bản 1.3.13 (Claude)" w:date="2026-09-29T18:33:54Z"/>
-                <w:rFonts w:asciiTheme="majorHAnsi" w:hAnsiTheme="majorHAnsi" w:cstheme="majorHAnsi"/>
-                <w:sz w:val="28"/>
-                <w:szCs w:val="28"/>
-              </w:rPr>
-            </w:pPr>
-            <w:ins w:id="1038" w:author="Tiếp thu thẩm định lần 5, bản 1.3.13 (Claude)" w:date="2026-09-29T18:33:54Z">
+                <w:ins w:id="1039" w:author="Tiếp thu thẩm định lần 5, bản 1.3.13 (Claude)" w:date="2026-09-29T21:11:45Z"/>
+                <w:ins w:id="1030" w:author="Tiếp thu thẩm định lần 5, bản 1.3.13 (Claude)" w:date="2026-09-29T21:11:45Z"/>
+                <w:rFonts w:asciiTheme="majorHAnsi" w:hAnsiTheme="majorHAnsi" w:cstheme="majorHAnsi"/>
+                <w:sz w:val="28"/>
+                <w:szCs w:val="28"/>
+              </w:rPr>
+            </w:pPr>
+            <w:ins w:id="1038" w:author="Tiếp thu thẩm định lần 5, bản 1.3.13 (Claude)" w:date="2026-09-29T21:11:45Z">
               <w:r>
                 <w:rPr>
                   <w:rFonts w:asciiTheme="majorHAnsi" w:hAnsiTheme="majorHAnsi" w:cstheme="majorHAnsi"/>
@@ -5353,7 +5383,7 @@
       <w:tr>
         <w:trPr>
           <w:jc w:val="center"/>
-          <w:ins w:id="1040" w:author="Tiếp thu thẩm định lần 5, bản 1.3.13 (Claude)" w:date="2026-09-29T18:33:54Z"/>
+          <w:ins w:id="1040" w:author="Tiếp thu thẩm định lần 5, bản 1.3.13 (Claude)" w:date="2026-09-29T21:11:45Z"/>
         </w:trPr>
         <w:tc>
           <w:tcPr>
@@ -5365,15 +5395,15 @@
               <w:widowControl w:val="0"/>
               <w:jc w:val="center"/>
               <w:rPr>
-                <w:ins w:id="1042" w:author="Tiếp thu thẩm định lần 5, bản 1.3.13 (Claude)" w:date="2026-09-29T18:33:54Z"/>
-                <w:ins w:id="1033" w:author="Tiếp thu thẩm định lần 5, bản 1.3.13 (Claude)" w:date="2026-09-29T18:33:54Z"/>
-                <w:ins w:id="1024" w:author="Tiếp thu thẩm định lần 5, bản 1.3.13 (Claude)" w:date="2026-09-29T18:33:54Z"/>
-                <w:rFonts w:asciiTheme="majorHAnsi" w:hAnsiTheme="majorHAnsi" w:cstheme="majorHAnsi"/>
-                <w:sz w:val="28"/>
-                <w:szCs w:val="28"/>
-              </w:rPr>
-            </w:pPr>
-            <w:ins w:id="1041" w:author="Tiếp thu thẩm định lần 5, bản 1.3.13 (Claude)" w:date="2026-09-29T18:33:54Z">
+                <w:ins w:id="1042" w:author="Tiếp thu thẩm định lần 5, bản 1.3.13 (Claude)" w:date="2026-09-29T21:11:45Z"/>
+                <w:ins w:id="1033" w:author="Tiếp thu thẩm định lần 5, bản 1.3.13 (Claude)" w:date="2026-09-29T21:11:45Z"/>
+                <w:ins w:id="1024" w:author="Tiếp thu thẩm định lần 5, bản 1.3.13 (Claude)" w:date="2026-09-29T21:11:45Z"/>
+                <w:rFonts w:asciiTheme="majorHAnsi" w:hAnsiTheme="majorHAnsi" w:cstheme="majorHAnsi"/>
+                <w:sz w:val="28"/>
+                <w:szCs w:val="28"/>
+              </w:rPr>
+            </w:pPr>
+            <w:ins w:id="1041" w:author="Tiếp thu thẩm định lần 5, bản 1.3.13 (Claude)" w:date="2026-09-29T21:11:45Z">
               <w:r>
                 <w:rPr>
                   <w:rFonts w:asciiTheme="majorHAnsi" w:hAnsiTheme="majorHAnsi" w:cstheme="majorHAnsi"/>
@@ -5395,15 +5425,15 @@
               <w:widowControl w:val="0"/>
               <w:jc w:val="both"/>
               <w:rPr>
-                <w:ins w:id="1044" w:author="Tiếp thu thẩm định lần 5, bản 1.3.13 (Claude)" w:date="2026-09-29T18:33:54Z"/>
-                <w:ins w:id="1035" w:author="Tiếp thu thẩm định lần 5, bản 1.3.13 (Claude)" w:date="2026-09-29T18:33:54Z"/>
-                <w:ins w:id="1026" w:author="Tiếp thu thẩm định lần 5, bản 1.3.13 (Claude)" w:date="2026-09-29T18:33:54Z"/>
-                <w:rFonts w:asciiTheme="majorHAnsi" w:hAnsiTheme="majorHAnsi" w:cstheme="majorHAnsi"/>
-                <w:sz w:val="28"/>
-                <w:szCs w:val="28"/>
-              </w:rPr>
-            </w:pPr>
-            <w:ins w:id="1043" w:author="Tiếp thu thẩm định lần 5, bản 1.3.13 (Claude)" w:date="2026-09-29T18:33:54Z">
+                <w:ins w:id="1044" w:author="Tiếp thu thẩm định lần 5, bản 1.3.13 (Claude)" w:date="2026-09-29T21:11:45Z"/>
+                <w:ins w:id="1035" w:author="Tiếp thu thẩm định lần 5, bản 1.3.13 (Claude)" w:date="2026-09-29T21:11:45Z"/>
+                <w:ins w:id="1026" w:author="Tiếp thu thẩm định lần 5, bản 1.3.13 (Claude)" w:date="2026-09-29T21:11:45Z"/>
+                <w:rFonts w:asciiTheme="majorHAnsi" w:hAnsiTheme="majorHAnsi" w:cstheme="majorHAnsi"/>
+                <w:sz w:val="28"/>
+                <w:szCs w:val="28"/>
+              </w:rPr>
+            </w:pPr>
+            <w:ins w:id="1043" w:author="Tiếp thu thẩm định lần 5, bản 1.3.13 (Claude)" w:date="2026-09-29T21:11:45Z">
               <w:r>
                 <w:rPr>
                   <w:rFonts w:asciiTheme="majorHAnsi" w:hAnsiTheme="majorHAnsi" w:cstheme="majorHAnsi"/>
@@ -5425,15 +5455,15 @@
               <w:widowControl w:val="0"/>
               <w:jc w:val="both"/>
               <w:rPr>
-                <w:ins w:id="1046" w:author="Tiếp thu thẩm định lần 5, bản 1.3.13 (Claude)" w:date="2026-09-29T18:33:54Z"/>
-                <w:ins w:id="1037" w:author="Tiếp thu thẩm định lần 5, bản 1.3.13 (Claude)" w:date="2026-09-29T18:33:54Z"/>
-                <w:ins w:id="1028" w:author="Tiếp thu thẩm định lần 5, bản 1.3.13 (Claude)" w:date="2026-09-29T18:33:54Z"/>
-                <w:rFonts w:asciiTheme="majorHAnsi" w:hAnsiTheme="majorHAnsi" w:cstheme="majorHAnsi"/>
-                <w:sz w:val="28"/>
-                <w:szCs w:val="28"/>
-              </w:rPr>
-            </w:pPr>
-            <w:ins w:id="1045" w:author="Tiếp thu thẩm định lần 5, bản 1.3.13 (Claude)" w:date="2026-09-29T18:33:54Z">
+                <w:ins w:id="1046" w:author="Tiếp thu thẩm định lần 5, bản 1.3.13 (Claude)" w:date="2026-09-29T21:11:45Z"/>
+                <w:ins w:id="1037" w:author="Tiếp thu thẩm định lần 5, bản 1.3.13 (Claude)" w:date="2026-09-29T21:11:45Z"/>
+                <w:ins w:id="1028" w:author="Tiếp thu thẩm định lần 5, bản 1.3.13 (Claude)" w:date="2026-09-29T21:11:45Z"/>
+                <w:rFonts w:asciiTheme="majorHAnsi" w:hAnsiTheme="majorHAnsi" w:cstheme="majorHAnsi"/>
+                <w:sz w:val="28"/>
+                <w:szCs w:val="28"/>
+              </w:rPr>
+            </w:pPr>
+            <w:ins w:id="1045" w:author="Tiếp thu thẩm định lần 5, bản 1.3.13 (Claude)" w:date="2026-09-29T21:11:45Z">
               <w:r>
                 <w:rPr>
                   <w:rFonts w:asciiTheme="majorHAnsi" w:hAnsiTheme="majorHAnsi" w:cstheme="majorHAnsi"/>
@@ -5455,15 +5485,15 @@
               <w:widowControl w:val="0"/>
               <w:jc w:val="center"/>
               <w:rPr>
-                <w:ins w:id="1048" w:author="Tiếp thu thẩm định lần 5, bản 1.3.13 (Claude)" w:date="2026-09-29T18:33:54Z"/>
-                <w:ins w:id="1039" w:author="Tiếp thu thẩm định lần 5, bản 1.3.13 (Claude)" w:date="2026-09-29T18:33:54Z"/>
-                <w:ins w:id="1030" w:author="Tiếp thu thẩm định lần 5, bản 1.3.13 (Claude)" w:date="2026-09-29T18:33:54Z"/>
-                <w:rFonts w:asciiTheme="majorHAnsi" w:hAnsiTheme="majorHAnsi" w:cstheme="majorHAnsi"/>
-                <w:sz w:val="28"/>
-                <w:szCs w:val="28"/>
-              </w:rPr>
-            </w:pPr>
-            <w:ins w:id="1047" w:author="Tiếp thu thẩm định lần 5, bản 1.3.13 (Claude)" w:date="2026-09-29T18:33:54Z">
+                <w:ins w:id="1048" w:author="Tiếp thu thẩm định lần 5, bản 1.3.13 (Claude)" w:date="2026-09-29T21:11:45Z"/>
+                <w:ins w:id="1039" w:author="Tiếp thu thẩm định lần 5, bản 1.3.13 (Claude)" w:date="2026-09-29T21:11:45Z"/>
+                <w:ins w:id="1030" w:author="Tiếp thu thẩm định lần 5, bản 1.3.13 (Claude)" w:date="2026-09-29T21:11:45Z"/>
+                <w:rFonts w:asciiTheme="majorHAnsi" w:hAnsiTheme="majorHAnsi" w:cstheme="majorHAnsi"/>
+                <w:sz w:val="28"/>
+                <w:szCs w:val="28"/>
+              </w:rPr>
+            </w:pPr>
+            <w:ins w:id="1047" w:author="Tiếp thu thẩm định lần 5, bản 1.3.13 (Claude)" w:date="2026-09-29T21:11:45Z">
               <w:r>
                 <w:rPr>
                   <w:rFonts w:asciiTheme="majorHAnsi" w:hAnsiTheme="majorHAnsi" w:cstheme="majorHAnsi"/>
@@ -5479,7 +5509,7 @@
       <w:tr>
         <w:trPr>
           <w:jc w:val="center"/>
-          <w:ins w:id="1049" w:author="Tiếp thu thẩm định lần 5, bản 1.3.13 (Claude)" w:date="2026-09-29T18:33:54Z"/>
+          <w:ins w:id="1049" w:author="Tiếp thu thẩm định lần 5, bản 1.3.13 (Claude)" w:date="2026-09-29T21:11:45Z"/>
         </w:trPr>
         <w:tc>
           <w:tcPr>
@@ -5491,16 +5521,16 @@
               <w:widowControl w:val="0"/>
               <w:jc w:val="center"/>
               <w:rPr>
-                <w:ins w:id="1051" w:author="Tiếp thu thẩm định lần 5, bản 1.3.13 (Claude)" w:date="2026-09-29T18:33:54Z"/>
-                <w:ins w:id="1042" w:author="Tiếp thu thẩm định lần 5, bản 1.3.13 (Claude)" w:date="2026-09-29T18:33:54Z"/>
-                <w:ins w:id="1033" w:author="Tiếp thu thẩm định lần 5, bản 1.3.13 (Claude)" w:date="2026-09-29T18:33:54Z"/>
-                <w:ins w:id="1024" w:author="Tiếp thu thẩm định lần 5, bản 1.3.13 (Claude)" w:date="2026-09-29T18:33:54Z"/>
-                <w:rFonts w:asciiTheme="majorHAnsi" w:hAnsiTheme="majorHAnsi" w:cstheme="majorHAnsi"/>
-                <w:sz w:val="28"/>
-                <w:szCs w:val="28"/>
-              </w:rPr>
-            </w:pPr>
-            <w:ins w:id="1050" w:author="Tiếp thu thẩm định lần 5, bản 1.3.13 (Claude)" w:date="2026-09-29T18:33:54Z">
+                <w:ins w:id="1051" w:author="Tiếp thu thẩm định lần 5, bản 1.3.13 (Claude)" w:date="2026-09-29T21:11:45Z"/>
+                <w:ins w:id="1042" w:author="Tiếp thu thẩm định lần 5, bản 1.3.13 (Claude)" w:date="2026-09-29T21:11:45Z"/>
+                <w:ins w:id="1033" w:author="Tiếp thu thẩm định lần 5, bản 1.3.13 (Claude)" w:date="2026-09-29T21:11:45Z"/>
+                <w:ins w:id="1024" w:author="Tiếp thu thẩm định lần 5, bản 1.3.13 (Claude)" w:date="2026-09-29T21:11:45Z"/>
+                <w:rFonts w:asciiTheme="majorHAnsi" w:hAnsiTheme="majorHAnsi" w:cstheme="majorHAnsi"/>
+                <w:sz w:val="28"/>
+                <w:szCs w:val="28"/>
+              </w:rPr>
+            </w:pPr>
+            <w:ins w:id="1050" w:author="Tiếp thu thẩm định lần 5, bản 1.3.13 (Claude)" w:date="2026-09-29T21:11:45Z">
               <w:r>
                 <w:rPr>
                   <w:rFonts w:asciiTheme="majorHAnsi" w:hAnsiTheme="majorHAnsi" w:cstheme="majorHAnsi"/>
@@ -5522,16 +5552,16 @@
               <w:widowControl w:val="0"/>
               <w:jc w:val="both"/>
               <w:rPr>
-                <w:ins w:id="1053" w:author="Tiếp thu thẩm định lần 5, bản 1.3.13 (Claude)" w:date="2026-09-29T18:33:54Z"/>
-                <w:ins w:id="1044" w:author="Tiếp thu thẩm định lần 5, bản 1.3.13 (Claude)" w:date="2026-09-29T18:33:54Z"/>
-                <w:ins w:id="1035" w:author="Tiếp thu thẩm định lần 5, bản 1.3.13 (Claude)" w:date="2026-09-29T18:33:54Z"/>
-                <w:ins w:id="1026" w:author="Tiếp thu thẩm định lần 5, bản 1.3.13 (Claude)" w:date="2026-09-29T18:33:54Z"/>
-                <w:rFonts w:asciiTheme="majorHAnsi" w:hAnsiTheme="majorHAnsi" w:cstheme="majorHAnsi"/>
-                <w:sz w:val="28"/>
-                <w:szCs w:val="28"/>
-              </w:rPr>
-            </w:pPr>
-            <w:ins w:id="1052" w:author="Tiếp thu thẩm định lần 5, bản 1.3.13 (Claude)" w:date="2026-09-29T18:33:54Z">
+                <w:ins w:id="1053" w:author="Tiếp thu thẩm định lần 5, bản 1.3.13 (Claude)" w:date="2026-09-29T21:11:45Z"/>
+                <w:ins w:id="1044" w:author="Tiếp thu thẩm định lần 5, bản 1.3.13 (Claude)" w:date="2026-09-29T21:11:45Z"/>
+                <w:ins w:id="1035" w:author="Tiếp thu thẩm định lần 5, bản 1.3.13 (Claude)" w:date="2026-09-29T21:11:45Z"/>
+                <w:ins w:id="1026" w:author="Tiếp thu thẩm định lần 5, bản 1.3.13 (Claude)" w:date="2026-09-29T21:11:45Z"/>
+                <w:rFonts w:asciiTheme="majorHAnsi" w:hAnsiTheme="majorHAnsi" w:cstheme="majorHAnsi"/>
+                <w:sz w:val="28"/>
+                <w:szCs w:val="28"/>
+              </w:rPr>
+            </w:pPr>
+            <w:ins w:id="1052" w:author="Tiếp thu thẩm định lần 5, bản 1.3.13 (Claude)" w:date="2026-09-29T21:11:45Z">
               <w:r>
                 <w:rPr>
                   <w:rFonts w:asciiTheme="majorHAnsi" w:hAnsiTheme="majorHAnsi" w:cstheme="majorHAnsi"/>
@@ -5553,16 +5583,16 @@
               <w:widowControl w:val="0"/>
               <w:jc w:val="both"/>
               <w:rPr>
-                <w:ins w:id="1055" w:author="Tiếp thu thẩm định lần 5, bản 1.3.13 (Claude)" w:date="2026-09-29T18:33:54Z"/>
-                <w:ins w:id="1046" w:author="Tiếp thu thẩm định lần 5, bản 1.3.13 (Claude)" w:date="2026-09-29T18:33:54Z"/>
-                <w:ins w:id="1037" w:author="Tiếp thu thẩm định lần 5, bản 1.3.13 (Claude)" w:date="2026-09-29T18:33:54Z"/>
-                <w:ins w:id="1028" w:author="Tiếp thu thẩm định lần 5, bản 1.3.13 (Claude)" w:date="2026-09-29T18:33:54Z"/>
-                <w:rFonts w:asciiTheme="majorHAnsi" w:hAnsiTheme="majorHAnsi" w:cstheme="majorHAnsi"/>
-                <w:sz w:val="28"/>
-                <w:szCs w:val="28"/>
-              </w:rPr>
-            </w:pPr>
-            <w:ins w:id="1054" w:author="Tiếp thu thẩm định lần 5, bản 1.3.13 (Claude)" w:date="2026-09-29T18:33:54Z">
+                <w:ins w:id="1055" w:author="Tiếp thu thẩm định lần 5, bản 1.3.13 (Claude)" w:date="2026-09-29T21:11:45Z"/>
+                <w:ins w:id="1046" w:author="Tiếp thu thẩm định lần 5, bản 1.3.13 (Claude)" w:date="2026-09-29T21:11:45Z"/>
+                <w:ins w:id="1037" w:author="Tiếp thu thẩm định lần 5, bản 1.3.13 (Claude)" w:date="2026-09-29T21:11:45Z"/>
+                <w:ins w:id="1028" w:author="Tiếp thu thẩm định lần 5, bản 1.3.13 (Claude)" w:date="2026-09-29T21:11:45Z"/>
+                <w:rFonts w:asciiTheme="majorHAnsi" w:hAnsiTheme="majorHAnsi" w:cstheme="majorHAnsi"/>
+                <w:sz w:val="28"/>
+                <w:szCs w:val="28"/>
+              </w:rPr>
+            </w:pPr>
+            <w:ins w:id="1054" w:author="Tiếp thu thẩm định lần 5, bản 1.3.13 (Claude)" w:date="2026-09-29T21:11:45Z">
               <w:r>
                 <w:rPr>
                   <w:rFonts w:asciiTheme="majorHAnsi" w:hAnsiTheme="majorHAnsi" w:cstheme="majorHAnsi"/>
@@ -5584,16 +5614,16 @@
               <w:widowControl w:val="0"/>
               <w:jc w:val="center"/>
               <w:rPr>
-                <w:ins w:id="1057" w:author="Tiếp thu thẩm định lần 5, bản 1.3.13 (Claude)" w:date="2026-09-29T18:33:54Z"/>
-                <w:ins w:id="1048" w:author="Tiếp thu thẩm định lần 5, bản 1.3.13 (Claude)" w:date="2026-09-29T18:33:54Z"/>
-                <w:ins w:id="1039" w:author="Tiếp thu thẩm định lần 5, bản 1.3.13 (Claude)" w:date="2026-09-29T18:33:54Z"/>
-                <w:ins w:id="1030" w:author="Tiếp thu thẩm định lần 5, bản 1.3.13 (Claude)" w:date="2026-09-29T18:33:54Z"/>
-                <w:rFonts w:asciiTheme="majorHAnsi" w:hAnsiTheme="majorHAnsi" w:cstheme="majorHAnsi"/>
-                <w:sz w:val="28"/>
-                <w:szCs w:val="28"/>
-              </w:rPr>
-            </w:pPr>
-            <w:ins w:id="1056" w:author="Tiếp thu thẩm định lần 5, bản 1.3.13 (Claude)" w:date="2026-09-29T18:33:54Z">
+                <w:ins w:id="1057" w:author="Tiếp thu thẩm định lần 5, bản 1.3.13 (Claude)" w:date="2026-09-29T21:11:45Z"/>
+                <w:ins w:id="1048" w:author="Tiếp thu thẩm định lần 5, bản 1.3.13 (Claude)" w:date="2026-09-29T21:11:45Z"/>
+                <w:ins w:id="1039" w:author="Tiếp thu thẩm định lần 5, bản 1.3.13 (Claude)" w:date="2026-09-29T21:11:45Z"/>
+                <w:ins w:id="1030" w:author="Tiếp thu thẩm định lần 5, bản 1.3.13 (Claude)" w:date="2026-09-29T21:11:45Z"/>
+                <w:rFonts w:asciiTheme="majorHAnsi" w:hAnsiTheme="majorHAnsi" w:cstheme="majorHAnsi"/>
+                <w:sz w:val="28"/>
+                <w:szCs w:val="28"/>
+              </w:rPr>
+            </w:pPr>
+            <w:ins w:id="1056" w:author="Tiếp thu thẩm định lần 5, bản 1.3.13 (Claude)" w:date="2026-09-29T21:11:45Z">
               <w:r>
                 <w:rPr>
                   <w:rFonts w:asciiTheme="majorHAnsi" w:hAnsiTheme="majorHAnsi" w:cstheme="majorHAnsi"/>
@@ -5609,7 +5639,7 @@
       <w:tr>
         <w:trPr>
           <w:jc w:val="center"/>
-          <w:ins w:id="1058" w:author="Tiếp thu thẩm định lần 5, bản 1.3.13 (Claude)" w:date="2026-09-29T18:33:54Z"/>
+          <w:ins w:id="1058" w:author="Tiếp thu thẩm định lần 5, bản 1.3.13 (Claude)" w:date="2026-09-29T21:11:45Z"/>
         </w:trPr>
         <w:tc>
           <w:tcPr>
@@ -5621,17 +5651,17 @@
               <w:widowControl w:val="0"/>
               <w:jc w:val="center"/>
               <w:rPr>
-                <w:ins w:id="1060" w:author="Tiếp thu thẩm định lần 5, bản 1.3.13 (Claude)" w:date="2026-09-29T18:33:54Z"/>
-                <w:ins w:id="1051" w:author="Tiếp thu thẩm định lần 5, bản 1.3.13 (Claude)" w:date="2026-09-29T18:33:54Z"/>
-                <w:ins w:id="1042" w:author="Tiếp thu thẩm định lần 5, bản 1.3.13 (Claude)" w:date="2026-09-29T18:33:54Z"/>
-                <w:ins w:id="1033" w:author="Tiếp thu thẩm định lần 5, bản 1.3.13 (Claude)" w:date="2026-09-29T18:33:54Z"/>
-                <w:ins w:id="1024" w:author="Tiếp thu thẩm định lần 5, bản 1.3.13 (Claude)" w:date="2026-09-29T18:33:54Z"/>
-                <w:rFonts w:asciiTheme="majorHAnsi" w:hAnsiTheme="majorHAnsi" w:cstheme="majorHAnsi"/>
-                <w:sz w:val="28"/>
-                <w:szCs w:val="28"/>
-              </w:rPr>
-            </w:pPr>
-            <w:ins w:id="1059" w:author="Tiếp thu thẩm định lần 5, bản 1.3.13 (Claude)" w:date="2026-09-29T18:33:54Z">
+                <w:ins w:id="1060" w:author="Tiếp thu thẩm định lần 5, bản 1.3.13 (Claude)" w:date="2026-09-29T21:11:45Z"/>
+                <w:ins w:id="1051" w:author="Tiếp thu thẩm định lần 5, bản 1.3.13 (Claude)" w:date="2026-09-29T21:11:45Z"/>
+                <w:ins w:id="1042" w:author="Tiếp thu thẩm định lần 5, bản 1.3.13 (Claude)" w:date="2026-09-29T21:11:45Z"/>
+                <w:ins w:id="1033" w:author="Tiếp thu thẩm định lần 5, bản 1.3.13 (Claude)" w:date="2026-09-29T21:11:45Z"/>
+                <w:ins w:id="1024" w:author="Tiếp thu thẩm định lần 5, bản 1.3.13 (Claude)" w:date="2026-09-29T21:11:45Z"/>
+                <w:rFonts w:asciiTheme="majorHAnsi" w:hAnsiTheme="majorHAnsi" w:cstheme="majorHAnsi"/>
+                <w:sz w:val="28"/>
+                <w:szCs w:val="28"/>
+              </w:rPr>
+            </w:pPr>
+            <w:ins w:id="1059" w:author="Tiếp thu thẩm định lần 5, bản 1.3.13 (Claude)" w:date="2026-09-29T21:11:45Z">
               <w:r>
                 <w:rPr>
                   <w:rFonts w:asciiTheme="majorHAnsi" w:hAnsiTheme="majorHAnsi" w:cstheme="majorHAnsi"/>
@@ -5653,17 +5683,17 @@
               <w:widowControl w:val="0"/>
               <w:jc w:val="both"/>
               <w:rPr>
-                <w:ins w:id="1062" w:author="Tiếp thu thẩm định lần 5, bản 1.3.13 (Claude)" w:date="2026-09-29T18:33:54Z"/>
-                <w:ins w:id="1053" w:author="Tiếp thu thẩm định lần 5, bản 1.3.13 (Claude)" w:date="2026-09-29T18:33:54Z"/>
-                <w:ins w:id="1044" w:author="Tiếp thu thẩm định lần 5, bản 1.3.13 (Claude)" w:date="2026-09-29T18:33:54Z"/>
-                <w:ins w:id="1035" w:author="Tiếp thu thẩm định lần 5, bản 1.3.13 (Claude)" w:date="2026-09-29T18:33:54Z"/>
-                <w:ins w:id="1026" w:author="Tiếp thu thẩm định lần 5, bản 1.3.13 (Claude)" w:date="2026-09-29T18:33:54Z"/>
-                <w:rFonts w:asciiTheme="majorHAnsi" w:hAnsiTheme="majorHAnsi" w:cstheme="majorHAnsi"/>
-                <w:sz w:val="28"/>
-                <w:szCs w:val="28"/>
-              </w:rPr>
-            </w:pPr>
-            <w:ins w:id="1061" w:author="Tiếp thu thẩm định lần 5, bản 1.3.13 (Claude)" w:date="2026-09-29T18:33:54Z">
+                <w:ins w:id="1062" w:author="Tiếp thu thẩm định lần 5, bản 1.3.13 (Claude)" w:date="2026-09-29T21:11:45Z"/>
+                <w:ins w:id="1053" w:author="Tiếp thu thẩm định lần 5, bản 1.3.13 (Claude)" w:date="2026-09-29T21:11:45Z"/>
+                <w:ins w:id="1044" w:author="Tiếp thu thẩm định lần 5, bản 1.3.13 (Claude)" w:date="2026-09-29T21:11:45Z"/>
+                <w:ins w:id="1035" w:author="Tiếp thu thẩm định lần 5, bản 1.3.13 (Claude)" w:date="2026-09-29T21:11:45Z"/>
+                <w:ins w:id="1026" w:author="Tiếp thu thẩm định lần 5, bản 1.3.13 (Claude)" w:date="2026-09-29T21:11:45Z"/>
+                <w:rFonts w:asciiTheme="majorHAnsi" w:hAnsiTheme="majorHAnsi" w:cstheme="majorHAnsi"/>
+                <w:sz w:val="28"/>
+                <w:szCs w:val="28"/>
+              </w:rPr>
+            </w:pPr>
+            <w:ins w:id="1061" w:author="Tiếp thu thẩm định lần 5, bản 1.3.13 (Claude)" w:date="2026-09-29T21:11:45Z">
               <w:r>
                 <w:rPr>
                   <w:rFonts w:asciiTheme="majorHAnsi" w:hAnsiTheme="majorHAnsi" w:cstheme="majorHAnsi"/>
@@ -5685,17 +5715,17 @@
               <w:widowControl w:val="0"/>
               <w:jc w:val="both"/>
               <w:rPr>
-                <w:ins w:id="1064" w:author="Tiếp thu thẩm định lần 5, bản 1.3.13 (Claude)" w:date="2026-09-29T18:33:54Z"/>
-                <w:ins w:id="1055" w:author="Tiếp thu thẩm định lần 5, bản 1.3.13 (Claude)" w:date="2026-09-29T18:33:54Z"/>
-                <w:ins w:id="1046" w:author="Tiếp thu thẩm định lần 5, bản 1.3.13 (Claude)" w:date="2026-09-29T18:33:54Z"/>
-                <w:ins w:id="1037" w:author="Tiếp thu thẩm định lần 5, bản 1.3.13 (Claude)" w:date="2026-09-29T18:33:54Z"/>
-                <w:ins w:id="1028" w:author="Tiếp thu thẩm định lần 5, bản 1.3.13 (Claude)" w:date="2026-09-29T18:33:54Z"/>
-                <w:rFonts w:asciiTheme="majorHAnsi" w:hAnsiTheme="majorHAnsi" w:cstheme="majorHAnsi"/>
-                <w:sz w:val="28"/>
-                <w:szCs w:val="28"/>
-              </w:rPr>
-            </w:pPr>
-            <w:ins w:id="1063" w:author="Tiếp thu thẩm định lần 5, bản 1.3.13 (Claude)" w:date="2026-09-29T18:33:54Z">
+                <w:ins w:id="1064" w:author="Tiếp thu thẩm định lần 5, bản 1.3.13 (Claude)" w:date="2026-09-29T21:11:45Z"/>
+                <w:ins w:id="1055" w:author="Tiếp thu thẩm định lần 5, bản 1.3.13 (Claude)" w:date="2026-09-29T21:11:45Z"/>
+                <w:ins w:id="1046" w:author="Tiếp thu thẩm định lần 5, bản 1.3.13 (Claude)" w:date="2026-09-29T21:11:45Z"/>
+                <w:ins w:id="1037" w:author="Tiếp thu thẩm định lần 5, bản 1.3.13 (Claude)" w:date="2026-09-29T21:11:45Z"/>
+                <w:ins w:id="1028" w:author="Tiếp thu thẩm định lần 5, bản 1.3.13 (Claude)" w:date="2026-09-29T21:11:45Z"/>
+                <w:rFonts w:asciiTheme="majorHAnsi" w:hAnsiTheme="majorHAnsi" w:cstheme="majorHAnsi"/>
+                <w:sz w:val="28"/>
+                <w:szCs w:val="28"/>
+              </w:rPr>
+            </w:pPr>
+            <w:ins w:id="1063" w:author="Tiếp thu thẩm định lần 5, bản 1.3.13 (Claude)" w:date="2026-09-29T21:11:45Z">
               <w:r>
                 <w:rPr>
                   <w:rFonts w:asciiTheme="majorHAnsi" w:hAnsiTheme="majorHAnsi" w:cstheme="majorHAnsi"/>
@@ -5717,17 +5747,17 @@
               <w:widowControl w:val="0"/>
               <w:jc w:val="center"/>
               <w:rPr>
-                <w:ins w:id="1066" w:author="Tiếp thu thẩm định lần 5, bản 1.3.13 (Claude)" w:date="2026-09-29T18:33:54Z"/>
-                <w:ins w:id="1057" w:author="Tiếp thu thẩm định lần 5, bản 1.3.13 (Claude)" w:date="2026-09-29T18:33:54Z"/>
-                <w:ins w:id="1048" w:author="Tiếp thu thẩm định lần 5, bản 1.3.13 (Claude)" w:date="2026-09-29T18:33:54Z"/>
-                <w:ins w:id="1039" w:author="Tiếp thu thẩm định lần 5, bản 1.3.13 (Claude)" w:date="2026-09-29T18:33:54Z"/>
-                <w:ins w:id="1030" w:author="Tiếp thu thẩm định lần 5, bản 1.3.13 (Claude)" w:date="2026-09-29T18:33:54Z"/>
-                <w:rFonts w:asciiTheme="majorHAnsi" w:hAnsiTheme="majorHAnsi" w:cstheme="majorHAnsi"/>
-                <w:sz w:val="28"/>
-                <w:szCs w:val="28"/>
-              </w:rPr>
-            </w:pPr>
-            <w:ins w:id="1065" w:author="Tiếp thu thẩm định lần 5, bản 1.3.13 (Claude)" w:date="2026-09-29T18:33:54Z">
+                <w:ins w:id="1066" w:author="Tiếp thu thẩm định lần 5, bản 1.3.13 (Claude)" w:date="2026-09-29T21:11:45Z"/>
+                <w:ins w:id="1057" w:author="Tiếp thu thẩm định lần 5, bản 1.3.13 (Claude)" w:date="2026-09-29T21:11:45Z"/>
+                <w:ins w:id="1048" w:author="Tiếp thu thẩm định lần 5, bản 1.3.13 (Claude)" w:date="2026-09-29T21:11:45Z"/>
+                <w:ins w:id="1039" w:author="Tiếp thu thẩm định lần 5, bản 1.3.13 (Claude)" w:date="2026-09-29T21:11:45Z"/>
+                <w:ins w:id="1030" w:author="Tiếp thu thẩm định lần 5, bản 1.3.13 (Claude)" w:date="2026-09-29T21:11:45Z"/>
+                <w:rFonts w:asciiTheme="majorHAnsi" w:hAnsiTheme="majorHAnsi" w:cstheme="majorHAnsi"/>
+                <w:sz w:val="28"/>
+                <w:szCs w:val="28"/>
+              </w:rPr>
+            </w:pPr>
+            <w:ins w:id="1065" w:author="Tiếp thu thẩm định lần 5, bản 1.3.13 (Claude)" w:date="2026-09-29T21:11:45Z">
               <w:r>
                 <w:rPr>
                   <w:rFonts w:asciiTheme="majorHAnsi" w:hAnsiTheme="majorHAnsi" w:cstheme="majorHAnsi"/>
@@ -5834,7 +5864,7 @@
           <w:shd w:val="clear" w:color="auto" w:fill="FFFFFF"/>
         </w:rPr>
       </w:pPr>
-      <w:del w:id="1007" w:author="Sửa theo rà soát 897 chính thức 29/9 (Claude)" w:date="2026-09-29T18:36:18Z">
+      <w:del w:id="1007" w:author="Sửa theo rà soát 897 chính thức 29/9 (Claude)" w:date="2026-09-29T21:11:46Z">
         <w:r>
           <w:rPr>
             <w:rFonts w:asciiTheme="majorHAnsi" w:hAnsiTheme="majorHAnsi" w:cstheme="majorHAnsi"/>
@@ -5845,7 +5875,7 @@
           <w:delText xml:space="preserve">- Nội dung hai thang điểm quy đổi đã có văn bản phân định (Quyết định số 2119/QĐ-CĐKT ngày 28/9/2026 ban hành</w:delText>
         </w:r>
       </w:del>
-      <w:ins w:id="1008" w:author="Sửa theo rà soát 897 chính thức 29/9 (Claude)" w:date="2026-09-29T18:36:18Z">
+      <w:ins w:id="1008" w:author="Sửa theo rà soát 897 chính thức 29/9 (Claude)" w:date="2026-09-29T21:11:46Z">
         <w:r>
           <w:rPr>
             <w:rFonts w:asciiTheme="majorHAnsi" w:hAnsiTheme="majorHAnsi" w:cstheme="majorHAnsi"/>
@@ -5897,7 +5927,7 @@
         </w:rPr>
         <w:t xml:space="preserve">- Thao tác chặn ghi là biện pháp hỗ trợ, </w:t>
       </w:r>
-      <w:del w:id="1067" w:author="Tiếp thu thẩm định lần 5, bản 1.3.13 (Claude)" w:date="2026-09-29T18:33:54Z">
+      <w:del w:id="1067" w:author="Tiếp thu thẩm định lần 5, bản 1.3.13 (Claude)" w:date="2026-09-29T21:11:45Z">
         <w:r>
           <w:rPr>
             <w:rFonts w:asciiTheme="majorHAnsi" w:hAnsiTheme="majorHAnsi" w:cstheme="majorHAnsi"/>
@@ -5908,7 +5938,7 @@
           <w:delText xml:space="preserve">không kiểm được chương trình viết sẵn trong tệp;</w:delText>
         </w:r>
       </w:del>
-      <w:ins w:id="1068" w:author="Tiếp thu thẩm định lần 5, bản 1.3.13 (Claude)" w:date="2026-09-29T18:33:54Z">
+      <w:ins w:id="1068" w:author="Tiếp thu thẩm định lần 5, bản 1.3.13 (Claude)" w:date="2026-09-29T21:11:45Z">
         <w:r>
           <w:rPr>
             <w:rFonts w:asciiTheme="majorHAnsi" w:hAnsiTheme="majorHAnsi" w:cstheme="majorHAnsi"/>
@@ -5965,7 +5995,7 @@
           <w:shd w:val="clear" w:color="auto" w:fill="FFFFFF"/>
         </w:rPr>
       </w:pPr>
-      <w:del w:id="1069" w:author="Tiếp thu thẩm định lần 5, bản 1.3.13 (Claude)" w:date="2026-09-29T18:33:54Z">
+      <w:del w:id="1069" w:author="Tiếp thu thẩm định lần 5, bản 1.3.13 (Claude)" w:date="2026-09-29T21:11:45Z">
         <w:r>
           <w:rPr>
             <w:rFonts w:asciiTheme="majorHAnsi" w:hAnsiTheme="majorHAnsi" w:cstheme="majorHAnsi"/>
@@ -5978,7 +6008,7 @@
           <w:delText xml:space="preserve">6. Kết quả thẩm định độc lập lần 1, lần 2, lần 3, lần 4, tiếp thu, giải trình</w:delText>
         </w:r>
       </w:del>
-      <w:ins w:id="1070" w:author="Tiếp thu thẩm định lần 5, bản 1.3.13 (Claude)" w:date="2026-09-29T18:33:54Z">
+      <w:ins w:id="1070" w:author="Tiếp thu thẩm định lần 5, bản 1.3.13 (Claude)" w:date="2026-09-29T21:11:45Z">
         <w:r>
           <w:rPr>
             <w:rFonts w:asciiTheme="majorHAnsi" w:hAnsiTheme="majorHAnsi" w:cstheme="majorHAnsi"/>
@@ -7016,7 +7046,7 @@
                 <w:szCs w:val="28"/>
               </w:rPr>
             </w:pPr>
-            <w:del w:id="1073" w:author="Tiếp thu thẩm định lần 5, bản 1.3.13 (Claude)" w:date="2026-09-29T18:33:54Z">
+            <w:del w:id="1073" w:author="Tiếp thu thẩm định lần 5, bản 1.3.13 (Claude)" w:date="2026-09-29T21:11:45Z">
               <w:r>
                 <w:rPr>
                   <w:rFonts w:asciiTheme="majorHAnsi" w:hAnsiTheme="majorHAnsi" w:cstheme="majorHAnsi"/>
@@ -7026,7 +7056,7 @@
                 <w:delText>Phiếu nghiệm thu bản 1.3.1: 15 ca, thêm 2 ca chỉ chạy trên Cowork (trước 05/10/2026)</w:delText>
               </w:r>
             </w:del>
-            <w:ins w:id="1074" w:author="Tiếp thu thẩm định lần 5, bản 1.3.13 (Claude)" w:date="2026-09-29T18:33:54Z">
+            <w:ins w:id="1074" w:author="Tiếp thu thẩm định lần 5, bản 1.3.13 (Claude)" w:date="2026-09-29T21:11:45Z">
               <w:r>
                 <w:rPr>
                   <w:rFonts w:asciiTheme="majorHAnsi" w:hAnsiTheme="majorHAnsi" w:cstheme="majorHAnsi"/>
@@ -7237,7 +7267,7 @@
               </w:rPr>
               <w:t xml:space="preserve">ngày 27/9/2026 lên 1.3.1, 1.3.2, </w:t>
             </w:r>
-            <w:del w:id="1071" w:author="Tiếp thu thẩm định lần 5, bản 1.3.13 (Claude)" w:date="2026-09-29T18:33:54Z">
+            <w:del w:id="1071" w:author="Tiếp thu thẩm định lần 5, bản 1.3.13 (Claude)" w:date="2026-09-29T21:11:45Z">
               <w:r>
                 <w:rPr>
                   <w:rFonts w:asciiTheme="majorHAnsi" w:hAnsiTheme="majorHAnsi" w:cstheme="majorHAnsi"/>
@@ -7247,7 +7277,7 @@
                 <w:delText xml:space="preserve">ngày 28 - 29/9/2026 lên 1.3.3 - 1.3.12,</w:delText>
               </w:r>
             </w:del>
-            <w:ins w:id="1072" w:author="Tiếp thu thẩm định lần 5, bản 1.3.13 (Claude)" w:date="2026-09-29T18:33:54Z">
+            <w:ins w:id="1072" w:author="Tiếp thu thẩm định lần 5, bản 1.3.13 (Claude)" w:date="2026-09-29T21:11:45Z">
               <w:r>
                 <w:rPr>
                   <w:rFonts w:asciiTheme="majorHAnsi" w:hAnsiTheme="majorHAnsi" w:cstheme="majorHAnsi"/>
@@ -7702,7 +7732,7 @@
                 <w:szCs w:val="28"/>
               </w:rPr>
             </w:pPr>
-            <w:del w:id="1075" w:author="Tiếp thu thẩm định lần 5, bản 1.3.13 (Claude)" w:date="2026-09-29T18:33:54Z">
+            <w:del w:id="1075" w:author="Tiếp thu thẩm định lần 5, bản 1.3.13 (Claude)" w:date="2026-09-29T21:11:45Z">
               <w:r>
                 <w:rPr>
                   <w:rFonts w:asciiTheme="majorHAnsi" w:hAnsiTheme="majorHAnsi" w:cstheme="majorHAnsi"/>
@@ -7712,7 +7742,7 @@
                 <w:delText>Biên bản kiểm tra bằng tài khoản thử (trước 30/9/2026)</w:delText>
               </w:r>
             </w:del>
-            <w:ins w:id="1076" w:author="Tiếp thu thẩm định lần 5, bản 1.3.13 (Claude)" w:date="2026-09-29T18:33:54Z">
+            <w:ins w:id="1076" w:author="Tiếp thu thẩm định lần 5, bản 1.3.13 (Claude)" w:date="2026-09-29T21:11:45Z">
               <w:r>
                 <w:rPr>
                   <w:rFonts w:asciiTheme="majorHAnsi" w:hAnsiTheme="majorHAnsi" w:cstheme="majorHAnsi"/>
@@ -8681,7 +8711,7 @@
       <w:tr>
         <w:trPr>
           <w:jc w:val="center"/>
-          <w:ins w:id="1077" w:author="Tiếp thu thẩm định lần 5, bản 1.3.13 (Claude)" w:date="2026-09-29T18:33:54Z"/>
+          <w:ins w:id="1077" w:author="Tiếp thu thẩm định lần 5, bản 1.3.13 (Claude)" w:date="2026-09-29T21:11:45Z"/>
         </w:trPr>
         <w:tc>
           <w:tcPr>
@@ -8693,13 +8723,13 @@
               <w:widowControl w:val="0"/>
               <w:jc w:val="center"/>
               <w:rPr>
-                <w:ins w:id="1079" w:author="Tiếp thu thẩm định lần 5, bản 1.3.13 (Claude)" w:date="2026-09-29T18:33:54Z"/>
-                <w:rFonts w:asciiTheme="majorHAnsi" w:hAnsiTheme="majorHAnsi" w:cstheme="majorHAnsi"/>
-                <w:sz w:val="28"/>
-                <w:szCs w:val="28"/>
-              </w:rPr>
-            </w:pPr>
-            <w:ins w:id="1078" w:author="Tiếp thu thẩm định lần 5, bản 1.3.13 (Claude)" w:date="2026-09-29T18:33:54Z">
+                <w:ins w:id="1079" w:author="Tiếp thu thẩm định lần 5, bản 1.3.13 (Claude)" w:date="2026-09-29T21:11:45Z"/>
+                <w:rFonts w:asciiTheme="majorHAnsi" w:hAnsiTheme="majorHAnsi" w:cstheme="majorHAnsi"/>
+                <w:sz w:val="28"/>
+                <w:szCs w:val="28"/>
+              </w:rPr>
+            </w:pPr>
+            <w:ins w:id="1078" w:author="Tiếp thu thẩm định lần 5, bản 1.3.13 (Claude)" w:date="2026-09-29T21:11:45Z">
               <w:r>
                 <w:rPr>
                   <w:rFonts w:asciiTheme="majorHAnsi" w:hAnsiTheme="majorHAnsi" w:cstheme="majorHAnsi"/>
@@ -8721,13 +8751,13 @@
               <w:widowControl w:val="0"/>
               <w:jc w:val="both"/>
               <w:rPr>
-                <w:ins w:id="1081" w:author="Tiếp thu thẩm định lần 5, bản 1.3.13 (Claude)" w:date="2026-09-29T18:33:54Z"/>
-                <w:rFonts w:asciiTheme="majorHAnsi" w:hAnsiTheme="majorHAnsi" w:cstheme="majorHAnsi"/>
-                <w:sz w:val="28"/>
-                <w:szCs w:val="28"/>
-              </w:rPr>
-            </w:pPr>
-            <w:ins w:id="1080" w:author="Tiếp thu thẩm định lần 5, bản 1.3.13 (Claude)" w:date="2026-09-29T18:33:54Z">
+                <w:ins w:id="1081" w:author="Tiếp thu thẩm định lần 5, bản 1.3.13 (Claude)" w:date="2026-09-29T21:11:45Z"/>
+                <w:rFonts w:asciiTheme="majorHAnsi" w:hAnsiTheme="majorHAnsi" w:cstheme="majorHAnsi"/>
+                <w:sz w:val="28"/>
+                <w:szCs w:val="28"/>
+              </w:rPr>
+            </w:pPr>
+            <w:ins w:id="1080" w:author="Tiếp thu thẩm định lần 5, bản 1.3.13 (Claude)" w:date="2026-09-29T21:11:45Z">
               <w:r>
                 <w:rPr>
                   <w:rFonts w:asciiTheme="majorHAnsi" w:hAnsiTheme="majorHAnsi" w:cstheme="majorHAnsi"/>
@@ -8749,13 +8779,13 @@
               <w:widowControl w:val="0"/>
               <w:jc w:val="both"/>
               <w:rPr>
-                <w:ins w:id="1083" w:author="Tiếp thu thẩm định lần 5, bản 1.3.13 (Claude)" w:date="2026-09-29T18:33:54Z"/>
-                <w:rFonts w:asciiTheme="majorHAnsi" w:hAnsiTheme="majorHAnsi" w:cstheme="majorHAnsi"/>
-                <w:sz w:val="28"/>
-                <w:szCs w:val="28"/>
-              </w:rPr>
-            </w:pPr>
-            <w:ins w:id="1082" w:author="Tiếp thu thẩm định lần 5, bản 1.3.13 (Claude)" w:date="2026-09-29T18:33:54Z">
+                <w:ins w:id="1083" w:author="Tiếp thu thẩm định lần 5, bản 1.3.13 (Claude)" w:date="2026-09-29T21:11:45Z"/>
+                <w:rFonts w:asciiTheme="majorHAnsi" w:hAnsiTheme="majorHAnsi" w:cstheme="majorHAnsi"/>
+                <w:sz w:val="28"/>
+                <w:szCs w:val="28"/>
+              </w:rPr>
+            </w:pPr>
+            <w:ins w:id="1082" w:author="Tiếp thu thẩm định lần 5, bản 1.3.13 (Claude)" w:date="2026-09-29T21:11:45Z">
               <w:r>
                 <w:rPr>
                   <w:rFonts w:asciiTheme="majorHAnsi" w:hAnsiTheme="majorHAnsi" w:cstheme="majorHAnsi"/>
@@ -8777,13 +8807,13 @@
               <w:widowControl w:val="0"/>
               <w:jc w:val="both"/>
               <w:rPr>
-                <w:ins w:id="1085" w:author="Tiếp thu thẩm định lần 5, bản 1.3.13 (Claude)" w:date="2026-09-29T18:33:54Z"/>
-                <w:rFonts w:asciiTheme="majorHAnsi" w:hAnsiTheme="majorHAnsi" w:cstheme="majorHAnsi"/>
-                <w:sz w:val="28"/>
-                <w:szCs w:val="28"/>
-              </w:rPr>
-            </w:pPr>
-            <w:ins w:id="1084" w:author="Tiếp thu thẩm định lần 5, bản 1.3.13 (Claude)" w:date="2026-09-29T18:33:54Z">
+                <w:ins w:id="1085" w:author="Tiếp thu thẩm định lần 5, bản 1.3.13 (Claude)" w:date="2026-09-29T21:11:45Z"/>
+                <w:rFonts w:asciiTheme="majorHAnsi" w:hAnsiTheme="majorHAnsi" w:cstheme="majorHAnsi"/>
+                <w:sz w:val="28"/>
+                <w:szCs w:val="28"/>
+              </w:rPr>
+            </w:pPr>
+            <w:ins w:id="1084" w:author="Tiếp thu thẩm định lần 5, bản 1.3.13 (Claude)" w:date="2026-09-29T21:11:45Z">
               <w:r>
                 <w:rPr>
                   <w:rFonts w:asciiTheme="majorHAnsi" w:hAnsiTheme="majorHAnsi" w:cstheme="majorHAnsi"/>
@@ -8799,7 +8829,7 @@
       <w:tr>
         <w:trPr>
           <w:jc w:val="center"/>
-          <w:ins w:id="1086" w:author="Tiếp thu thẩm định lần 5, bản 1.3.13 (Claude)" w:date="2026-09-29T18:33:54Z"/>
+          <w:ins w:id="1086" w:author="Tiếp thu thẩm định lần 5, bản 1.3.13 (Claude)" w:date="2026-09-29T21:11:45Z"/>
         </w:trPr>
         <w:tc>
           <w:tcPr>
@@ -8811,14 +8841,14 @@
               <w:widowControl w:val="0"/>
               <w:jc w:val="center"/>
               <w:rPr>
-                <w:ins w:id="1088" w:author="Tiếp thu thẩm định lần 5, bản 1.3.13 (Claude)" w:date="2026-09-29T18:33:54Z"/>
-                <w:ins w:id="1079" w:author="Tiếp thu thẩm định lần 5, bản 1.3.13 (Claude)" w:date="2026-09-29T18:33:54Z"/>
-                <w:rFonts w:asciiTheme="majorHAnsi" w:hAnsiTheme="majorHAnsi" w:cstheme="majorHAnsi"/>
-                <w:sz w:val="28"/>
-                <w:szCs w:val="28"/>
-              </w:rPr>
-            </w:pPr>
-            <w:ins w:id="1087" w:author="Tiếp thu thẩm định lần 5, bản 1.3.13 (Claude)" w:date="2026-09-29T18:33:54Z">
+                <w:ins w:id="1088" w:author="Tiếp thu thẩm định lần 5, bản 1.3.13 (Claude)" w:date="2026-09-29T21:11:45Z"/>
+                <w:ins w:id="1079" w:author="Tiếp thu thẩm định lần 5, bản 1.3.13 (Claude)" w:date="2026-09-29T21:11:45Z"/>
+                <w:rFonts w:asciiTheme="majorHAnsi" w:hAnsiTheme="majorHAnsi" w:cstheme="majorHAnsi"/>
+                <w:sz w:val="28"/>
+                <w:szCs w:val="28"/>
+              </w:rPr>
+            </w:pPr>
+            <w:ins w:id="1087" w:author="Tiếp thu thẩm định lần 5, bản 1.3.13 (Claude)" w:date="2026-09-29T21:11:45Z">
               <w:r>
                 <w:rPr>
                   <w:rFonts w:asciiTheme="majorHAnsi" w:hAnsiTheme="majorHAnsi" w:cstheme="majorHAnsi"/>
@@ -8840,14 +8870,14 @@
               <w:widowControl w:val="0"/>
               <w:jc w:val="both"/>
               <w:rPr>
-                <w:ins w:id="1090" w:author="Tiếp thu thẩm định lần 5, bản 1.3.13 (Claude)" w:date="2026-09-29T18:33:54Z"/>
-                <w:ins w:id="1081" w:author="Tiếp thu thẩm định lần 5, bản 1.3.13 (Claude)" w:date="2026-09-29T18:33:54Z"/>
-                <w:rFonts w:asciiTheme="majorHAnsi" w:hAnsiTheme="majorHAnsi" w:cstheme="majorHAnsi"/>
-                <w:sz w:val="28"/>
-                <w:szCs w:val="28"/>
-              </w:rPr>
-            </w:pPr>
-            <w:ins w:id="1089" w:author="Tiếp thu thẩm định lần 5, bản 1.3.13 (Claude)" w:date="2026-09-29T18:33:54Z">
+                <w:ins w:id="1090" w:author="Tiếp thu thẩm định lần 5, bản 1.3.13 (Claude)" w:date="2026-09-29T21:11:45Z"/>
+                <w:ins w:id="1081" w:author="Tiếp thu thẩm định lần 5, bản 1.3.13 (Claude)" w:date="2026-09-29T21:11:45Z"/>
+                <w:rFonts w:asciiTheme="majorHAnsi" w:hAnsiTheme="majorHAnsi" w:cstheme="majorHAnsi"/>
+                <w:sz w:val="28"/>
+                <w:szCs w:val="28"/>
+              </w:rPr>
+            </w:pPr>
+            <w:ins w:id="1089" w:author="Tiếp thu thẩm định lần 5, bản 1.3.13 (Claude)" w:date="2026-09-29T21:11:45Z">
               <w:r>
                 <w:rPr>
                   <w:rFonts w:asciiTheme="majorHAnsi" w:hAnsiTheme="majorHAnsi" w:cstheme="majorHAnsi"/>
@@ -8869,14 +8899,14 @@
               <w:widowControl w:val="0"/>
               <w:jc w:val="both"/>
               <w:rPr>
-                <w:ins w:id="1092" w:author="Tiếp thu thẩm định lần 5, bản 1.3.13 (Claude)" w:date="2026-09-29T18:33:54Z"/>
-                <w:ins w:id="1083" w:author="Tiếp thu thẩm định lần 5, bản 1.3.13 (Claude)" w:date="2026-09-29T18:33:54Z"/>
-                <w:rFonts w:asciiTheme="majorHAnsi" w:hAnsiTheme="majorHAnsi" w:cstheme="majorHAnsi"/>
-                <w:sz w:val="28"/>
-                <w:szCs w:val="28"/>
-              </w:rPr>
-            </w:pPr>
-            <w:ins w:id="1091" w:author="Tiếp thu thẩm định lần 5, bản 1.3.13 (Claude)" w:date="2026-09-29T18:33:54Z">
+                <w:ins w:id="1092" w:author="Tiếp thu thẩm định lần 5, bản 1.3.13 (Claude)" w:date="2026-09-29T21:11:45Z"/>
+                <w:ins w:id="1083" w:author="Tiếp thu thẩm định lần 5, bản 1.3.13 (Claude)" w:date="2026-09-29T21:11:45Z"/>
+                <w:rFonts w:asciiTheme="majorHAnsi" w:hAnsiTheme="majorHAnsi" w:cstheme="majorHAnsi"/>
+                <w:sz w:val="28"/>
+                <w:szCs w:val="28"/>
+              </w:rPr>
+            </w:pPr>
+            <w:ins w:id="1091" w:author="Tiếp thu thẩm định lần 5, bản 1.3.13 (Claude)" w:date="2026-09-29T21:11:45Z">
               <w:r>
                 <w:rPr>
                   <w:rFonts w:asciiTheme="majorHAnsi" w:hAnsiTheme="majorHAnsi" w:cstheme="majorHAnsi"/>
@@ -8898,14 +8928,14 @@
               <w:widowControl w:val="0"/>
               <w:jc w:val="both"/>
               <w:rPr>
-                <w:ins w:id="1094" w:author="Tiếp thu thẩm định lần 5, bản 1.3.13 (Claude)" w:date="2026-09-29T18:33:54Z"/>
-                <w:ins w:id="1085" w:author="Tiếp thu thẩm định lần 5, bản 1.3.13 (Claude)" w:date="2026-09-29T18:33:54Z"/>
-                <w:rFonts w:asciiTheme="majorHAnsi" w:hAnsiTheme="majorHAnsi" w:cstheme="majorHAnsi"/>
-                <w:sz w:val="28"/>
-                <w:szCs w:val="28"/>
-              </w:rPr>
-            </w:pPr>
-            <w:ins w:id="1093" w:author="Tiếp thu thẩm định lần 5, bản 1.3.13 (Claude)" w:date="2026-09-29T18:33:54Z">
+                <w:ins w:id="1094" w:author="Tiếp thu thẩm định lần 5, bản 1.3.13 (Claude)" w:date="2026-09-29T21:11:45Z"/>
+                <w:ins w:id="1085" w:author="Tiếp thu thẩm định lần 5, bản 1.3.13 (Claude)" w:date="2026-09-29T21:11:45Z"/>
+                <w:rFonts w:asciiTheme="majorHAnsi" w:hAnsiTheme="majorHAnsi" w:cstheme="majorHAnsi"/>
+                <w:sz w:val="28"/>
+                <w:szCs w:val="28"/>
+              </w:rPr>
+            </w:pPr>
+            <w:ins w:id="1093" w:author="Tiếp thu thẩm định lần 5, bản 1.3.13 (Claude)" w:date="2026-09-29T21:11:45Z">
               <w:r>
                 <w:rPr>
                   <w:rFonts w:asciiTheme="majorHAnsi" w:hAnsiTheme="majorHAnsi" w:cstheme="majorHAnsi"/>
@@ -8926,14 +8956,14 @@
         <w:ind w:firstLine="720"/>
         <w:jc w:val="both"/>
         <w:rPr>
-          <w:ins w:id="1096" w:author="Tiếp thu thẩm định lần 5, bản 1.3.13 (Claude)" w:date="2026-09-29T18:33:54Z"/>
+          <w:ins w:id="1096" w:author="Tiếp thu thẩm định lần 5, bản 1.3.13 (Claude)" w:date="2026-09-29T21:11:45Z"/>
           <w:rFonts w:asciiTheme="majorHAnsi" w:hAnsiTheme="majorHAnsi" w:cstheme="majorHAnsi"/>
           <w:sz w:val="28"/>
           <w:szCs w:val="28"/>
           <w:shd w:val="clear" w:color="auto" w:fill="FFFFFF"/>
         </w:rPr>
       </w:pPr>
-      <w:ins w:id="1095" w:author="Tiếp thu thẩm định lần 5, bản 1.3.13 (Claude)" w:date="2026-09-29T18:33:54Z">
+      <w:ins w:id="1095" w:author="Tiếp thu thẩm định lần 5, bản 1.3.13 (Claude)" w:date="2026-09-29T21:11:45Z">
         <w:r>
           <w:rPr>
             <w:rFonts w:asciiTheme="majorHAnsi" w:hAnsiTheme="majorHAnsi" w:cstheme="majorHAnsi"/>
@@ -8967,7 +8997,7 @@
         </w:rPr>
         <w:t xml:space="preserve">- Kết quả thẩm định độc lập lần 4 (27/9/2026): 04 báo cáo trên tệp plugin bản 1.3.1 (ChatGPT 72/100; Grok 79 - 85/100; Copilot 92/100; Gemini không chấm điểm) cùng xác nhận 02 lỗi phát hiện ở lần 3 đã được khắc phục, đồng ý kiểm thử có kiểm soát, chưa đồng ý triển khai diện rộng. ChatGPT chạy thử, nêu: thao tác chặn ghi còn hỏi xác nhận (thay vì chặn) khi không xác định được nơi ghi; ba văn bản mang tên Track Changes trong hồ sơ không còn đánh dấu (do người phụ trách chấp nhận thay đổi trên bản sao trong hồ sơ); metadata nghiệm thu ghi 3 lượt/ca trong khi chạy 2 lượt. Đã khắc phục trong bản 1.3.2 (mã SHA-256 83cd2815113ce30de0a7af64c6f1eee99c83907fca18a180312516848ffa7959); nghiệm thu lại 15 ca: 11/15 ca đạt cả 2 lượt, 26/30 lượt (1 lượt quá thời gian chờ) </w:t>
       </w:r>
-      <w:del w:id="1009" w:author="Sửa theo rà soát 897 chính thức 29/9 (Claude)" w:date="2026-09-29T18:36:18Z">
+      <w:del w:id="1009" w:author="Sửa theo rà soát 897 chính thức 29/9 (Claude)" w:date="2026-09-29T21:11:46Z">
         <w:r>
           <w:rPr>
             <w:rFonts w:asciiTheme="majorHAnsi" w:hAnsiTheme="majorHAnsi" w:cstheme="majorHAnsi"/>
@@ -8978,7 +9008,7 @@
           <w:delText xml:space="preserve">đạt. Bổ sung trạng thái:</w:delText>
         </w:r>
       </w:del>
-      <w:ins w:id="1010" w:author="Sửa theo rà soát 897 chính thức 29/9 (Claude)" w:date="2026-09-29T18:36:18Z">
+      <w:ins w:id="1010" w:author="Sửa theo rà soát 897 chính thức 29/9 (Claude)" w:date="2026-09-29T21:11:46Z">
         <w:r>
           <w:rPr>
             <w:rFonts w:asciiTheme="majorHAnsi" w:hAnsiTheme="majorHAnsi" w:cstheme="majorHAnsi"/>
@@ -9012,7 +9042,7 @@
         </w:rPr>
         <w:t xml:space="preserve">- Kết quả thẩm định độc lập lần 3 (27/9/2026): 04 báo cáo trên tệp plugin bản 1.3.0 (ChatGPT 70/100; Grok 78 - 83/100; Gemini 85/100; Copilot 92/100) cùng công nhận các lỗi Mức 1 của bản 1.2.1 đã được khắc phục và chưa đồng ý triển khai diện rộng. ChatGPT chạy thử mã, phát hiện 02 lỗi mới: nhật ký vẫn lưu nguyên câu lệnh; thao tác chặn ghi bị vượt qua bằng mã nhúng, lệnh lồng. Phòng TH-HC&amp;QT đã tái hiện, khắc phục trong bản 1.3.1 (tệp ktc-quan-tri-1.3.1.zip, mã SHA-256 e7af7718bbbf1a9181668ad346f4eefc1359ef48b1227172b2972618b7dc4821); xử lý 19 ý kiến: tiếp thu 13, tiếp thu một phần 05, không tiếp thu 01 có giải trình </w:t>
       </w:r>
-      <w:del w:id="1011" w:author="Sửa theo rà soát 897 chính thức 29/9 (Claude)" w:date="2026-09-29T18:36:18Z">
+      <w:del w:id="1011" w:author="Sửa theo rà soát 897 chính thức 29/9 (Claude)" w:date="2026-09-29T21:11:46Z">
         <w:r>
           <w:rPr>
             <w:rFonts w:asciiTheme="majorHAnsi" w:hAnsiTheme="majorHAnsi" w:cstheme="majorHAnsi"/>
@@ -9023,7 +9053,7 @@
           <w:delText xml:space="preserve">(Báo cáo tiếp thu, giải trình lần 3). Bổ sung trạng thái:</w:delText>
         </w:r>
       </w:del>
-      <w:ins w:id="1012" w:author="Sửa theo rà soát 897 chính thức 29/9 (Claude)" w:date="2026-09-29T18:36:18Z">
+      <w:ins w:id="1012" w:author="Sửa theo rà soát 897 chính thức 29/9 (Claude)" w:date="2026-09-29T21:11:46Z">
         <w:r>
           <w:rPr>
             <w:rFonts w:asciiTheme="majorHAnsi" w:hAnsiTheme="majorHAnsi" w:cstheme="majorHAnsi"/>
@@ -9112,8 +9142,30 @@
           <w:szCs w:val="28"/>
           <w:shd w:val="clear" w:color="auto" w:fill="FFFFFF"/>
         </w:rPr>
-        <w:t xml:space="preserve">Quyết định số 1923/QĐ-CĐKT, Thông báo số 1052/TB-CĐKT, Quyết định số 2119/QĐ-CĐKT ngày 28/9/2026, mẫu Phụ lục</w:t>
+        <w:t xml:space="preserve">Quyết định số 1923/QĐ-CĐKT, </w:t>
       </w:r>
+      <w:del w:id="1004" w:author="Sửa theo Checklist 08 quy ước Trường (Claude)" w:date="2026-09-29T21:11:46Z">
+        <w:r>
+          <w:rPr>
+            <w:rFonts w:asciiTheme="majorHAnsi" w:hAnsiTheme="majorHAnsi" w:cstheme="majorHAnsi"/>
+            <w:sz w:val="28"/>
+            <w:szCs w:val="28"/>
+            <w:shd w:val="clear" w:color="auto" w:fill="FFFFFF"/>
+          </w:rPr>
+          <w:delText xml:space="preserve">Thông báo số 1052/TB-CĐKT, Quyết định số 2119/QĐ-CĐKT ngày 28/9/2026, mẫu Phụ lục</w:delText>
+        </w:r>
+      </w:del>
+      <w:ins w:id="1005" w:author="Sửa theo Checklist 08 quy ước Trường (Claude)" w:date="2026-09-29T21:11:46Z">
+        <w:r>
+          <w:rPr>
+            <w:rFonts w:asciiTheme="majorHAnsi" w:hAnsiTheme="majorHAnsi" w:cstheme="majorHAnsi"/>
+            <w:sz w:val="28"/>
+            <w:szCs w:val="28"/>
+            <w:shd w:val="clear" w:color="auto" w:fill="FFFFFF"/>
+          </w:rPr>
+          <w:t xml:space="preserve">Thông báo số 1052/TB-CĐKT, Quyết định số 2119/QĐ-CĐKT, mẫu Phụ lục</w:t>
+        </w:r>
+      </w:ins>
       <w:r>
         <w:rPr>
           <w:rFonts w:asciiTheme="majorHAnsi" w:hAnsiTheme="majorHAnsi" w:cstheme="majorHAnsi"/>
@@ -9252,6 +9304,28 @@
           <w:shd w:val="clear" w:color="auto" w:fill="FFFFFF"/>
         </w:rPr>
       </w:pPr>
+      <w:del w:id="1006" w:author="Sửa theo Checklist 08 quy ước Trường (Claude)" w:date="2026-09-29T21:11:46Z">
+        <w:r>
+          <w:rPr>
+            <w:rFonts w:asciiTheme="majorHAnsi" w:hAnsiTheme="majorHAnsi" w:cstheme="majorHAnsi"/>
+            <w:sz w:val="28"/>
+            <w:szCs w:val="28"/>
+            <w:shd w:val="clear" w:color="auto" w:fill="FFFFFF"/>
+          </w:rPr>
+          <w:delText xml:space="preserve">- Cập nhật ngày 28 - 29/9/2026 theo Quyết định số 2119/QĐ-CĐKT ngày 28/9/2026:</w:delText>
+        </w:r>
+      </w:del>
+      <w:ins w:id="1007" w:author="Sửa theo Checklist 08 quy ước Trường (Claude)" w:date="2026-09-29T21:11:46Z">
+        <w:r>
+          <w:rPr>
+            <w:rFonts w:asciiTheme="majorHAnsi" w:hAnsiTheme="majorHAnsi" w:cstheme="majorHAnsi"/>
+            <w:sz w:val="28"/>
+            <w:szCs w:val="28"/>
+            <w:shd w:val="clear" w:color="auto" w:fill="FFFFFF"/>
+          </w:rPr>
+          <w:t xml:space="preserve">- Cập nhật ngày 28 - 29/9/2026 theo Quyết định số 2119/QĐ-CĐKT:</w:t>
+        </w:r>
+      </w:ins>
       <w:r>
         <w:rPr>
           <w:rFonts w:asciiTheme="majorHAnsi" w:hAnsiTheme="majorHAnsi" w:cstheme="majorHAnsi"/>
@@ -9259,7 +9333,7 @@
           <w:szCs w:val="28"/>
           <w:shd w:val="clear" w:color="auto" w:fill="FFFFFF"/>
         </w:rPr>
-        <w:t xml:space="preserve">- Cập nhật ngày 28 - 29/9/2026 theo Quyết định số 2119/QĐ-CĐKT ngày 28/9/2026: tệp plugin bản 1.3.12 (kết nối thư mục đầu vào, đầu ra cho tài khoản thành viên; báo cáo tháng dựng từ bản đã ban hành; plugin tự đủ; dựng văn bản từ mẫu, đo thể thức ánh xạ bộ quy tắc KTC-Ra-Soat-897), mã SHA-256, hồ sơ bằng chứng kiểm thử, kết quả nghiệm thu lại các ca liên quan, phiếu nghiệm thu trên Claude, Cowork bản 1.3.12; kết quả chạy độc lập báo cáo tháng 9; Báo cáo quá trình xây dựng bản 6, Tài liệu hướng dẫn bản 7, Báo cáo tiếp thu, giải trình lần 4 bản 2 (Track Changes và bản sạch).</w:t>
+        <w:t xml:space="preserve"> tệp plugin bản 1.3.12 (kết nối thư mục đầu vào, đầu ra cho tài khoản thành viên; báo cáo tháng dựng từ bản đã ban hành; plugin tự đủ; dựng văn bản từ mẫu, đo thể thức ánh xạ bộ quy tắc KTC-Ra-Soat-897), mã SHA-256, hồ sơ bằng chứng kiểm thử, kết quả nghiệm thu lại các ca liên quan, phiếu nghiệm thu trên Claude, Cowork bản 1.3.12; kết quả chạy độc lập báo cáo tháng 9; Báo cáo quá trình xây dựng bản 6, Tài liệu hướng dẫn bản 7, Báo cáo tiếp thu, giải trình lần 4 bản 2 (Track Changes và bản sạch).</w:t>
       </w:r>
     </w:p>
     <w:p>
@@ -9269,14 +9343,14 @@
         <w:ind w:firstLine="720"/>
         <w:jc w:val="both"/>
         <w:rPr>
-          <w:ins w:id="1098" w:author="Tiếp thu thẩm định lần 5, bản 1.3.13 (Claude)" w:date="2026-09-29T18:33:54Z"/>
+          <w:ins w:id="1098" w:author="Tiếp thu thẩm định lần 5, bản 1.3.13 (Claude)" w:date="2026-09-29T21:11:45Z"/>
           <w:rFonts w:asciiTheme="majorHAnsi" w:hAnsiTheme="majorHAnsi" w:cstheme="majorHAnsi"/>
           <w:sz w:val="28"/>
           <w:szCs w:val="28"/>
           <w:shd w:val="clear" w:color="auto" w:fill="FFFFFF"/>
         </w:rPr>
       </w:pPr>
-      <w:ins w:id="1097" w:author="Tiếp thu thẩm định lần 5, bản 1.3.13 (Claude)" w:date="2026-09-29T18:33:54Z">
+      <w:ins w:id="1097" w:author="Tiếp thu thẩm định lần 5, bản 1.3.13 (Claude)" w:date="2026-09-29T21:11:45Z">
         <w:r>
           <w:rPr>
             <w:rFonts w:asciiTheme="majorHAnsi" w:hAnsiTheme="majorHAnsi" w:cstheme="majorHAnsi"/>
@@ -9313,7 +9387,7 @@
         </w:rPr>
         <w:t xml:space="preserve">Các nội dung chưa thực hiện: </w:t>
       </w:r>
-      <w:del w:id="1099" w:author="Tiếp thu thẩm định lần 5, bản 1.3.13 (Claude)" w:date="2026-09-29T18:33:54Z">
+      <w:del w:id="1099" w:author="Tiếp thu thẩm định lần 5, bản 1.3.13 (Claude)" w:date="2026-09-29T21:11:45Z">
         <w:r>
           <w:rPr>
             <w:rFonts w:asciiTheme="majorHAnsi" w:hAnsiTheme="majorHAnsi" w:cstheme="majorHAnsi"/>
@@ -9326,7 +9400,7 @@
           <w:delText xml:space="preserve">(i) thẩm định độc lập bổ sung </w:delText>
         </w:r>
       </w:del>
-      <w:del w:id="1100" w:author="Tiếp thu thẩm định lần 5, bản 1.3.13 (Claude)" w:date="2026-09-29T18:33:54Z">
+      <w:del w:id="1100" w:author="Tiếp thu thẩm định lần 5, bản 1.3.13 (Claude)" w:date="2026-09-29T21:11:45Z">
         <w:r>
           <w:rPr>
             <w:rFonts w:asciiTheme="majorHAnsi" w:hAnsiTheme="majorHAnsi" w:cstheme="majorHAnsi"/>
@@ -9339,7 +9413,7 @@
           <w:delText xml:space="preserve">(vòng 5) trên tệp plugin bản 1.3.12 để xác nhận</w:delText>
         </w:r>
       </w:del>
-      <w:del w:id="1101" w:author="Tiếp thu thẩm định lần 5, bản 1.3.13 (Claude)" w:date="2026-09-29T18:33:54Z">
+      <w:del w:id="1101" w:author="Tiếp thu thẩm định lần 5, bản 1.3.13 (Claude)" w:date="2026-09-29T21:11:45Z">
         <w:r>
           <w:rPr>
             <w:rFonts w:asciiTheme="majorHAnsi" w:hAnsiTheme="majorHAnsi" w:cstheme="majorHAnsi"/>
@@ -9352,7 +9426,7 @@
           <w:delText xml:space="preserve"> việc khắc phục (vòng 1 đến vòng 4 đã thực hiện, kết quả tại Mục 6)</w:delText>
         </w:r>
       </w:del>
-      <w:del w:id="1102" w:author="Tiếp thu thẩm định lần 5, bản 1.3.13 (Claude)" w:date="2026-09-29T18:33:54Z">
+      <w:del w:id="1102" w:author="Tiếp thu thẩm định lần 5, bản 1.3.13 (Claude)" w:date="2026-09-29T21:11:45Z">
         <w:r>
           <w:rPr>
             <w:rFonts w:asciiTheme="majorHAnsi" w:hAnsiTheme="majorHAnsi" w:cstheme="majorHAnsi"/>
@@ -9365,7 +9439,7 @@
           <w:delText xml:space="preserve">;</w:delText>
         </w:r>
       </w:del>
-      <w:ins w:id="1103" w:author="Tiếp thu thẩm định lần 5, bản 1.3.13 (Claude)" w:date="2026-09-29T18:33:54Z">
+      <w:ins w:id="1103" w:author="Tiếp thu thẩm định lần 5, bản 1.3.13 (Claude)" w:date="2026-09-29T21:11:45Z">
         <w:r>
           <w:rPr>
             <w:rFonts w:asciiTheme="majorHAnsi" w:hAnsiTheme="majorHAnsi" w:cstheme="majorHAnsi"/>
@@ -9389,7 +9463,7 @@
         </w:rPr>
         <w:t xml:space="preserve"> (ii) kiểm thử nghiệm thu trên Claude (trò chuyện) và Claude Cowork; (iii) kiểm kê, thu hồi phiên bản cũ ở cấp tổ chức; phân quyền chỉ đọc kho KTC-Database có biên bản; </w:t>
       </w:r>
-      <w:del w:id="1104" w:author="Tiếp thu thẩm định lần 5, bản 1.3.13 (Claude)" w:date="2026-09-29T18:33:54Z">
+      <w:del w:id="1104" w:author="Tiếp thu thẩm định lần 5, bản 1.3.13 (Claude)" w:date="2026-09-29T21:11:45Z">
         <w:r>
           <w:rPr>
             <w:rFonts w:asciiTheme="majorHAnsi" w:hAnsiTheme="majorHAnsi" w:cstheme="majorHAnsi"/>
@@ -9402,7 +9476,7 @@
           <w:delText xml:space="preserve">(iv) rà soát bằng Skill “ktc-ra-soat-897” phần sửa đổi lần 3 của dự thảo Thông báo, Tài liệu hướng dẫn (</w:delText>
         </w:r>
       </w:del>
-      <w:ins w:id="1105" w:author="Tiếp thu thẩm định lần 5, bản 1.3.13 (Claude)" w:date="2026-09-29T18:33:54Z">
+      <w:ins w:id="1105" w:author="Tiếp thu thẩm định lần 5, bản 1.3.13 (Claude)" w:date="2026-09-29T21:11:45Z">
         <w:r>
           <w:rPr>
             <w:rFonts w:asciiTheme="majorHAnsi" w:hAnsiTheme="majorHAnsi" w:cstheme="majorHAnsi"/>
@@ -9437,7 +9511,7 @@
         </w:rPr>
         <w:t xml:space="preserve">đã đối chiếu bản gốc ngày 27/9/2026; phần cập nhật ngày 28 - 29/9/2026 </w:t>
       </w:r>
-      <w:del w:id="1106" w:author="Tiếp thu thẩm định lần 5, bản 1.3.13 (Claude)" w:date="2026-09-29T18:33:54Z">
+      <w:del w:id="1106" w:author="Tiếp thu thẩm định lần 5, bản 1.3.13 (Claude)" w:date="2026-09-29T21:11:45Z">
         <w:r>
           <w:rPr>
             <w:rFonts w:asciiTheme="majorHAnsi" w:hAnsiTheme="majorHAnsi" w:cstheme="majorHAnsi"/>
@@ -9450,7 +9524,7 @@
           <w:delText xml:space="preserve">đã rà soát bổ sung (vòng 4) ngày 29/9/2026)</w:delText>
         </w:r>
       </w:del>
-      <w:del w:id="1107" w:author="Tiếp thu thẩm định lần 5, bản 1.3.13 (Claude)" w:date="2026-09-29T18:33:54Z">
+      <w:del w:id="1107" w:author="Tiếp thu thẩm định lần 5, bản 1.3.13 (Claude)" w:date="2026-09-29T21:11:45Z">
         <w:r>
           <w:rPr>
             <w:rFonts w:asciiTheme="majorHAnsi" w:hAnsiTheme="majorHAnsi" w:cstheme="majorHAnsi"/>
@@ -9463,7 +9537,7 @@
           <w:delText xml:space="preserve">.</w:delText>
         </w:r>
       </w:del>
-      <w:ins w:id="1108" w:author="Tiếp thu thẩm định lần 5, bản 1.3.13 (Claude)" w:date="2026-09-29T18:33:54Z">
+      <w:ins w:id="1108" w:author="Tiếp thu thẩm định lần 5, bản 1.3.13 (Claude)" w:date="2026-09-29T21:11:45Z">
         <w:r>
           <w:rPr>
             <w:rFonts w:asciiTheme="majorHAnsi" w:hAnsiTheme="majorHAnsi" w:cstheme="majorHAnsi"/>
@@ -9507,7 +9581,7 @@
         </w:rPr>
         <w:t xml:space="preserve">Phòng TH-HC&amp;QT đề xuất: sau khi hoàn thiện hồ sơ, Phòng QLKHCN&amp;HTPT thẩm định theo điểm c Mục 8 Thông báo số 1056/TB-CĐKT; Bộ công cụ được triển khai thí điểm ở chế độ người dùng tự cài trên Hệ thống Claude AI Team của Trường, </w:t>
       </w:r>
-      <w:del w:id="1109" w:author="Tiếp thu thẩm định lần 5, bản 1.3.13 (Claude)" w:date="2026-09-29T18:33:54Z">
+      <w:del w:id="1109" w:author="Tiếp thu thẩm định lần 5, bản 1.3.13 (Claude)" w:date="2026-09-29T21:11:45Z">
         <w:r>
           <w:rPr>
             <w:rFonts w:asciiTheme="majorHAnsi" w:hAnsiTheme="majorHAnsi" w:cstheme="majorHAnsi"/>
@@ -9517,7 +9591,7 @@
           <w:delText xml:space="preserve">sau nghiệm thu mới áp dụng rộng.</w:delText>
         </w:r>
       </w:del>
-      <w:ins w:id="1110" w:author="Tiếp thu thẩm định lần 5, bản 1.3.13 (Claude)" w:date="2026-09-29T18:33:54Z">
+      <w:ins w:id="1110" w:author="Tiếp thu thẩm định lần 5, bản 1.3.13 (Claude)" w:date="2026-09-29T21:11:45Z">
         <w:r>
           <w:rPr>
             <w:rFonts w:asciiTheme="majorHAnsi" w:hAnsiTheme="majorHAnsi" w:cstheme="majorHAnsi"/>

--- a/30-Ket-Qua/2026-09-29/Soan-Thao/BC_Qua-trinh-xay-dung-bo-cong-cu-KTC-Quan-tri_20260929_v7_TrackChanges.docx
+++ b/30-Ket-Qua/2026-09-29/Soan-Thao/BC_Qua-trinh-xay-dung-bo-cong-cu-KTC-Quan-tri_20260929_v7_TrackChanges.docx
@@ -596,7 +596,35 @@
           <w:sz w:val="28"/>
           <w:szCs w:val="28"/>
         </w:rPr>
-        <w:t xml:space="preserve">hỗ trợ xây dựng kế hoạch công tác năm, quý, tháng; tổng hợp báo cáo công tác tháng, quý, 6 tháng, năm </w:t>
+        <w:t xml:space="preserve"/>
+      </w:r>
+      <w:del w:id="1001" w:author="Viết hoa sau dấu hai chấm (Claude)" w:date="2026-09-29T21:28:41Z">
+        <w:r>
+          <w:rPr>
+            <w:rFonts w:asciiTheme="majorHAnsi" w:hAnsiTheme="majorHAnsi" w:cstheme="majorHAnsi"/>
+            <w:sz w:val="28"/>
+            <w:szCs w:val="28"/>
+          </w:rPr>
+          <w:delText xml:space="preserve">h</w:delText>
+        </w:r>
+      </w:del>
+      <w:ins w:id="1002" w:author="Viết hoa sau dấu hai chấm (Claude)" w:date="2026-09-29T21:28:41Z">
+        <w:r>
+          <w:rPr>
+            <w:rFonts w:asciiTheme="majorHAnsi" w:hAnsiTheme="majorHAnsi" w:cstheme="majorHAnsi"/>
+            <w:sz w:val="28"/>
+            <w:szCs w:val="28"/>
+          </w:rPr>
+          <w:t xml:space="preserve">H</w:t>
+        </w:r>
+      </w:ins>
+      <w:r>
+        <w:rPr>
+          <w:rFonts w:asciiTheme="majorHAnsi" w:hAnsiTheme="majorHAnsi" w:cstheme="majorHAnsi"/>
+          <w:sz w:val="28"/>
+          <w:szCs w:val="28"/>
+        </w:rPr>
+        <w:t xml:space="preserve">ỗ trợ xây dựng kế hoạch công tác năm, quý, tháng; tổng hợp báo cáo công tác tháng, quý, 6 tháng, năm </w:t>
       </w:r>
       <w:del w:id="1001" w:author="Sửa theo rà soát 897 chính thức 29/9 (Claude)" w:date="2026-09-29T21:11:46Z">
         <w:r>
@@ -712,7 +740,35 @@
           <w:sz w:val="28"/>
           <w:szCs w:val="28"/>
         </w:rPr>
-        <w:t>khác các Skill chuyên dụng đơn lẻ, Bộ công cụ được đóng gói dưới dạng plugin trên nền tảng Claude AI, gồm: 8 kỹ năng (skills); 7 tác tử kiểm tra độc lập (agents); các thao tác tự động (hooks) khi mở, kết thúc phiên, trước và sau khi thao tác trên tệp; các công cụ tính toán bằng thuật toán cố định (scripts); dùng chung kho KTC-Database. Bộ công cụ chạy trên 3 nền tảng: Claude (trò chuyện), Claude Cowork và Claude Code; nền tảng Claude Code chạy đầy đủ mọi thành phần.</w:t>
+        <w:t xml:space="preserve"/>
+      </w:r>
+      <w:del w:id="1003" w:author="Viết hoa sau dấu hai chấm (Claude)" w:date="2026-09-29T21:28:41Z">
+        <w:r>
+          <w:rPr>
+            <w:rFonts w:asciiTheme="majorHAnsi" w:hAnsiTheme="majorHAnsi" w:cstheme="majorHAnsi"/>
+            <w:sz w:val="28"/>
+            <w:szCs w:val="28"/>
+          </w:rPr>
+          <w:delText xml:space="preserve">k</w:delText>
+        </w:r>
+      </w:del>
+      <w:ins w:id="1004" w:author="Viết hoa sau dấu hai chấm (Claude)" w:date="2026-09-29T21:28:41Z">
+        <w:r>
+          <w:rPr>
+            <w:rFonts w:asciiTheme="majorHAnsi" w:hAnsiTheme="majorHAnsi" w:cstheme="majorHAnsi"/>
+            <w:sz w:val="28"/>
+            <w:szCs w:val="28"/>
+          </w:rPr>
+          <w:t xml:space="preserve">K</w:t>
+        </w:r>
+      </w:ins>
+      <w:r>
+        <w:rPr>
+          <w:rFonts w:asciiTheme="majorHAnsi" w:hAnsiTheme="majorHAnsi" w:cstheme="majorHAnsi"/>
+          <w:sz w:val="28"/>
+          <w:szCs w:val="28"/>
+        </w:rPr>
+        <w:t xml:space="preserve">hác các Skill chuyên dụng đơn lẻ, Bộ công cụ được đóng gói dưới dạng plugin trên nền tảng Claude AI, gồm: 8 kỹ năng (skills); 7 tác tử kiểm tra độc lập (agents); các thao tác tự động (hooks) khi mở, kết thúc phiên, trước và sau khi thao tác trên tệp; các công cụ tính toán bằng thuật toán cố định (scripts); dùng chung kho KTC-Database. Bộ công cụ chạy trên 3 nền tảng: Claude (trò chuyện), Claude Cowork và Claude Code; nền tảng Claude Code chạy đầy đủ mọi thành phần.</w:t>
       </w:r>
     </w:p>
     <w:p>
@@ -1171,7 +1227,35 @@
                 <w:sz w:val="28"/>
                 <w:szCs w:val="28"/>
               </w:rPr>
-              <w:t>Xây dựng chuẩn dùng chung: quy tắc Task_ID, bảng 11 mã đơn vị, vòng đời trạng thái nhiệm vụ; sổ nhiệm vụ trung tâm (Master Task Register); đóng gói kỹ năng theo dõi nhiệm vụ</w:t>
+              <w:t xml:space="preserve">Xây dựng chuẩn dùng chung: </w:t>
+            </w:r>
+            <w:del w:id="1005" w:author="Viết hoa sau dấu hai chấm (Claude)" w:date="2026-09-29T21:28:41Z">
+              <w:r>
+                <w:rPr>
+                  <w:rFonts w:asciiTheme="majorHAnsi" w:hAnsiTheme="majorHAnsi" w:cstheme="majorHAnsi"/>
+                  <w:sz w:val="28"/>
+                  <w:szCs w:val="28"/>
+                </w:rPr>
+                <w:delText xml:space="preserve">q</w:delText>
+              </w:r>
+            </w:del>
+            <w:ins w:id="1006" w:author="Viết hoa sau dấu hai chấm (Claude)" w:date="2026-09-29T21:28:41Z">
+              <w:r>
+                <w:rPr>
+                  <w:rFonts w:asciiTheme="majorHAnsi" w:hAnsiTheme="majorHAnsi" w:cstheme="majorHAnsi"/>
+                  <w:sz w:val="28"/>
+                  <w:szCs w:val="28"/>
+                </w:rPr>
+                <w:t xml:space="preserve">Q</w:t>
+              </w:r>
+            </w:ins>
+            <w:r>
+              <w:rPr>
+                <w:rFonts w:asciiTheme="majorHAnsi" w:hAnsiTheme="majorHAnsi" w:cstheme="majorHAnsi"/>
+                <w:sz w:val="28"/>
+                <w:szCs w:val="28"/>
+              </w:rPr>
+              <w:t xml:space="preserve">uy tắc Task_ID, bảng 11 mã đơn vị, vòng đời trạng thái nhiệm vụ; sổ nhiệm vụ trung tâm (Master Task Register); đóng gói kỹ năng theo dõi nhiệm vụ</w:t>
             </w:r>
           </w:p>
         </w:tc>
@@ -1276,7 +1360,35 @@
                 <w:sz w:val="28"/>
                 <w:szCs w:val="28"/>
               </w:rPr>
-              <w:t>Hợp nhất thành plugin (bản 0.1.0 đến 0.9.1): định tuyến kỹ năng, quy tắc viện dẫn văn bản, chuẩn thể thức sản phẩm, quy trình đơn vị nộp hồ sơ, 7 tác tử kiểm tra, nhật ký vận hành, sao lưu tự động</w:t>
+              <w:t xml:space="preserve">Hợp nhất thành plugin (bản 0.1.0 đến 0.9.1): </w:t>
+            </w:r>
+            <w:del w:id="1007" w:author="Viết hoa sau dấu hai chấm (Claude)" w:date="2026-09-29T21:28:41Z">
+              <w:r>
+                <w:rPr>
+                  <w:rFonts w:asciiTheme="majorHAnsi" w:hAnsiTheme="majorHAnsi" w:cstheme="majorHAnsi"/>
+                  <w:sz w:val="28"/>
+                  <w:szCs w:val="28"/>
+                </w:rPr>
+                <w:delText xml:space="preserve">đ</w:delText>
+              </w:r>
+            </w:del>
+            <w:ins w:id="1008" w:author="Viết hoa sau dấu hai chấm (Claude)" w:date="2026-09-29T21:28:41Z">
+              <w:r>
+                <w:rPr>
+                  <w:rFonts w:asciiTheme="majorHAnsi" w:hAnsiTheme="majorHAnsi" w:cstheme="majorHAnsi"/>
+                  <w:sz w:val="28"/>
+                  <w:szCs w:val="28"/>
+                </w:rPr>
+                <w:t xml:space="preserve">Đ</w:t>
+              </w:r>
+            </w:ins>
+            <w:r>
+              <w:rPr>
+                <w:rFonts w:asciiTheme="majorHAnsi" w:hAnsiTheme="majorHAnsi" w:cstheme="majorHAnsi"/>
+                <w:sz w:val="28"/>
+                <w:szCs w:val="28"/>
+              </w:rPr>
+              <w:t xml:space="preserve">ịnh tuyến kỹ năng, quy tắc viện dẫn văn bản, chuẩn thể thức sản phẩm, quy trình đơn vị nộp hồ sơ, 7 tác tử kiểm tra, nhật ký vận hành, sao lưu tự động</w:t>
             </w:r>
           </w:p>
         </w:tc>
@@ -2095,7 +2207,35 @@
                 <w:sz w:val="28"/>
                 <w:szCs w:val="28"/>
               </w:rPr>
-              <w:t xml:space="preserve">: hệ số quy đổi tra theo từng sản phẩm của Danh mục chính thức; chuẩn phân loại 6 Trục ghi căn cứ Quyết định số 1923/QĐ-CĐKT (Phụ lục I, II) cho cột Điểm chấm, Hệ số quy đổi; sửa thao tác chặn ghi chặn nhầm lệnh chỉ đọc kho; kết nối thư mục đầu vào, đầu ra cho tài khoản thành viên trên Cowork; báo cáo tháng cấp Trường dựng từ bản đã ban hành, đóng vào plugin mọi công cụ dựng báo cáo (khắc phục chạy thử ngày 28/9/2026); plugin tự đủ, không đề nghị thêm thư mục dự án khi dùng trên Cowork; văn bản dựng bằng cách ráp nội dung vào mẫu 03-Templates(1) hoặc sửa văn bản tương tự, đo thể thức ánh xạ bộ quy tắc KTC-Ra-Soat-897</w:t>
+              <w:t xml:space="preserve">: </w:t>
+            </w:r>
+            <w:del w:id="1009" w:author="Viết hoa sau dấu hai chấm (Claude)" w:date="2026-09-29T21:28:41Z">
+              <w:r>
+                <w:rPr>
+                  <w:rFonts w:asciiTheme="majorHAnsi" w:hAnsiTheme="majorHAnsi" w:cstheme="majorHAnsi"/>
+                  <w:sz w:val="28"/>
+                  <w:szCs w:val="28"/>
+                </w:rPr>
+                <w:delText xml:space="preserve">h</w:delText>
+              </w:r>
+            </w:del>
+            <w:ins w:id="1010" w:author="Viết hoa sau dấu hai chấm (Claude)" w:date="2026-09-29T21:28:41Z">
+              <w:r>
+                <w:rPr>
+                  <w:rFonts w:asciiTheme="majorHAnsi" w:hAnsiTheme="majorHAnsi" w:cstheme="majorHAnsi"/>
+                  <w:sz w:val="28"/>
+                  <w:szCs w:val="28"/>
+                </w:rPr>
+                <w:t xml:space="preserve">H</w:t>
+              </w:r>
+            </w:ins>
+            <w:r>
+              <w:rPr>
+                <w:rFonts w:asciiTheme="majorHAnsi" w:hAnsiTheme="majorHAnsi" w:cstheme="majorHAnsi"/>
+                <w:sz w:val="28"/>
+                <w:szCs w:val="28"/>
+              </w:rPr>
+              <w:t xml:space="preserve">ệ số quy đổi tra theo từng sản phẩm của Danh mục chính thức; chuẩn phân loại 6 Trục ghi căn cứ Quyết định số 1923/QĐ-CĐKT (Phụ lục I, II) cho cột Điểm chấm, Hệ số quy đổi; sửa thao tác chặn ghi chặn nhầm lệnh chỉ đọc kho; kết nối thư mục đầu vào, đầu ra cho tài khoản thành viên trên Cowork; báo cáo tháng cấp Trường dựng từ bản đã ban hành, đóng vào plugin mọi công cụ dựng báo cáo (khắc phục chạy thử ngày 28/9/2026); plugin tự đủ, không đề nghị thêm thư mục dự án khi dùng trên Cowork; văn bản dựng bằng cách ráp nội dung vào mẫu 03-Templates(1) hoặc sửa văn bản tương tự, đo thể thức ánh xạ bộ quy tắc KTC-Ra-Soat-897</w:t>
             </w:r>
           </w:p>
         </w:tc>
@@ -2951,7 +3091,35 @@
                 <w:sz w:val="28"/>
                 <w:szCs w:val="28"/>
               </w:rPr>
-              <w:t xml:space="preserve">Dừng, không tự đặt quy tắc đối với: hai thang điểm quy đổi khối lượng công việc chưa có văn bản phân định (nay đã có: Quyết định số 2119/QĐ-CĐKT, Bộ công cụ áp dụng từ bản 1.3.3; cột Điểm chấm, Hệ số quy đổi của kế hoạch, báo cáo giữ 4 mức theo Quyết định số 1923/QĐ-CĐKT Phụ lục I, II; quy ước nhân hệ số sản phẩm với hệ số mức độ công việc chưa có văn bản, vẫn cảnh báo); </w:t>
+              <w:t xml:space="preserve">Dừng, không tự đặt quy tắc đối với: </w:t>
+            </w:r>
+            <w:del w:id="1011" w:author="Viết hoa sau dấu hai chấm (Claude)" w:date="2026-09-29T21:28:41Z">
+              <w:r>
+                <w:rPr>
+                  <w:rFonts w:asciiTheme="majorHAnsi" w:hAnsiTheme="majorHAnsi" w:cstheme="majorHAnsi"/>
+                  <w:sz w:val="28"/>
+                  <w:szCs w:val="28"/>
+                </w:rPr>
+                <w:delText xml:space="preserve">h</w:delText>
+              </w:r>
+            </w:del>
+            <w:ins w:id="1012" w:author="Viết hoa sau dấu hai chấm (Claude)" w:date="2026-09-29T21:28:41Z">
+              <w:r>
+                <w:rPr>
+                  <w:rFonts w:asciiTheme="majorHAnsi" w:hAnsiTheme="majorHAnsi" w:cstheme="majorHAnsi"/>
+                  <w:sz w:val="28"/>
+                  <w:szCs w:val="28"/>
+                </w:rPr>
+                <w:t xml:space="preserve">H</w:t>
+              </w:r>
+            </w:ins>
+            <w:r>
+              <w:rPr>
+                <w:rFonts w:asciiTheme="majorHAnsi" w:hAnsiTheme="majorHAnsi" w:cstheme="majorHAnsi"/>
+                <w:sz w:val="28"/>
+                <w:szCs w:val="28"/>
+              </w:rPr>
+              <w:t xml:space="preserve">ai thang điểm quy đổi khối lượng công việc chưa có văn bản phân định (nay đã có: Quyết định số 2119/QĐ-CĐKT, Bộ công cụ áp dụng từ bản 1.3.3; cột Điểm chấm, Hệ số quy đổi của kế hoạch, báo cáo giữ 4 mức theo Quyết định số 1923/QĐ-CĐKT Phụ lục I, II; quy ước nhân hệ số sản phẩm với hệ số mức độ công việc chưa có văn bản, vẫn cảnh báo); </w:t>
             </w:r>
             <w:r>
               <w:rPr>
@@ -3640,7 +3808,35 @@
                 <w:sz w:val="28"/>
                 <w:szCs w:val="28"/>
               </w:rPr>
-              <w:t>Kiểm tra tĩnh toàn hệ (14 phép kiểm: phiên bản, gói, tham chiếu, dữ liệu dùng chung)</w:t>
+              <w:t xml:space="preserve">Kiểm tra tĩnh toàn hệ (14 phép kiểm: </w:t>
+            </w:r>
+            <w:del w:id="1013" w:author="Viết hoa sau dấu hai chấm (Claude)" w:date="2026-09-29T21:28:41Z">
+              <w:r>
+                <w:rPr>
+                  <w:rFonts w:asciiTheme="majorHAnsi" w:hAnsiTheme="majorHAnsi" w:cstheme="majorHAnsi"/>
+                  <w:sz w:val="28"/>
+                  <w:szCs w:val="28"/>
+                </w:rPr>
+                <w:delText xml:space="preserve">p</w:delText>
+              </w:r>
+            </w:del>
+            <w:ins w:id="1014" w:author="Viết hoa sau dấu hai chấm (Claude)" w:date="2026-09-29T21:28:41Z">
+              <w:r>
+                <w:rPr>
+                  <w:rFonts w:asciiTheme="majorHAnsi" w:hAnsiTheme="majorHAnsi" w:cstheme="majorHAnsi"/>
+                  <w:sz w:val="28"/>
+                  <w:szCs w:val="28"/>
+                </w:rPr>
+                <w:t xml:space="preserve">P</w:t>
+              </w:r>
+            </w:ins>
+            <w:r>
+              <w:rPr>
+                <w:rFonts w:asciiTheme="majorHAnsi" w:hAnsiTheme="majorHAnsi" w:cstheme="majorHAnsi"/>
+                <w:sz w:val="28"/>
+                <w:szCs w:val="28"/>
+              </w:rPr>
+              <w:t xml:space="preserve">hiên bản, gói, tham chiếu, dữ liệu dùng chung)</w:t>
             </w:r>
           </w:p>
         </w:tc>
@@ -4439,7 +4635,35 @@
                 <w:sz w:val="28"/>
                 <w:szCs w:val="28"/>
               </w:rPr>
-              <w:t xml:space="preserve">Thao tác chặn ghi: chạy lại 2.289 câu lệnh thật trong nhật ký vận hành</w:t>
+              <w:t xml:space="preserve">Thao tác chặn ghi: </w:t>
+            </w:r>
+            <w:del w:id="1015" w:author="Viết hoa sau dấu hai chấm (Claude)" w:date="2026-09-29T21:28:41Z">
+              <w:r>
+                <w:rPr>
+                  <w:rFonts w:asciiTheme="majorHAnsi" w:hAnsiTheme="majorHAnsi" w:cstheme="majorHAnsi"/>
+                  <w:sz w:val="28"/>
+                  <w:szCs w:val="28"/>
+                </w:rPr>
+                <w:delText xml:space="preserve">c</w:delText>
+              </w:r>
+            </w:del>
+            <w:ins w:id="1016" w:author="Viết hoa sau dấu hai chấm (Claude)" w:date="2026-09-29T21:28:41Z">
+              <w:r>
+                <w:rPr>
+                  <w:rFonts w:asciiTheme="majorHAnsi" w:hAnsiTheme="majorHAnsi" w:cstheme="majorHAnsi"/>
+                  <w:sz w:val="28"/>
+                  <w:szCs w:val="28"/>
+                </w:rPr>
+                <w:t xml:space="preserve">C</w:t>
+              </w:r>
+            </w:ins>
+            <w:r>
+              <w:rPr>
+                <w:rFonts w:asciiTheme="majorHAnsi" w:hAnsiTheme="majorHAnsi" w:cstheme="majorHAnsi"/>
+                <w:sz w:val="28"/>
+                <w:szCs w:val="28"/>
+              </w:rPr>
+              <w:t xml:space="preserve">hạy lại 2.289 câu lệnh thật trong nhật ký vận hành</w:t>
             </w:r>
           </w:p>
         </w:tc>
@@ -4649,7 +4873,35 @@
                 <w:sz w:val="28"/>
                 <w:szCs w:val="28"/>
               </w:rPr>
-              <w:t xml:space="preserve">Vận hành thực tế: người phụ trách dùng Bộ công cụ trong công việc của Phòng TH-HC&amp;QT </w:t>
+              <w:t xml:space="preserve">Vận hành thực tế: </w:t>
+            </w:r>
+            <w:del w:id="1017" w:author="Viết hoa sau dấu hai chấm (Claude)" w:date="2026-09-29T21:28:41Z">
+              <w:r>
+                <w:rPr>
+                  <w:rFonts w:asciiTheme="majorHAnsi" w:hAnsiTheme="majorHAnsi" w:cstheme="majorHAnsi"/>
+                  <w:sz w:val="28"/>
+                  <w:szCs w:val="28"/>
+                </w:rPr>
+                <w:delText xml:space="preserve">n</w:delText>
+              </w:r>
+            </w:del>
+            <w:ins w:id="1018" w:author="Viết hoa sau dấu hai chấm (Claude)" w:date="2026-09-29T21:28:41Z">
+              <w:r>
+                <w:rPr>
+                  <w:rFonts w:asciiTheme="majorHAnsi" w:hAnsiTheme="majorHAnsi" w:cstheme="majorHAnsi"/>
+                  <w:sz w:val="28"/>
+                  <w:szCs w:val="28"/>
+                </w:rPr>
+                <w:t xml:space="preserve">N</w:t>
+              </w:r>
+            </w:ins>
+            <w:r>
+              <w:rPr>
+                <w:rFonts w:asciiTheme="majorHAnsi" w:hAnsiTheme="majorHAnsi" w:cstheme="majorHAnsi"/>
+                <w:sz w:val="28"/>
+                <w:szCs w:val="28"/>
+              </w:rPr>
+              <w:t xml:space="preserve">gười phụ trách dùng Bộ công cụ trong công việc của Phòng TH-HC&amp;QT </w:t>
             </w:r>
             <w:r>
               <w:rPr>
@@ -4925,7 +5177,35 @@
                 <w:sz w:val="28"/>
                 <w:szCs w:val="28"/>
               </w:rPr>
-              <w:t xml:space="preserve">chạy độc lập như tài khoản thành viên: báo cáo Word 8.720 chữ (bản ngày 21/9: 5.916 chữ), phụ lục 261 công thức KPI, có kế hoạch tháng 10, 14 chỗ ghi cần bổ sung đều là chi tiết không có nguồn, 0 lỗi thể thức Mức 1 - 2; lỗi phát hiện thêm (số hiệu văn bản gốc sai dạng, tiêu đề phụ lục còn tháng 8) đã sửa ở bản 1.3.7</w:t>
+              <w:t xml:space="preserve">chạy độc lập như tài khoản thành viên: </w:t>
+            </w:r>
+            <w:del w:id="1019" w:author="Viết hoa sau dấu hai chấm (Claude)" w:date="2026-09-29T21:28:41Z">
+              <w:r>
+                <w:rPr>
+                  <w:rFonts w:asciiTheme="majorHAnsi" w:hAnsiTheme="majorHAnsi" w:cstheme="majorHAnsi"/>
+                  <w:sz w:val="28"/>
+                  <w:szCs w:val="28"/>
+                </w:rPr>
+                <w:delText xml:space="preserve">b</w:delText>
+              </w:r>
+            </w:del>
+            <w:ins w:id="1020" w:author="Viết hoa sau dấu hai chấm (Claude)" w:date="2026-09-29T21:28:41Z">
+              <w:r>
+                <w:rPr>
+                  <w:rFonts w:asciiTheme="majorHAnsi" w:hAnsiTheme="majorHAnsi" w:cstheme="majorHAnsi"/>
+                  <w:sz w:val="28"/>
+                  <w:szCs w:val="28"/>
+                </w:rPr>
+                <w:t xml:space="preserve">B</w:t>
+              </w:r>
+            </w:ins>
+            <w:r>
+              <w:rPr>
+                <w:rFonts w:asciiTheme="majorHAnsi" w:hAnsiTheme="majorHAnsi" w:cstheme="majorHAnsi"/>
+                <w:sz w:val="28"/>
+                <w:szCs w:val="28"/>
+              </w:rPr>
+              <w:t xml:space="preserve">áo cáo Word 8.720 chữ (bản ngày 21/9: 5.916 chữ), phụ lục 261 công thức KPI, có kế hoạch tháng 10, 14 chỗ ghi cần bổ sung đều là chi tiết không có nguồn, 0 lỗi thể thức Mức 1 - 2; lỗi phát hiện thêm (số hiệu văn bản gốc sai dạng, tiêu đề phụ lục còn tháng 8) đã sửa ở bản 1.3.7</w:t>
             </w:r>
           </w:p>
         </w:tc>
@@ -4980,7 +5260,35 @@
                 <w:sz w:val="28"/>
                 <w:szCs w:val="28"/>
               </w:rPr>
-              <w:t xml:space="preserve">Đo thể thức văn bản: công cụ đo ánh xạ Checklist 01, 05, 08 của bộ quy tắc KTC-Ra-Soat-897 (bảng tiêu đề, đường kẻ, cỡ và kiểu chữ từng thành phần theo Thông báo số 597/TB-CĐKT ngày 19/5/2026, số trang, người ký); ca thử ngược từng lỗi</w:t>
+              <w:t xml:space="preserve">Đo thể thức văn bản: </w:t>
+            </w:r>
+            <w:del w:id="1021" w:author="Viết hoa sau dấu hai chấm (Claude)" w:date="2026-09-29T21:28:41Z">
+              <w:r>
+                <w:rPr>
+                  <w:rFonts w:asciiTheme="majorHAnsi" w:hAnsiTheme="majorHAnsi" w:cstheme="majorHAnsi"/>
+                  <w:sz w:val="28"/>
+                  <w:szCs w:val="28"/>
+                </w:rPr>
+                <w:delText xml:space="preserve">c</w:delText>
+              </w:r>
+            </w:del>
+            <w:ins w:id="1022" w:author="Viết hoa sau dấu hai chấm (Claude)" w:date="2026-09-29T21:28:41Z">
+              <w:r>
+                <w:rPr>
+                  <w:rFonts w:asciiTheme="majorHAnsi" w:hAnsiTheme="majorHAnsi" w:cstheme="majorHAnsi"/>
+                  <w:sz w:val="28"/>
+                  <w:szCs w:val="28"/>
+                </w:rPr>
+                <w:t xml:space="preserve">C</w:t>
+              </w:r>
+            </w:ins>
+            <w:r>
+              <w:rPr>
+                <w:rFonts w:asciiTheme="majorHAnsi" w:hAnsiTheme="majorHAnsi" w:cstheme="majorHAnsi"/>
+                <w:sz w:val="28"/>
+                <w:szCs w:val="28"/>
+              </w:rPr>
+              <w:t xml:space="preserve">ông cụ đo ánh xạ Checklist 01, 05, 08 của bộ quy tắc KTC-Ra-Soat-897 (bảng tiêu đề, đường kẻ, cỡ và kiểu chữ từng thành phần theo Thông báo số 597/TB-CĐKT ngày 19/5/2026, số trang, người ký); ca thử ngược từng lỗi</w:t>
             </w:r>
           </w:p>
         </w:tc>
@@ -5374,7 +5682,7 @@
                   <w:sz w:val="28"/>
                   <w:szCs w:val="28"/>
                 </w:rPr>
-                <w:t xml:space="preserve">14/15 ca đạt cả 2 lượt, 29/30 lượt đạt; 01 lượt trượt (ca 13, viện dẫn Luật): giám khảo AI chấm không đạt dù câu trả lời đáp ứng đủ 2 tiêu chí (không ghi số hiệu Luật, nêu cần kiểm hiệu lực Luật năm 2014 so với Luật năm 2025), lượt còn lại cùng ca đạt với cách xử lý tương tự; giữ nguyên kết quả, không sửa tiêu chí để chấm lại</w:t>
+                <w:t xml:space="preserve">14/15 ca đạt cả 2 lượt, 29/30 lượt đạt; 01 lượt trượt (ca 13, viện dẫn Luật): Giám khảo AI chấm không đạt dù câu trả lời đáp ứng đủ 2 tiêu chí (không ghi số hiệu Luật, nêu cần kiểm hiệu lực Luật năm 2014 so với Luật năm 2025), lượt còn lại cùng ca đạt với cách xử lý tương tự; giữ nguyên kết quả, không sửa tiêu chí để chấm lại</w:t>
               </w:r>
             </w:ins>
           </w:p>
@@ -5500,7 +5808,7 @@
                   <w:sz w:val="28"/>
                   <w:szCs w:val="28"/>
                 </w:rPr>
-                <w:t xml:space="preserve">Sonnet 5: 3/3 ca đạt cả 2 lượt, 6/6 lượt đạt; Haiku 4.5: 2/3 ca đạt cả 2 lượt, 4/6 lượt đạt — Haiku 4.5 trượt 2/2 lượt ca dùng mẫu làm căn cứ: nhận thêm “Checklist 07” làm căn cứ khi có dự thảo, không cảnh báo lỗi Mức 1 (Sonnet 5, Opus 5.5 đều từ chối đúng)</w:t>
+                <w:t xml:space="preserve">Sonnet 5: 3/3 ca đạt cả 2 lượt, 6/6 lượt đạt; Haiku 4.5: 2/3 ca đạt cả 2 lượt, 4/6 lượt đạt — Haiku 4.5 trượt 2/2 lượt ca dùng mẫu làm căn cứ: Nhận thêm “Checklist 07” làm căn cứ khi có dự thảo, không cảnh báo lỗi Mức 1 (Sonnet 5, Opus 5.5 đều từ chối đúng)</w:t>
               </w:r>
             </w:ins>
           </w:p>
@@ -5816,7 +6124,38 @@
           <w:szCs w:val="28"/>
           <w:shd w:val="clear" w:color="auto" w:fill="FFFFFF"/>
         </w:rPr>
-        <w:t xml:space="preserve">- Chưa có dữ liệu vận hành tại các đơn vị (mới có vận hành thực tế của Phòng TH-HC&amp;QT trên Claude Code, mục 4): sổ nhiệm vụ trung tâm chưa có nhiệm vụ của kỳ nào;</w:t>
+        <w:t xml:space="preserve">- Chưa có dữ liệu vận hành tại các đơn vị (mới có vận hành thực tế của Phòng TH-HC&amp;QT trên Claude Code, mục 4): </w:t>
+      </w:r>
+      <w:del w:id="1023" w:author="Viết hoa sau dấu hai chấm (Claude)" w:date="2026-09-29T21:28:41Z">
+        <w:r>
+          <w:rPr>
+            <w:rFonts w:asciiTheme="majorHAnsi" w:hAnsiTheme="majorHAnsi" w:cstheme="majorHAnsi"/>
+            <w:sz w:val="28"/>
+            <w:szCs w:val="28"/>
+            <w:shd w:val="clear" w:color="auto" w:fill="FFFFFF"/>
+          </w:rPr>
+          <w:delText xml:space="preserve">s</w:delText>
+        </w:r>
+      </w:del>
+      <w:ins w:id="1024" w:author="Viết hoa sau dấu hai chấm (Claude)" w:date="2026-09-29T21:28:41Z">
+        <w:r>
+          <w:rPr>
+            <w:rFonts w:asciiTheme="majorHAnsi" w:hAnsiTheme="majorHAnsi" w:cstheme="majorHAnsi"/>
+            <w:sz w:val="28"/>
+            <w:szCs w:val="28"/>
+            <w:shd w:val="clear" w:color="auto" w:fill="FFFFFF"/>
+          </w:rPr>
+          <w:t xml:space="preserve">S</w:t>
+        </w:r>
+      </w:ins>
+      <w:r>
+        <w:rPr>
+          <w:rFonts w:asciiTheme="majorHAnsi" w:hAnsiTheme="majorHAnsi" w:cstheme="majorHAnsi"/>
+          <w:sz w:val="28"/>
+          <w:szCs w:val="28"/>
+          <w:shd w:val="clear" w:color="auto" w:fill="FFFFFF"/>
+        </w:rPr>
+        <w:t xml:space="preserve">ổ nhiệm vụ trung tâm chưa có nhiệm vụ của kỳ nào;</w:t>
       </w:r>
       <w:r>
         <w:rPr>
@@ -6065,7 +6404,69 @@
           <w:szCs w:val="28"/>
           <w:shd w:val="clear" w:color="auto" w:fill="FFFFFF"/>
         </w:rPr>
-        <w:t>- Kết luận chung được tiếp thu: bản 1.2.1 chưa đủ điều kiện triển khai diện rộng, chỉ thí điểm có kiểm soát sau khi khắc phục 04 lỗi Mức 1 (đã kiểm chứng trên mã nguồn): thao tác tự sao lưu mã nguồn lên GitHub khi mở phiên; nhật ký tự động ghi nguyên văn lời người dùng; chưa có quy tắc bất biến chống câu lệnh độc hại nằm trong dữ liệu đầu vào; chưa có thao tác chặn ghi kho KTC-Database và biểu mẫu chuẩn.</w:t>
+        <w:t xml:space="preserve">- Kết luận chung được tiếp thu: </w:t>
+      </w:r>
+      <w:del w:id="1027" w:author="Viết hoa sau dấu hai chấm (Claude)" w:date="2026-09-29T21:28:41Z">
+        <w:r>
+          <w:rPr>
+            <w:rFonts w:asciiTheme="majorHAnsi" w:hAnsiTheme="majorHAnsi" w:cstheme="majorHAnsi"/>
+            <w:sz w:val="28"/>
+            <w:szCs w:val="28"/>
+            <w:shd w:val="clear" w:color="auto" w:fill="FFFFFF"/>
+          </w:rPr>
+          <w:delText xml:space="preserve">b</w:delText>
+        </w:r>
+      </w:del>
+      <w:ins w:id="1028" w:author="Viết hoa sau dấu hai chấm (Claude)" w:date="2026-09-29T21:28:41Z">
+        <w:r>
+          <w:rPr>
+            <w:rFonts w:asciiTheme="majorHAnsi" w:hAnsiTheme="majorHAnsi" w:cstheme="majorHAnsi"/>
+            <w:sz w:val="28"/>
+            <w:szCs w:val="28"/>
+            <w:shd w:val="clear" w:color="auto" w:fill="FFFFFF"/>
+          </w:rPr>
+          <w:t xml:space="preserve">B</w:t>
+        </w:r>
+      </w:ins>
+      <w:r>
+        <w:rPr>
+          <w:rFonts w:asciiTheme="majorHAnsi" w:hAnsiTheme="majorHAnsi" w:cstheme="majorHAnsi"/>
+          <w:sz w:val="28"/>
+          <w:szCs w:val="28"/>
+          <w:shd w:val="clear" w:color="auto" w:fill="FFFFFF"/>
+        </w:rPr>
+        <w:t xml:space="preserve">ản 1.2.1 chưa đủ điều kiện triển khai diện rộng, chỉ thí điểm có kiểm soát sau khi khắc phục 04 lỗi Mức 1 (đã kiểm chứng trên mã nguồn): </w:t>
+      </w:r>
+      <w:del w:id="1025" w:author="Viết hoa sau dấu hai chấm (Claude)" w:date="2026-09-29T21:28:41Z">
+        <w:r>
+          <w:rPr>
+            <w:rFonts w:asciiTheme="majorHAnsi" w:hAnsiTheme="majorHAnsi" w:cstheme="majorHAnsi"/>
+            <w:sz w:val="28"/>
+            <w:szCs w:val="28"/>
+            <w:shd w:val="clear" w:color="auto" w:fill="FFFFFF"/>
+          </w:rPr>
+          <w:delText xml:space="preserve">t</w:delText>
+        </w:r>
+      </w:del>
+      <w:ins w:id="1026" w:author="Viết hoa sau dấu hai chấm (Claude)" w:date="2026-09-29T21:28:41Z">
+        <w:r>
+          <w:rPr>
+            <w:rFonts w:asciiTheme="majorHAnsi" w:hAnsiTheme="majorHAnsi" w:cstheme="majorHAnsi"/>
+            <w:sz w:val="28"/>
+            <w:szCs w:val="28"/>
+            <w:shd w:val="clear" w:color="auto" w:fill="FFFFFF"/>
+          </w:rPr>
+          <w:t xml:space="preserve">T</w:t>
+        </w:r>
+      </w:ins>
+      <w:r>
+        <w:rPr>
+          <w:rFonts w:asciiTheme="majorHAnsi" w:hAnsiTheme="majorHAnsi" w:cstheme="majorHAnsi"/>
+          <w:sz w:val="28"/>
+          <w:szCs w:val="28"/>
+          <w:shd w:val="clear" w:color="auto" w:fill="FFFFFF"/>
+        </w:rPr>
+        <w:t xml:space="preserve">hao tác tự sao lưu mã nguồn lên GitHub khi mở phiên; nhật ký tự động ghi nguyên văn lời người dùng; chưa có quy tắc bất biến chống câu lệnh độc hại nằm trong dữ liệu đầu vào; chưa có thao tác chặn ghi kho KTC-Database và biểu mẫu chuẩn.</w:t>
       </w:r>
     </w:p>
     <w:p>
@@ -6088,7 +6489,38 @@
           <w:szCs w:val="28"/>
           <w:shd w:val="clear" w:color="auto" w:fill="FFFFFF"/>
         </w:rPr>
-        <w:t>- Kết quả xử lý 25 ý kiến: tiếp thu 12 ý kiến (trong đó nội dung hai thang điểm quy đổi được bảo lưu, chờ văn bản phân định); tiếp thu một phần 06 ý kiến; không tiếp thu hoặc không áp dụng 07 ý kiến, có giải trình và bằng chứng. Phòng TH-HC&amp;QT tự phát hiện, điều chỉnh thêm 02 nội dung (mô tả kỹ năng điều phối ghi thang điểm 5 nhóm chưa ban hành; Dự thảo Thông báo khẳng định Claude Code là nền tảng duy nhất đo được thể thức).</w:t>
+        <w:t xml:space="preserve">- Kết quả xử lý 25 ý kiến: </w:t>
+      </w:r>
+      <w:del w:id="1029" w:author="Viết hoa sau dấu hai chấm (Claude)" w:date="2026-09-29T21:28:41Z">
+        <w:r>
+          <w:rPr>
+            <w:rFonts w:asciiTheme="majorHAnsi" w:hAnsiTheme="majorHAnsi" w:cstheme="majorHAnsi"/>
+            <w:sz w:val="28"/>
+            <w:szCs w:val="28"/>
+            <w:shd w:val="clear" w:color="auto" w:fill="FFFFFF"/>
+          </w:rPr>
+          <w:delText xml:space="preserve">t</w:delText>
+        </w:r>
+      </w:del>
+      <w:ins w:id="1030" w:author="Viết hoa sau dấu hai chấm (Claude)" w:date="2026-09-29T21:28:41Z">
+        <w:r>
+          <w:rPr>
+            <w:rFonts w:asciiTheme="majorHAnsi" w:hAnsiTheme="majorHAnsi" w:cstheme="majorHAnsi"/>
+            <w:sz w:val="28"/>
+            <w:szCs w:val="28"/>
+            <w:shd w:val="clear" w:color="auto" w:fill="FFFFFF"/>
+          </w:rPr>
+          <w:t xml:space="preserve">T</w:t>
+        </w:r>
+      </w:ins>
+      <w:r>
+        <w:rPr>
+          <w:rFonts w:asciiTheme="majorHAnsi" w:hAnsiTheme="majorHAnsi" w:cstheme="majorHAnsi"/>
+          <w:sz w:val="28"/>
+          <w:szCs w:val="28"/>
+          <w:shd w:val="clear" w:color="auto" w:fill="FFFFFF"/>
+        </w:rPr>
+        <w:t xml:space="preserve">iếp thu 12 ý kiến (trong đó nội dung hai thang điểm quy đổi được bảo lưu, chờ văn bản phân định); tiếp thu một phần 06 ý kiến; không tiếp thu hoặc không áp dụng 07 ý kiến, có giải trình và bằng chứng. Phòng TH-HC&amp;QT tự phát hiện, điều chỉnh thêm 02 nội dung (mô tả kỹ năng điều phối ghi thang điểm 5 nhóm chưa ban hành; Dự thảo Thông báo khẳng định Claude Code là nền tảng duy nhất đo được thể thức).</w:t>
       </w:r>
     </w:p>
     <w:p>
@@ -6111,7 +6543,38 @@
           <w:szCs w:val="28"/>
           <w:shd w:val="clear" w:color="auto" w:fill="FFFFFF"/>
         </w:rPr>
-        <w:t>- Về dữ liệu trong thư mục dự án: thư mục dự án là thư mục làm việc cá nhân của người xây dựng Bộ công cụ; sản phẩm chia sẻ chỉ gồm tệp plugin (.zip), các kỹ năng phát hành (.skill) và văn bản kèm theo, không chứa dữ liệu KPI cá nhân hay nhật ký tự động, nên không ảnh hưởng đến việc phân phối, sử dụng Bộ công cụ; các vòng tiếp theo, hồ sơ gửi thẩm định chỉ gồm tệp plugin phát hành và các văn bản kèm theo.</w:t>
+        <w:t xml:space="preserve">- Về dữ liệu trong thư mục dự án: </w:t>
+      </w:r>
+      <w:del w:id="1031" w:author="Viết hoa sau dấu hai chấm (Claude)" w:date="2026-09-29T21:28:41Z">
+        <w:r>
+          <w:rPr>
+            <w:rFonts w:asciiTheme="majorHAnsi" w:hAnsiTheme="majorHAnsi" w:cstheme="majorHAnsi"/>
+            <w:sz w:val="28"/>
+            <w:szCs w:val="28"/>
+            <w:shd w:val="clear" w:color="auto" w:fill="FFFFFF"/>
+          </w:rPr>
+          <w:delText xml:space="preserve">t</w:delText>
+        </w:r>
+      </w:del>
+      <w:ins w:id="1032" w:author="Viết hoa sau dấu hai chấm (Claude)" w:date="2026-09-29T21:28:41Z">
+        <w:r>
+          <w:rPr>
+            <w:rFonts w:asciiTheme="majorHAnsi" w:hAnsiTheme="majorHAnsi" w:cstheme="majorHAnsi"/>
+            <w:sz w:val="28"/>
+            <w:szCs w:val="28"/>
+            <w:shd w:val="clear" w:color="auto" w:fill="FFFFFF"/>
+          </w:rPr>
+          <w:t xml:space="preserve">T</w:t>
+        </w:r>
+      </w:ins>
+      <w:r>
+        <w:rPr>
+          <w:rFonts w:asciiTheme="majorHAnsi" w:hAnsiTheme="majorHAnsi" w:cstheme="majorHAnsi"/>
+          <w:sz w:val="28"/>
+          <w:szCs w:val="28"/>
+          <w:shd w:val="clear" w:color="auto" w:fill="FFFFFF"/>
+        </w:rPr>
+        <w:t xml:space="preserve">hư mục dự án là thư mục làm việc cá nhân của người xây dựng Bộ công cụ; sản phẩm chia sẻ chỉ gồm tệp plugin (.zip), các kỹ năng phát hành (.skill) và văn bản kèm theo, không chứa dữ liệu KPI cá nhân hay nhật ký tự động, nên không ảnh hưởng đến việc phân phối, sử dụng Bộ công cụ; các vòng tiếp theo, hồ sơ gửi thẩm định chỉ gồm tệp plugin phát hành và các văn bản kèm theo.</w:t>
       </w:r>
     </w:p>
     <w:p>
@@ -6134,7 +6597,38 @@
           <w:szCs w:val="28"/>
           <w:shd w:val="clear" w:color="auto" w:fill="FFFFFF"/>
         </w:rPr>
-        <w:t>- Đã chỉnh sửa theo ý kiến tiếp thu, bằng Track Changes: dự thảo tệp SKILL.md của kỹ năng điều phối bản 1.13 (bổ sung quy tắc bất biến và ranh giới dữ liệu, khuôn đầu ra, ví dụ mẫu; là mẫu áp dụng cho 8 kỹ năng) và Dự thảo Thông báo bản 4 (phạm vi thí điểm, khôi phục phiên bản, dữ liệu không được đưa vào nền tảng AI, đầu mối báo sự cố, tiêu chí tạm dừng phân phối). Chi tiết tại Báo cáo tiếp thu, giải trình ý kiến thẩm định độc lập lần 1 kèm theo.</w:t>
+        <w:t xml:space="preserve">- Đã chỉnh sửa theo ý kiến tiếp thu, bằng Track Changes: </w:t>
+      </w:r>
+      <w:del w:id="1033" w:author="Viết hoa sau dấu hai chấm (Claude)" w:date="2026-09-29T21:28:41Z">
+        <w:r>
+          <w:rPr>
+            <w:rFonts w:asciiTheme="majorHAnsi" w:hAnsiTheme="majorHAnsi" w:cstheme="majorHAnsi"/>
+            <w:sz w:val="28"/>
+            <w:szCs w:val="28"/>
+            <w:shd w:val="clear" w:color="auto" w:fill="FFFFFF"/>
+          </w:rPr>
+          <w:delText xml:space="preserve">d</w:delText>
+        </w:r>
+      </w:del>
+      <w:ins w:id="1034" w:author="Viết hoa sau dấu hai chấm (Claude)" w:date="2026-09-29T21:28:41Z">
+        <w:r>
+          <w:rPr>
+            <w:rFonts w:asciiTheme="majorHAnsi" w:hAnsiTheme="majorHAnsi" w:cstheme="majorHAnsi"/>
+            <w:sz w:val="28"/>
+            <w:szCs w:val="28"/>
+            <w:shd w:val="clear" w:color="auto" w:fill="FFFFFF"/>
+          </w:rPr>
+          <w:t xml:space="preserve">D</w:t>
+        </w:r>
+      </w:ins>
+      <w:r>
+        <w:rPr>
+          <w:rFonts w:asciiTheme="majorHAnsi" w:hAnsiTheme="majorHAnsi" w:cstheme="majorHAnsi"/>
+          <w:sz w:val="28"/>
+          <w:szCs w:val="28"/>
+          <w:shd w:val="clear" w:color="auto" w:fill="FFFFFF"/>
+        </w:rPr>
+        <w:t xml:space="preserve">ự thảo tệp SKILL.md của kỹ năng điều phối bản 1.13 (bổ sung quy tắc bất biến và ranh giới dữ liệu, khuôn đầu ra, ví dụ mẫu; là mẫu áp dụng cho 8 kỹ năng) và Dự thảo Thông báo bản 4 (phạm vi thí điểm, khôi phục phiên bản, dữ liệu không được đưa vào nền tảng AI, đầu mối báo sự cố, tiêu chí tạm dừng phân phối). Chi tiết tại Báo cáo tiếp thu, giải trình ý kiến thẩm định độc lập lần 1 kèm theo.</w:t>
       </w:r>
     </w:p>
     <w:p>
@@ -6157,7 +6651,38 @@
           <w:szCs w:val="28"/>
           <w:shd w:val="clear" w:color="auto" w:fill="FFFFFF"/>
         </w:rPr>
-        <w:t>- Việc tiếp theo: kiểm thử nghiệm thu 6 ca trên Claude (trò chuyện) và Claude Cowork (Claude Code đã đạt 6/6) trước ngày 05/10/2026; thẩm định độc lập vòng 3 trước ngày 07/10/2026.</w:t>
+        <w:t xml:space="preserve">- Việc tiếp theo: </w:t>
+      </w:r>
+      <w:del w:id="1035" w:author="Viết hoa sau dấu hai chấm (Claude)" w:date="2026-09-29T21:28:41Z">
+        <w:r>
+          <w:rPr>
+            <w:rFonts w:asciiTheme="majorHAnsi" w:hAnsiTheme="majorHAnsi" w:cstheme="majorHAnsi"/>
+            <w:sz w:val="28"/>
+            <w:szCs w:val="28"/>
+            <w:shd w:val="clear" w:color="auto" w:fill="FFFFFF"/>
+          </w:rPr>
+          <w:delText xml:space="preserve">k</w:delText>
+        </w:r>
+      </w:del>
+      <w:ins w:id="1036" w:author="Viết hoa sau dấu hai chấm (Claude)" w:date="2026-09-29T21:28:41Z">
+        <w:r>
+          <w:rPr>
+            <w:rFonts w:asciiTheme="majorHAnsi" w:hAnsiTheme="majorHAnsi" w:cstheme="majorHAnsi"/>
+            <w:sz w:val="28"/>
+            <w:szCs w:val="28"/>
+            <w:shd w:val="clear" w:color="auto" w:fill="FFFFFF"/>
+          </w:rPr>
+          <w:t xml:space="preserve">K</w:t>
+        </w:r>
+      </w:ins>
+      <w:r>
+        <w:rPr>
+          <w:rFonts w:asciiTheme="majorHAnsi" w:hAnsiTheme="majorHAnsi" w:cstheme="majorHAnsi"/>
+          <w:sz w:val="28"/>
+          <w:szCs w:val="28"/>
+          <w:shd w:val="clear" w:color="auto" w:fill="FFFFFF"/>
+        </w:rPr>
+        <w:t xml:space="preserve">iểm thử nghiệm thu 6 ca trên Claude (trò chuyện) và Claude Cowork (Claude Code đã đạt 6/6) trước ngày 05/10/2026; thẩm định độc lập vòng 3 trước ngày 07/10/2026.</w:t>
       </w:r>
     </w:p>
     <w:p>
@@ -6502,7 +7027,35 @@
                 <w:sz w:val="24"/>
                 <w:szCs w:val="24"/>
               </w:rPr>
-              <w:t>Đã khắc phục: mặc định chỉ ghi thông tin mô tả; nội dung chỉ khi người dùng chọn; tự xóa sau 30 ngày</w:t>
+              <w:t xml:space="preserve">Đã khắc phục: </w:t>
+            </w:r>
+            <w:del w:id="1037" w:author="Viết hoa sau dấu hai chấm (Claude)" w:date="2026-09-29T21:28:41Z">
+              <w:r>
+                <w:rPr>
+                  <w:rFonts w:asciiTheme="majorHAnsi" w:hAnsiTheme="majorHAnsi" w:cstheme="majorHAnsi"/>
+                  <w:sz w:val="24"/>
+                  <w:szCs w:val="24"/>
+                </w:rPr>
+                <w:delText xml:space="preserve">m</w:delText>
+              </w:r>
+            </w:del>
+            <w:ins w:id="1038" w:author="Viết hoa sau dấu hai chấm (Claude)" w:date="2026-09-29T21:28:41Z">
+              <w:r>
+                <w:rPr>
+                  <w:rFonts w:asciiTheme="majorHAnsi" w:hAnsiTheme="majorHAnsi" w:cstheme="majorHAnsi"/>
+                  <w:sz w:val="24"/>
+                  <w:szCs w:val="24"/>
+                </w:rPr>
+                <w:t xml:space="preserve">M</w:t>
+              </w:r>
+            </w:ins>
+            <w:r>
+              <w:rPr>
+                <w:rFonts w:asciiTheme="majorHAnsi" w:hAnsiTheme="majorHAnsi" w:cstheme="majorHAnsi"/>
+                <w:sz w:val="24"/>
+                <w:szCs w:val="24"/>
+              </w:rPr>
+              <w:t xml:space="preserve">ặc định chỉ ghi thông tin mô tả; nội dung chỉ khi người dùng chọn; tự xóa sau 30 ngày</w:t>
             </w:r>
           </w:p>
         </w:tc>
@@ -6607,7 +7160,35 @@
                 <w:sz w:val="24"/>
                 <w:szCs w:val="24"/>
               </w:rPr>
-              <w:t>Đã khắc phục: guard PreToolUse, chặn khi lỗi; kiểm tra đầu phiên tự thử, báo “HOẠT ĐỘNG”</w:t>
+              <w:t xml:space="preserve">Đã khắc phục: </w:t>
+            </w:r>
+            <w:del w:id="1039" w:author="Viết hoa sau dấu hai chấm (Claude)" w:date="2026-09-29T21:28:41Z">
+              <w:r>
+                <w:rPr>
+                  <w:rFonts w:asciiTheme="majorHAnsi" w:hAnsiTheme="majorHAnsi" w:cstheme="majorHAnsi"/>
+                  <w:sz w:val="24"/>
+                  <w:szCs w:val="24"/>
+                </w:rPr>
+                <w:delText xml:space="preserve">g</w:delText>
+              </w:r>
+            </w:del>
+            <w:ins w:id="1040" w:author="Viết hoa sau dấu hai chấm (Claude)" w:date="2026-09-29T21:28:41Z">
+              <w:r>
+                <w:rPr>
+                  <w:rFonts w:asciiTheme="majorHAnsi" w:hAnsiTheme="majorHAnsi" w:cstheme="majorHAnsi"/>
+                  <w:sz w:val="24"/>
+                  <w:szCs w:val="24"/>
+                </w:rPr>
+                <w:t xml:space="preserve">G</w:t>
+              </w:r>
+            </w:ins>
+            <w:r>
+              <w:rPr>
+                <w:rFonts w:asciiTheme="majorHAnsi" w:hAnsiTheme="majorHAnsi" w:cstheme="majorHAnsi"/>
+                <w:sz w:val="24"/>
+                <w:szCs w:val="24"/>
+              </w:rPr>
+              <w:t xml:space="preserve">uard PreToolUse, chặn khi lỗi; kiểm tra đầu phiên tự thử, báo “HOẠT ĐỘNG”</w:t>
             </w:r>
           </w:p>
         </w:tc>
@@ -7144,7 +7725,35 @@
                 <w:sz w:val="24"/>
                 <w:szCs w:val="24"/>
               </w:rPr>
-              <w:t>Đã thực hiện 27/9/2026: không có vấn đề Mức 1; 10 vấn đề Mức 2 đã sửa; đã đối chiếu bản gốc Thông báo số 917/TB-CĐKT, số 924/TB-CĐKT, số 948/TB-CĐKT: số hiệu, ngày ban hành và nội dung viện dẫn khớp</w:t>
+              <w:t xml:space="preserve">Đã thực hiện 27/9/2026: không có vấn đề Mức 1; 10 vấn đề Mức 2 đã sửa; đã đối chiếu bản gốc Thông báo số 917/TB-CĐKT, số 924/TB-CĐKT, số 948/TB-CĐKT: </w:t>
+            </w:r>
+            <w:del w:id="1041" w:author="Viết hoa sau dấu hai chấm (Claude)" w:date="2026-09-29T21:28:41Z">
+              <w:r>
+                <w:rPr>
+                  <w:rFonts w:asciiTheme="majorHAnsi" w:hAnsiTheme="majorHAnsi" w:cstheme="majorHAnsi"/>
+                  <w:sz w:val="24"/>
+                  <w:szCs w:val="24"/>
+                </w:rPr>
+                <w:delText xml:space="preserve">s</w:delText>
+              </w:r>
+            </w:del>
+            <w:ins w:id="1042" w:author="Viết hoa sau dấu hai chấm (Claude)" w:date="2026-09-29T21:28:41Z">
+              <w:r>
+                <w:rPr>
+                  <w:rFonts w:asciiTheme="majorHAnsi" w:hAnsiTheme="majorHAnsi" w:cstheme="majorHAnsi"/>
+                  <w:sz w:val="24"/>
+                  <w:szCs w:val="24"/>
+                </w:rPr>
+                <w:t xml:space="preserve">S</w:t>
+              </w:r>
+            </w:ins>
+            <w:r>
+              <w:rPr>
+                <w:rFonts w:asciiTheme="majorHAnsi" w:hAnsiTheme="majorHAnsi" w:cstheme="majorHAnsi"/>
+                <w:sz w:val="24"/>
+                <w:szCs w:val="24"/>
+              </w:rPr>
+              <w:t xml:space="preserve">ố hiệu, ngày ban hành và nội dung viện dẫn khớp</w:t>
             </w:r>
           </w:p>
         </w:tc>
@@ -7249,7 +7858,35 @@
                 <w:sz w:val="24"/>
                 <w:szCs w:val="24"/>
               </w:rPr>
-              <w:t xml:space="preserve">Máy Phòng TH-HC&amp;QT: đã kiểm kê, </w:t>
+              <w:t xml:space="preserve">Máy Phòng TH-HC&amp;QT: </w:t>
+            </w:r>
+            <w:del w:id="1045" w:author="Viết hoa sau dấu hai chấm (Claude)" w:date="2026-09-29T21:28:41Z">
+              <w:r>
+                <w:rPr>
+                  <w:rFonts w:asciiTheme="majorHAnsi" w:hAnsiTheme="majorHAnsi" w:cstheme="majorHAnsi"/>
+                  <w:sz w:val="24"/>
+                  <w:szCs w:val="24"/>
+                </w:rPr>
+                <w:delText xml:space="preserve">đ</w:delText>
+              </w:r>
+            </w:del>
+            <w:ins w:id="1046" w:author="Viết hoa sau dấu hai chấm (Claude)" w:date="2026-09-29T21:28:41Z">
+              <w:r>
+                <w:rPr>
+                  <w:rFonts w:asciiTheme="majorHAnsi" w:hAnsiTheme="majorHAnsi" w:cstheme="majorHAnsi"/>
+                  <w:sz w:val="24"/>
+                  <w:szCs w:val="24"/>
+                </w:rPr>
+                <w:t xml:space="preserve">Đ</w:t>
+              </w:r>
+            </w:ins>
+            <w:r>
+              <w:rPr>
+                <w:rFonts w:asciiTheme="majorHAnsi" w:hAnsiTheme="majorHAnsi" w:cstheme="majorHAnsi"/>
+                <w:sz w:val="24"/>
+                <w:szCs w:val="24"/>
+              </w:rPr>
+              <w:t xml:space="preserve">ã kiểm kê, </w:t>
             </w:r>
             <w:r>
               <w:rPr>
@@ -7293,7 +7930,35 @@
                 <w:sz w:val="24"/>
                 <w:szCs w:val="24"/>
               </w:rPr>
-              <w:t xml:space="preserve"> tài khoản không đồng bộ bản KTC-Quan-tri nào; cấp tổ chức: chưa thực hiện</w:t>
+              <w:t xml:space="preserve"> tài khoản không đồng bộ bản KTC-Quan-tri nào; cấp tổ chức: </w:t>
+            </w:r>
+            <w:del w:id="1043" w:author="Viết hoa sau dấu hai chấm (Claude)" w:date="2026-09-29T21:28:41Z">
+              <w:r>
+                <w:rPr>
+                  <w:rFonts w:asciiTheme="majorHAnsi" w:hAnsiTheme="majorHAnsi" w:cstheme="majorHAnsi"/>
+                  <w:sz w:val="24"/>
+                  <w:szCs w:val="24"/>
+                </w:rPr>
+                <w:delText xml:space="preserve">c</w:delText>
+              </w:r>
+            </w:del>
+            <w:ins w:id="1044" w:author="Viết hoa sau dấu hai chấm (Claude)" w:date="2026-09-29T21:28:41Z">
+              <w:r>
+                <w:rPr>
+                  <w:rFonts w:asciiTheme="majorHAnsi" w:hAnsiTheme="majorHAnsi" w:cstheme="majorHAnsi"/>
+                  <w:sz w:val="24"/>
+                  <w:szCs w:val="24"/>
+                </w:rPr>
+                <w:t xml:space="preserve">C</w:t>
+              </w:r>
+            </w:ins>
+            <w:r>
+              <w:rPr>
+                <w:rFonts w:asciiTheme="majorHAnsi" w:hAnsiTheme="majorHAnsi" w:cstheme="majorHAnsi"/>
+                <w:sz w:val="24"/>
+                <w:szCs w:val="24"/>
+              </w:rPr>
+              <w:t xml:space="preserve">hưa thực hiện</w:t>
             </w:r>
           </w:p>
         </w:tc>
@@ -7503,7 +8168,35 @@
                 <w:sz w:val="24"/>
                 <w:szCs w:val="24"/>
               </w:rPr>
-              <w:t>Đã khắc phục: hai tầng chặn, hỏi xác nhận; 0 chặn nhầm trên 1.481 lệnh thật</w:t>
+              <w:t xml:space="preserve">Đã khắc phục: </w:t>
+            </w:r>
+            <w:del w:id="1047" w:author="Viết hoa sau dấu hai chấm (Claude)" w:date="2026-09-29T21:28:41Z">
+              <w:r>
+                <w:rPr>
+                  <w:rFonts w:asciiTheme="majorHAnsi" w:hAnsiTheme="majorHAnsi" w:cstheme="majorHAnsi"/>
+                  <w:sz w:val="24"/>
+                  <w:szCs w:val="24"/>
+                </w:rPr>
+                <w:delText xml:space="preserve">h</w:delText>
+              </w:r>
+            </w:del>
+            <w:ins w:id="1048" w:author="Viết hoa sau dấu hai chấm (Claude)" w:date="2026-09-29T21:28:41Z">
+              <w:r>
+                <w:rPr>
+                  <w:rFonts w:asciiTheme="majorHAnsi" w:hAnsiTheme="majorHAnsi" w:cstheme="majorHAnsi"/>
+                  <w:sz w:val="24"/>
+                  <w:szCs w:val="24"/>
+                </w:rPr>
+                <w:t xml:space="preserve">H</w:t>
+              </w:r>
+            </w:ins>
+            <w:r>
+              <w:rPr>
+                <w:rFonts w:asciiTheme="majorHAnsi" w:hAnsiTheme="majorHAnsi" w:cstheme="majorHAnsi"/>
+                <w:sz w:val="24"/>
+                <w:szCs w:val="24"/>
+              </w:rPr>
+              <w:t xml:space="preserve">ai tầng chặn, hỏi xác nhận; 0 chặn nhầm trên 1.481 lệnh thật</w:t>
             </w:r>
           </w:p>
         </w:tc>
@@ -7935,7 +8628,35 @@
                 <w:sz w:val="24"/>
                 <w:szCs w:val="24"/>
               </w:rPr>
-              <w:t xml:space="preserve">Đã khắc phục quy trình: mỗi văn bản gửi kèm bản Track Changes (chỉ đọc) và bản sạch; kiểm mã băm, số đánh dấu trước khi gửi</w:t>
+              <w:t xml:space="preserve">Đã khắc phục quy trình: </w:t>
+            </w:r>
+            <w:del w:id="1049" w:author="Viết hoa sau dấu hai chấm (Claude)" w:date="2026-09-29T21:28:41Z">
+              <w:r>
+                <w:rPr>
+                  <w:rFonts w:asciiTheme="majorHAnsi" w:hAnsiTheme="majorHAnsi" w:cstheme="majorHAnsi"/>
+                  <w:sz w:val="24"/>
+                  <w:szCs w:val="24"/>
+                </w:rPr>
+                <w:delText xml:space="preserve">m</w:delText>
+              </w:r>
+            </w:del>
+            <w:ins w:id="1050" w:author="Viết hoa sau dấu hai chấm (Claude)" w:date="2026-09-29T21:28:41Z">
+              <w:r>
+                <w:rPr>
+                  <w:rFonts w:asciiTheme="majorHAnsi" w:hAnsiTheme="majorHAnsi" w:cstheme="majorHAnsi"/>
+                  <w:sz w:val="24"/>
+                  <w:szCs w:val="24"/>
+                </w:rPr>
+                <w:t xml:space="preserve">M</w:t>
+              </w:r>
+            </w:ins>
+            <w:r>
+              <w:rPr>
+                <w:rFonts w:asciiTheme="majorHAnsi" w:hAnsiTheme="majorHAnsi" w:cstheme="majorHAnsi"/>
+                <w:sz w:val="24"/>
+                <w:szCs w:val="24"/>
+              </w:rPr>
+              <w:t xml:space="preserve">ỗi văn bản gửi kèm bản Track Changes (chỉ đọc) và bản sạch; kiểm mã băm, số đánh dấu trước khi gửi</w:t>
             </w:r>
           </w:p>
         </w:tc>
@@ -8363,7 +9084,35 @@
                 <w:sz w:val="24"/>
                 <w:szCs w:val="24"/>
               </w:rPr>
-              <w:t xml:space="preserve">Đã khắc phục trong bản 1.3.3, 1.3.4; chạy lại 2.289 lệnh thật: bỏ 25 lần chặn nhầm, không phát sinh lần chặn mới</w:t>
+              <w:t xml:space="preserve">Đã khắc phục trong bản 1.3.3, 1.3.4; chạy lại 2.289 lệnh thật: </w:t>
+            </w:r>
+            <w:del w:id="1051" w:author="Viết hoa sau dấu hai chấm (Claude)" w:date="2026-09-29T21:28:41Z">
+              <w:r>
+                <w:rPr>
+                  <w:rFonts w:asciiTheme="majorHAnsi" w:hAnsiTheme="majorHAnsi" w:cstheme="majorHAnsi"/>
+                  <w:sz w:val="24"/>
+                  <w:szCs w:val="24"/>
+                </w:rPr>
+                <w:delText xml:space="preserve">b</w:delText>
+              </w:r>
+            </w:del>
+            <w:ins w:id="1052" w:author="Viết hoa sau dấu hai chấm (Claude)" w:date="2026-09-29T21:28:41Z">
+              <w:r>
+                <w:rPr>
+                  <w:rFonts w:asciiTheme="majorHAnsi" w:hAnsiTheme="majorHAnsi" w:cstheme="majorHAnsi"/>
+                  <w:sz w:val="24"/>
+                  <w:szCs w:val="24"/>
+                </w:rPr>
+                <w:t xml:space="preserve">B</w:t>
+              </w:r>
+            </w:ins>
+            <w:r>
+              <w:rPr>
+                <w:rFonts w:asciiTheme="majorHAnsi" w:hAnsiTheme="majorHAnsi" w:cstheme="majorHAnsi"/>
+                <w:sz w:val="24"/>
+                <w:szCs w:val="24"/>
+              </w:rPr>
+              <w:t xml:space="preserve">ỏ 25 lần chặn nhầm, không phát sinh lần chặn mới</w:t>
             </w:r>
           </w:p>
         </w:tc>
@@ -8443,32 +9192,88 @@
                 <w:sz w:val="24"/>
                 <w:szCs w:val="24"/>
               </w:rPr>
-              <w:t xml:space="preserve">Chạy thử ngày 28/9/2026 trên Cowork, Claude Code: báo cáo tháng 9 kém bản ngày 21/9 (dựng từ mẫu trắng, còn nhiều chỗ đánh dấu cần bổ sung, thiếu kế hoạch tháng 10)</w:t>
-            </w:r>
-          </w:p>
-        </w:tc>
-        <w:tc>
-          <w:tcPr>
-            <w:tcW w:w="3000" w:type="dxa"/>
-            <w:vAlign w:val="center"/>
-          </w:tcPr>
-          <w:p>
-            <w:pPr>
-              <w:widowControl w:val="0"/>
-              <w:jc w:val="both"/>
-              <w:rPr>
-                <w:rFonts w:asciiTheme="majorHAnsi" w:hAnsiTheme="majorHAnsi" w:cstheme="majorHAnsi"/>
-                <w:sz w:val="28"/>
-                <w:szCs w:val="28"/>
-              </w:rPr>
-            </w:pPr>
+              <w:t xml:space="preserve">Chạy thử ngày 28/9/2026 trên Cowork, Claude Code: </w:t>
+            </w:r>
+            <w:del w:id="1053" w:author="Viết hoa sau dấu hai chấm (Claude)" w:date="2026-09-29T21:28:41Z">
+              <w:r>
+                <w:rPr>
+                  <w:rFonts w:asciiTheme="majorHAnsi" w:hAnsiTheme="majorHAnsi" w:cstheme="majorHAnsi"/>
+                  <w:sz w:val="24"/>
+                  <w:szCs w:val="24"/>
+                </w:rPr>
+                <w:delText xml:space="preserve">b</w:delText>
+              </w:r>
+            </w:del>
+            <w:ins w:id="1054" w:author="Viết hoa sau dấu hai chấm (Claude)" w:date="2026-09-29T21:28:41Z">
+              <w:r>
+                <w:rPr>
+                  <w:rFonts w:asciiTheme="majorHAnsi" w:hAnsiTheme="majorHAnsi" w:cstheme="majorHAnsi"/>
+                  <w:sz w:val="24"/>
+                  <w:szCs w:val="24"/>
+                </w:rPr>
+                <w:t xml:space="preserve">B</w:t>
+              </w:r>
+            </w:ins>
             <w:r>
               <w:rPr>
                 <w:rFonts w:asciiTheme="majorHAnsi" w:hAnsiTheme="majorHAnsi" w:cstheme="majorHAnsi"/>
                 <w:sz w:val="24"/>
                 <w:szCs w:val="24"/>
               </w:rPr>
-              <w:t xml:space="preserve">Đã khắc phục trong bản 1.3.6: dựng từ bản đã ban hành bằng công cụ trong plugin; tổng hợp từ nguồn khác có ghi nguồn khi đầu mối chưa nộp; chạy độc lập như tài khoản thành viên: báo cáo Word 8.720 chữ (bản ngày 21/9: 5.916 chữ), phụ lục 261 công thức KPI, có kế hoạch tháng 10, 14 chỗ ghi cần bổ sung đều là chi tiết không có nguồn, 0 lỗi thể thức Mức 1 - 2; lỗi phát hiện thêm (số hiệu văn bản gốc sai dạng, tiêu đề phụ lục còn tháng 8) đã sửa ở bản 1.3.7</w:t>
+              <w:t xml:space="preserve">áo cáo tháng 9 kém bản ngày 21/9 (dựng từ mẫu trắng, còn nhiều chỗ đánh dấu cần bổ sung, thiếu kế hoạch tháng 10)</w:t>
+            </w:r>
+          </w:p>
+        </w:tc>
+        <w:tc>
+          <w:tcPr>
+            <w:tcW w:w="3000" w:type="dxa"/>
+            <w:vAlign w:val="center"/>
+          </w:tcPr>
+          <w:p>
+            <w:pPr>
+              <w:widowControl w:val="0"/>
+              <w:jc w:val="both"/>
+              <w:rPr>
+                <w:rFonts w:asciiTheme="majorHAnsi" w:hAnsiTheme="majorHAnsi" w:cstheme="majorHAnsi"/>
+                <w:sz w:val="28"/>
+                <w:szCs w:val="28"/>
+              </w:rPr>
+            </w:pPr>
+            <w:r>
+              <w:rPr>
+                <w:rFonts w:asciiTheme="majorHAnsi" w:hAnsiTheme="majorHAnsi" w:cstheme="majorHAnsi"/>
+                <w:sz w:val="24"/>
+                <w:szCs w:val="24"/>
+              </w:rPr>
+              <w:t xml:space="preserve">Đã khắc phục trong bản 1.3.6: dựng từ bản đã ban hành bằng công cụ trong plugin; tổng hợp từ nguồn khác có ghi nguồn khi đầu mối chưa nộp; chạy độc lập như tài khoản thành viên: </w:t>
+            </w:r>
+            <w:del w:id="1055" w:author="Viết hoa sau dấu hai chấm (Claude)" w:date="2026-09-29T21:28:41Z">
+              <w:r>
+                <w:rPr>
+                  <w:rFonts w:asciiTheme="majorHAnsi" w:hAnsiTheme="majorHAnsi" w:cstheme="majorHAnsi"/>
+                  <w:sz w:val="24"/>
+                  <w:szCs w:val="24"/>
+                </w:rPr>
+                <w:delText xml:space="preserve">b</w:delText>
+              </w:r>
+            </w:del>
+            <w:ins w:id="1056" w:author="Viết hoa sau dấu hai chấm (Claude)" w:date="2026-09-29T21:28:41Z">
+              <w:r>
+                <w:rPr>
+                  <w:rFonts w:asciiTheme="majorHAnsi" w:hAnsiTheme="majorHAnsi" w:cstheme="majorHAnsi"/>
+                  <w:sz w:val="24"/>
+                  <w:szCs w:val="24"/>
+                </w:rPr>
+                <w:t xml:space="preserve">B</w:t>
+              </w:r>
+            </w:ins>
+            <w:r>
+              <w:rPr>
+                <w:rFonts w:asciiTheme="majorHAnsi" w:hAnsiTheme="majorHAnsi" w:cstheme="majorHAnsi"/>
+                <w:sz w:val="24"/>
+                <w:szCs w:val="24"/>
+              </w:rPr>
+              <w:t xml:space="preserve">áo cáo Word 8.720 chữ (bản ngày 21/9: 5.916 chữ), phụ lục 261 công thức KPI, có kế hoạch tháng 10, 14 chỗ ghi cần bổ sung đều là chi tiết không có nguồn, 0 lỗi thể thức Mức 1 - 2; lỗi phát hiện thêm (số hiệu văn bản gốc sai dạng, tiêu đề phụ lục còn tháng 8) đã sửa ở bản 1.3.7</w:t>
             </w:r>
           </w:p>
         </w:tc>
@@ -8653,32 +9458,88 @@
                 <w:sz w:val="24"/>
                 <w:szCs w:val="24"/>
               </w:rPr>
-              <w:t xml:space="preserve">Thông báo soạn trên Cowork ngày 28/9/2026 sai thể thức phần đầu (bảng tiêu đề dựng tay: quốc hiệu xuống dòng, thiếu đường kẻ), công cụ đo vẫn báo đạt</w:t>
-            </w:r>
-          </w:p>
-        </w:tc>
-        <w:tc>
-          <w:tcPr>
-            <w:tcW w:w="3000" w:type="dxa"/>
-            <w:vAlign w:val="center"/>
-          </w:tcPr>
-          <w:p>
-            <w:pPr>
-              <w:widowControl w:val="0"/>
-              <w:jc w:val="both"/>
-              <w:rPr>
-                <w:rFonts w:asciiTheme="majorHAnsi" w:hAnsiTheme="majorHAnsi" w:cstheme="majorHAnsi"/>
-                <w:sz w:val="28"/>
-                <w:szCs w:val="28"/>
-              </w:rPr>
-            </w:pPr>
+              <w:t xml:space="preserve">Thông báo soạn trên Cowork ngày 28/9/2026 sai thể thức phần đầu (bảng tiêu đề dựng tay: </w:t>
+            </w:r>
+            <w:del w:id="1057" w:author="Viết hoa sau dấu hai chấm (Claude)" w:date="2026-09-29T21:28:41Z">
+              <w:r>
+                <w:rPr>
+                  <w:rFonts w:asciiTheme="majorHAnsi" w:hAnsiTheme="majorHAnsi" w:cstheme="majorHAnsi"/>
+                  <w:sz w:val="24"/>
+                  <w:szCs w:val="24"/>
+                </w:rPr>
+                <w:delText xml:space="preserve">q</w:delText>
+              </w:r>
+            </w:del>
+            <w:ins w:id="1058" w:author="Viết hoa sau dấu hai chấm (Claude)" w:date="2026-09-29T21:28:41Z">
+              <w:r>
+                <w:rPr>
+                  <w:rFonts w:asciiTheme="majorHAnsi" w:hAnsiTheme="majorHAnsi" w:cstheme="majorHAnsi"/>
+                  <w:sz w:val="24"/>
+                  <w:szCs w:val="24"/>
+                </w:rPr>
+                <w:t xml:space="preserve">Q</w:t>
+              </w:r>
+            </w:ins>
             <w:r>
               <w:rPr>
                 <w:rFonts w:asciiTheme="majorHAnsi" w:hAnsiTheme="majorHAnsi" w:cstheme="majorHAnsi"/>
                 <w:sz w:val="24"/>
                 <w:szCs w:val="24"/>
               </w:rPr>
-              <w:t xml:space="preserve">Đã khắc phục trong bản 1.3.10 - 1.3.12 theo chỉ đạo của người phụ trách: dựng văn bản bằng cách sửa văn bản tương tự đã ban hành hoặc ráp nội dung vào mẫu 03-Templates(1), không tự dựng phần đầu; công cụ đo bổ sung phép đo ánh xạ bộ quy tắc KTC-Ra-Soat-897; bước xem trang thật trước khi giao</w:t>
+              <w:t xml:space="preserve">uốc hiệu xuống dòng, thiếu đường kẻ), công cụ đo vẫn báo đạt</w:t>
+            </w:r>
+          </w:p>
+        </w:tc>
+        <w:tc>
+          <w:tcPr>
+            <w:tcW w:w="3000" w:type="dxa"/>
+            <w:vAlign w:val="center"/>
+          </w:tcPr>
+          <w:p>
+            <w:pPr>
+              <w:widowControl w:val="0"/>
+              <w:jc w:val="both"/>
+              <w:rPr>
+                <w:rFonts w:asciiTheme="majorHAnsi" w:hAnsiTheme="majorHAnsi" w:cstheme="majorHAnsi"/>
+                <w:sz w:val="28"/>
+                <w:szCs w:val="28"/>
+              </w:rPr>
+            </w:pPr>
+            <w:r>
+              <w:rPr>
+                <w:rFonts w:asciiTheme="majorHAnsi" w:hAnsiTheme="majorHAnsi" w:cstheme="majorHAnsi"/>
+                <w:sz w:val="24"/>
+                <w:szCs w:val="24"/>
+              </w:rPr>
+              <w:t xml:space="preserve">Đã khắc phục trong bản 1.3.10 - 1.3.12 theo chỉ đạo của người phụ trách: </w:t>
+            </w:r>
+            <w:del w:id="1059" w:author="Viết hoa sau dấu hai chấm (Claude)" w:date="2026-09-29T21:28:41Z">
+              <w:r>
+                <w:rPr>
+                  <w:rFonts w:asciiTheme="majorHAnsi" w:hAnsiTheme="majorHAnsi" w:cstheme="majorHAnsi"/>
+                  <w:sz w:val="24"/>
+                  <w:szCs w:val="24"/>
+                </w:rPr>
+                <w:delText xml:space="preserve">d</w:delText>
+              </w:r>
+            </w:del>
+            <w:ins w:id="1060" w:author="Viết hoa sau dấu hai chấm (Claude)" w:date="2026-09-29T21:28:41Z">
+              <w:r>
+                <w:rPr>
+                  <w:rFonts w:asciiTheme="majorHAnsi" w:hAnsiTheme="majorHAnsi" w:cstheme="majorHAnsi"/>
+                  <w:sz w:val="24"/>
+                  <w:szCs w:val="24"/>
+                </w:rPr>
+                <w:t xml:space="preserve">D</w:t>
+              </w:r>
+            </w:ins>
+            <w:r>
+              <w:rPr>
+                <w:rFonts w:asciiTheme="majorHAnsi" w:hAnsiTheme="majorHAnsi" w:cstheme="majorHAnsi"/>
+                <w:sz w:val="24"/>
+                <w:szCs w:val="24"/>
+              </w:rPr>
+              <w:t xml:space="preserve">ựng văn bản bằng cách sửa văn bản tương tự đã ban hành hoặc ráp nội dung vào mẫu 03-Templates(1), không tự dựng phần đầu; công cụ đo bổ sung phép đo ánh xạ bộ quy tắc KTC-Ra-Soat-897; bước xem trang thật trước khi giao</w:t>
             </w:r>
           </w:p>
         </w:tc>
@@ -8995,7 +9856,38 @@
           <w:szCs w:val="28"/>
           <w:shd w:val="clear" w:color="auto" w:fill="FFFFFF"/>
         </w:rPr>
-        <w:t xml:space="preserve">- Kết quả thẩm định độc lập lần 4 (27/9/2026): 04 báo cáo trên tệp plugin bản 1.3.1 (ChatGPT 72/100; Grok 79 - 85/100; Copilot 92/100; Gemini không chấm điểm) cùng xác nhận 02 lỗi phát hiện ở lần 3 đã được khắc phục, đồng ý kiểm thử có kiểm soát, chưa đồng ý triển khai diện rộng. ChatGPT chạy thử, nêu: thao tác chặn ghi còn hỏi xác nhận (thay vì chặn) khi không xác định được nơi ghi; ba văn bản mang tên Track Changes trong hồ sơ không còn đánh dấu (do người phụ trách chấp nhận thay đổi trên bản sao trong hồ sơ); metadata nghiệm thu ghi 3 lượt/ca trong khi chạy 2 lượt. Đã khắc phục trong bản 1.3.2 (mã SHA-256 83cd2815113ce30de0a7af64c6f1eee99c83907fca18a180312516848ffa7959); nghiệm thu lại 15 ca: 11/15 ca đạt cả 2 lượt, 26/30 lượt (1 lượt quá thời gian chờ) </w:t>
+        <w:t xml:space="preserve">- Kết quả thẩm định độc lập lần 4 (27/9/2026): 04 báo cáo trên tệp plugin bản 1.3.1 (ChatGPT 72/100; Grok 79 - 85/100; Copilot 92/100; Gemini không chấm điểm) cùng xác nhận 02 lỗi phát hiện ở lần 3 đã được khắc phục, đồng ý kiểm thử có kiểm soát, chưa đồng ý triển khai diện rộng. ChatGPT chạy thử, nêu: </w:t>
+      </w:r>
+      <w:del w:id="1061" w:author="Viết hoa sau dấu hai chấm (Claude)" w:date="2026-09-29T21:28:41Z">
+        <w:r>
+          <w:rPr>
+            <w:rFonts w:asciiTheme="majorHAnsi" w:hAnsiTheme="majorHAnsi" w:cstheme="majorHAnsi"/>
+            <w:sz w:val="28"/>
+            <w:szCs w:val="28"/>
+            <w:shd w:val="clear" w:color="auto" w:fill="FFFFFF"/>
+          </w:rPr>
+          <w:delText xml:space="preserve">t</w:delText>
+        </w:r>
+      </w:del>
+      <w:ins w:id="1062" w:author="Viết hoa sau dấu hai chấm (Claude)" w:date="2026-09-29T21:28:41Z">
+        <w:r>
+          <w:rPr>
+            <w:rFonts w:asciiTheme="majorHAnsi" w:hAnsiTheme="majorHAnsi" w:cstheme="majorHAnsi"/>
+            <w:sz w:val="28"/>
+            <w:szCs w:val="28"/>
+            <w:shd w:val="clear" w:color="auto" w:fill="FFFFFF"/>
+          </w:rPr>
+          <w:t xml:space="preserve">T</w:t>
+        </w:r>
+      </w:ins>
+      <w:r>
+        <w:rPr>
+          <w:rFonts w:asciiTheme="majorHAnsi" w:hAnsiTheme="majorHAnsi" w:cstheme="majorHAnsi"/>
+          <w:sz w:val="28"/>
+          <w:szCs w:val="28"/>
+          <w:shd w:val="clear" w:color="auto" w:fill="FFFFFF"/>
+        </w:rPr>
+        <w:t xml:space="preserve">hao tác chặn ghi còn hỏi xác nhận (thay vì chặn) khi không xác định được nơi ghi; ba văn bản mang tên Track Changes trong hồ sơ không còn đánh dấu (do người phụ trách chấp nhận thay đổi trên bản sao trong hồ sơ); metadata nghiệm thu ghi 3 lượt/ca trong khi chạy 2 lượt. Đã khắc phục trong bản 1.3.2 (mã SHA-256 83cd2815113ce30de0a7af64c6f1eee99c83907fca18a180312516848ffa7959); nghiệm thu lại 15 ca: 11/15 ca đạt cả 2 lượt, 26/30 lượt (1 lượt quá thời gian chờ) </w:t>
       </w:r>
       <w:del w:id="1009" w:author="Sửa theo rà soát 897 chính thức 29/9 (Claude)" w:date="2026-09-29T21:11:46Z">
         <w:r>
@@ -9040,7 +9932,69 @@
           <w:szCs w:val="28"/>
           <w:shd w:val="clear" w:color="auto" w:fill="FFFFFF"/>
         </w:rPr>
-        <w:t xml:space="preserve">- Kết quả thẩm định độc lập lần 3 (27/9/2026): 04 báo cáo trên tệp plugin bản 1.3.0 (ChatGPT 70/100; Grok 78 - 83/100; Gemini 85/100; Copilot 92/100) cùng công nhận các lỗi Mức 1 của bản 1.2.1 đã được khắc phục và chưa đồng ý triển khai diện rộng. ChatGPT chạy thử mã, phát hiện 02 lỗi mới: nhật ký vẫn lưu nguyên câu lệnh; thao tác chặn ghi bị vượt qua bằng mã nhúng, lệnh lồng. Phòng TH-HC&amp;QT đã tái hiện, khắc phục trong bản 1.3.1 (tệp ktc-quan-tri-1.3.1.zip, mã SHA-256 e7af7718bbbf1a9181668ad346f4eefc1359ef48b1227172b2972618b7dc4821); xử lý 19 ý kiến: tiếp thu 13, tiếp thu một phần 05, không tiếp thu 01 có giải trình </w:t>
+        <w:t xml:space="preserve">- Kết quả thẩm định độc lập lần 3 (27/9/2026): 04 báo cáo trên tệp plugin bản 1.3.0 (ChatGPT 70/100; Grok 78 - 83/100; Gemini 85/100; Copilot 92/100) cùng công nhận các lỗi Mức 1 của bản 1.2.1 đã được khắc phục và chưa đồng ý triển khai diện rộng. ChatGPT chạy thử mã, phát hiện 02 lỗi mới: </w:t>
+      </w:r>
+      <w:del w:id="1065" w:author="Viết hoa sau dấu hai chấm (Claude)" w:date="2026-09-29T21:28:41Z">
+        <w:r>
+          <w:rPr>
+            <w:rFonts w:asciiTheme="majorHAnsi" w:hAnsiTheme="majorHAnsi" w:cstheme="majorHAnsi"/>
+            <w:sz w:val="28"/>
+            <w:szCs w:val="28"/>
+            <w:shd w:val="clear" w:color="auto" w:fill="FFFFFF"/>
+          </w:rPr>
+          <w:delText xml:space="preserve">n</w:delText>
+        </w:r>
+      </w:del>
+      <w:ins w:id="1066" w:author="Viết hoa sau dấu hai chấm (Claude)" w:date="2026-09-29T21:28:41Z">
+        <w:r>
+          <w:rPr>
+            <w:rFonts w:asciiTheme="majorHAnsi" w:hAnsiTheme="majorHAnsi" w:cstheme="majorHAnsi"/>
+            <w:sz w:val="28"/>
+            <w:szCs w:val="28"/>
+            <w:shd w:val="clear" w:color="auto" w:fill="FFFFFF"/>
+          </w:rPr>
+          <w:t xml:space="preserve">N</w:t>
+        </w:r>
+      </w:ins>
+      <w:r>
+        <w:rPr>
+          <w:rFonts w:asciiTheme="majorHAnsi" w:hAnsiTheme="majorHAnsi" w:cstheme="majorHAnsi"/>
+          <w:sz w:val="28"/>
+          <w:szCs w:val="28"/>
+          <w:shd w:val="clear" w:color="auto" w:fill="FFFFFF"/>
+        </w:rPr>
+        <w:t xml:space="preserve">hật ký vẫn lưu nguyên câu lệnh; thao tác chặn ghi bị vượt qua bằng mã nhúng, lệnh lồng. Phòng TH-HC&amp;QT đã tái hiện, khắc phục trong bản 1.3.1 (tệp ktc-quan-tri-1.3.1.zip, mã SHA-256 e7af7718bbbf1a9181668ad346f4eefc1359ef48b1227172b2972618b7dc4821); xử lý 19 ý kiến: </w:t>
+      </w:r>
+      <w:del w:id="1063" w:author="Viết hoa sau dấu hai chấm (Claude)" w:date="2026-09-29T21:28:41Z">
+        <w:r>
+          <w:rPr>
+            <w:rFonts w:asciiTheme="majorHAnsi" w:hAnsiTheme="majorHAnsi" w:cstheme="majorHAnsi"/>
+            <w:sz w:val="28"/>
+            <w:szCs w:val="28"/>
+            <w:shd w:val="clear" w:color="auto" w:fill="FFFFFF"/>
+          </w:rPr>
+          <w:delText xml:space="preserve">t</w:delText>
+        </w:r>
+      </w:del>
+      <w:ins w:id="1064" w:author="Viết hoa sau dấu hai chấm (Claude)" w:date="2026-09-29T21:28:41Z">
+        <w:r>
+          <w:rPr>
+            <w:rFonts w:asciiTheme="majorHAnsi" w:hAnsiTheme="majorHAnsi" w:cstheme="majorHAnsi"/>
+            <w:sz w:val="28"/>
+            <w:szCs w:val="28"/>
+            <w:shd w:val="clear" w:color="auto" w:fill="FFFFFF"/>
+          </w:rPr>
+          <w:t xml:space="preserve">T</w:t>
+        </w:r>
+      </w:ins>
+      <w:r>
+        <w:rPr>
+          <w:rFonts w:asciiTheme="majorHAnsi" w:hAnsiTheme="majorHAnsi" w:cstheme="majorHAnsi"/>
+          <w:sz w:val="28"/>
+          <w:szCs w:val="28"/>
+          <w:shd w:val="clear" w:color="auto" w:fill="FFFFFF"/>
+        </w:rPr>
+        <w:t xml:space="preserve">iếp thu 13, tiếp thu một phần 05, không tiếp thu 01 có giải trình </w:t>
       </w:r>
       <w:del w:id="1011" w:author="Sửa theo rà soát 897 chính thức 29/9 (Claude)" w:date="2026-09-29T21:11:46Z">
         <w:r>
@@ -9110,7 +10064,38 @@
           <w:szCs w:val="28"/>
           <w:shd w:val="clear" w:color="auto" w:fill="FFFFFF"/>
         </w:rPr>
-        <w:t>- Minh chứng tạo ra Bộ công cụ: lịch sử cập nhật trên kho mã nguồn, nhật ký thay đổi, biên bản quyết định kỹ thuật, kết quả chạy thử.</w:t>
+        <w:t xml:space="preserve">- Minh chứng tạo ra Bộ công cụ: </w:t>
+      </w:r>
+      <w:del w:id="1067" w:author="Viết hoa sau dấu hai chấm (Claude)" w:date="2026-09-29T21:28:41Z">
+        <w:r>
+          <w:rPr>
+            <w:rFonts w:asciiTheme="majorHAnsi" w:hAnsiTheme="majorHAnsi" w:cstheme="majorHAnsi"/>
+            <w:sz w:val="28"/>
+            <w:szCs w:val="28"/>
+            <w:shd w:val="clear" w:color="auto" w:fill="FFFFFF"/>
+          </w:rPr>
+          <w:delText xml:space="preserve">l</w:delText>
+        </w:r>
+      </w:del>
+      <w:ins w:id="1068" w:author="Viết hoa sau dấu hai chấm (Claude)" w:date="2026-09-29T21:28:41Z">
+        <w:r>
+          <w:rPr>
+            <w:rFonts w:asciiTheme="majorHAnsi" w:hAnsiTheme="majorHAnsi" w:cstheme="majorHAnsi"/>
+            <w:sz w:val="28"/>
+            <w:szCs w:val="28"/>
+            <w:shd w:val="clear" w:color="auto" w:fill="FFFFFF"/>
+          </w:rPr>
+          <w:t xml:space="preserve">L</w:t>
+        </w:r>
+      </w:ins>
+      <w:r>
+        <w:rPr>
+          <w:rFonts w:asciiTheme="majorHAnsi" w:hAnsiTheme="majorHAnsi" w:cstheme="majorHAnsi"/>
+          <w:sz w:val="28"/>
+          <w:szCs w:val="28"/>
+          <w:shd w:val="clear" w:color="auto" w:fill="FFFFFF"/>
+        </w:rPr>
+        <w:t xml:space="preserve">ịch sử cập nhật trên kho mã nguồn, nhật ký thay đổi, biên bản quyết định kỹ thuật, kết quả chạy thử.</w:t>
       </w:r>
     </w:p>
     <w:p>
@@ -9333,7 +10318,38 @@
           <w:szCs w:val="28"/>
           <w:shd w:val="clear" w:color="auto" w:fill="FFFFFF"/>
         </w:rPr>
-        <w:t xml:space="preserve"> tệp plugin bản 1.3.12 (kết nối thư mục đầu vào, đầu ra cho tài khoản thành viên; báo cáo tháng dựng từ bản đã ban hành; plugin tự đủ; dựng văn bản từ mẫu, đo thể thức ánh xạ bộ quy tắc KTC-Ra-Soat-897), mã SHA-256, hồ sơ bằng chứng kiểm thử, kết quả nghiệm thu lại các ca liên quan, phiếu nghiệm thu trên Claude, Cowork bản 1.3.12; kết quả chạy độc lập báo cáo tháng 9; Báo cáo quá trình xây dựng bản 6, Tài liệu hướng dẫn bản 7, Báo cáo tiếp thu, giải trình lần 4 bản 2 (Track Changes và bản sạch).</w:t>
+        <w:t xml:space="preserve"> </w:t>
+      </w:r>
+      <w:del w:id="1069" w:author="Viết hoa sau dấu hai chấm (Claude)" w:date="2026-09-29T21:28:41Z">
+        <w:r>
+          <w:rPr>
+            <w:rFonts w:asciiTheme="majorHAnsi" w:hAnsiTheme="majorHAnsi" w:cstheme="majorHAnsi"/>
+            <w:sz w:val="28"/>
+            <w:szCs w:val="28"/>
+            <w:shd w:val="clear" w:color="auto" w:fill="FFFFFF"/>
+          </w:rPr>
+          <w:delText xml:space="preserve">t</w:delText>
+        </w:r>
+      </w:del>
+      <w:ins w:id="1070" w:author="Viết hoa sau dấu hai chấm (Claude)" w:date="2026-09-29T21:28:41Z">
+        <w:r>
+          <w:rPr>
+            <w:rFonts w:asciiTheme="majorHAnsi" w:hAnsiTheme="majorHAnsi" w:cstheme="majorHAnsi"/>
+            <w:sz w:val="28"/>
+            <w:szCs w:val="28"/>
+            <w:shd w:val="clear" w:color="auto" w:fill="FFFFFF"/>
+          </w:rPr>
+          <w:t xml:space="preserve">T</w:t>
+        </w:r>
+      </w:ins>
+      <w:r>
+        <w:rPr>
+          <w:rFonts w:asciiTheme="majorHAnsi" w:hAnsiTheme="majorHAnsi" w:cstheme="majorHAnsi"/>
+          <w:sz w:val="28"/>
+          <w:szCs w:val="28"/>
+          <w:shd w:val="clear" w:color="auto" w:fill="FFFFFF"/>
+        </w:rPr>
+        <w:t xml:space="preserve">ệp plugin bản 1.3.12 (kết nối thư mục đầu vào, đầu ra cho tài khoản thành viên; báo cáo tháng dựng từ bản đã ban hành; plugin tự đủ; dựng văn bản từ mẫu, đo thể thức ánh xạ bộ quy tắc KTC-Ra-Soat-897), mã SHA-256, hồ sơ bằng chứng kiểm thử, kết quả nghiệm thu lại các ca liên quan, phiếu nghiệm thu trên Claude, Cowork bản 1.3.12; kết quả chạy độc lập báo cáo tháng 9; Báo cáo quá trình xây dựng bản 6, Tài liệu hướng dẫn bản 7, Báo cáo tiếp thu, giải trình lần 4 bản 2 (Track Changes và bản sạch).</w:t>
       </w:r>
     </w:p>
     <w:p>
@@ -9579,7 +10595,35 @@
           <w:sz w:val="28"/>
           <w:szCs w:val="28"/>
         </w:rPr>
-        <w:t xml:space="preserve">Phòng TH-HC&amp;QT đề xuất: sau khi hoàn thiện hồ sơ, Phòng QLKHCN&amp;HTPT thẩm định theo điểm c Mục 8 Thông báo số 1056/TB-CĐKT; Bộ công cụ được triển khai thí điểm ở chế độ người dùng tự cài trên Hệ thống Claude AI Team của Trường, </w:t>
+        <w:t xml:space="preserve">Phòng TH-HC&amp;QT đề xuất: </w:t>
+      </w:r>
+      <w:del w:id="1071" w:author="Viết hoa sau dấu hai chấm (Claude)" w:date="2026-09-29T21:28:41Z">
+        <w:r>
+          <w:rPr>
+            <w:rFonts w:asciiTheme="majorHAnsi" w:hAnsiTheme="majorHAnsi" w:cstheme="majorHAnsi"/>
+            <w:sz w:val="28"/>
+            <w:szCs w:val="28"/>
+          </w:rPr>
+          <w:delText xml:space="preserve">s</w:delText>
+        </w:r>
+      </w:del>
+      <w:ins w:id="1072" w:author="Viết hoa sau dấu hai chấm (Claude)" w:date="2026-09-29T21:28:41Z">
+        <w:r>
+          <w:rPr>
+            <w:rFonts w:asciiTheme="majorHAnsi" w:hAnsiTheme="majorHAnsi" w:cstheme="majorHAnsi"/>
+            <w:sz w:val="28"/>
+            <w:szCs w:val="28"/>
+          </w:rPr>
+          <w:t xml:space="preserve">S</w:t>
+        </w:r>
+      </w:ins>
+      <w:r>
+        <w:rPr>
+          <w:rFonts w:asciiTheme="majorHAnsi" w:hAnsiTheme="majorHAnsi" w:cstheme="majorHAnsi"/>
+          <w:sz w:val="28"/>
+          <w:szCs w:val="28"/>
+        </w:rPr>
+        <w:t xml:space="preserve">au khi hoàn thiện hồ sơ, Phòng QLKHCN&amp;HTPT thẩm định theo điểm c Mục 8 Thông báo số 1056/TB-CĐKT; Bộ công cụ được triển khai thí điểm ở chế độ người dùng tự cài trên Hệ thống Claude AI Team của Trường, </w:t>
       </w:r>
       <w:del w:id="1109" w:author="Tiếp thu thẩm định lần 5, bản 1.3.13 (Claude)" w:date="2026-09-29T21:11:45Z">
         <w:r>
